--- a/Portfolio/images/NamandeepCV.docx
+++ b/Portfolio/images/NamandeepCV.docx
@@ -384,7 +384,7 @@
           <w:sz w:val="21"/>
           <w:szCs w:val="21"/>
         </w:rPr>
-        <w:t>Present</w:t>
+        <w:t>Jan 2026</w:t>
       </w:r>
     </w:p>
     <w:p>
@@ -606,25 +606,7 @@
           <w:sz w:val="21"/>
           <w:szCs w:val="21"/>
         </w:rPr>
-        <w:t>Developed web-based library applications including web interfaces</w:t>
-      </w:r>
-      <w:r>
-        <w:rPr>
-          <w:rFonts w:asciiTheme="majorHAnsi" w:hAnsiTheme="majorHAnsi"/>
-          <w:color w:val="000000" w:themeColor="text1"/>
-          <w:sz w:val="21"/>
-          <w:szCs w:val="21"/>
-        </w:rPr>
-        <w:t xml:space="preserve"> </w:t>
-      </w:r>
-      <w:r>
-        <w:rPr>
-          <w:rFonts w:asciiTheme="majorHAnsi" w:hAnsiTheme="majorHAnsi"/>
-          <w:color w:val="000000" w:themeColor="text1"/>
-          <w:sz w:val="21"/>
-          <w:szCs w:val="21"/>
-        </w:rPr>
-        <w:t>and application enhancements.</w:t>
+        <w:t>Developed web-based library applications including web interfaces, and application enhancements.</w:t>
       </w:r>
     </w:p>
     <w:p>
@@ -678,7 +660,6 @@
           <w:szCs w:val="21"/>
         </w:rPr>
       </w:pPr>
-      <w:proofErr w:type="spellStart"/>
       <w:r>
         <w:rPr>
           <w:rFonts w:asciiTheme="majorHAnsi" w:hAnsiTheme="majorHAnsi"/>
@@ -688,19 +669,7 @@
           <w:sz w:val="21"/>
           <w:szCs w:val="21"/>
         </w:rPr>
-        <w:t>Headstart</w:t>
-      </w:r>
-      <w:proofErr w:type="spellEnd"/>
-      <w:r>
-        <w:rPr>
-          <w:rFonts w:asciiTheme="majorHAnsi" w:hAnsiTheme="majorHAnsi"/>
-          <w:b/>
-          <w:bCs/>
-          <w:color w:val="002060"/>
-          <w:sz w:val="21"/>
-          <w:szCs w:val="21"/>
-        </w:rPr>
-        <w:t xml:space="preserve"> Group</w:t>
+        <w:t>Headstart Group</w:t>
       </w:r>
       <w:r>
         <w:rPr>
@@ -1084,6 +1053,785 @@
     <w:p>
       <w:pPr>
         <w:spacing w:after="71"/>
+        <w:ind w:hanging="14"/>
+        <w:rPr>
+          <w:rFonts w:asciiTheme="majorHAnsi" w:hAnsiTheme="majorHAnsi"/>
+          <w:b/>
+          <w:bCs/>
+          <w:color w:val="002060"/>
+          <w:sz w:val="21"/>
+          <w:szCs w:val="21"/>
+        </w:rPr>
+      </w:pPr>
+    </w:p>
+    <w:p>
+      <w:pPr>
+        <w:spacing w:after="71"/>
+        <w:ind w:hanging="14"/>
+        <w:rPr>
+          <w:rFonts w:asciiTheme="majorHAnsi" w:hAnsiTheme="majorHAnsi"/>
+          <w:b/>
+          <w:bCs/>
+          <w:color w:val="002060"/>
+          <w:sz w:val="21"/>
+          <w:szCs w:val="21"/>
+        </w:rPr>
+      </w:pPr>
+      <w:r>
+        <w:rPr>
+          <w:rFonts w:asciiTheme="majorHAnsi" w:hAnsiTheme="majorHAnsi"/>
+          <w:b/>
+          <w:bCs/>
+          <w:color w:val="002060"/>
+          <w:sz w:val="21"/>
+          <w:szCs w:val="21"/>
+        </w:rPr>
+        <w:t>Canaan Creative Education</w:t>
+      </w:r>
+    </w:p>
+    <w:p>
+      <w:pPr>
+        <w:spacing w:after="71"/>
+        <w:ind w:hanging="14"/>
+        <w:rPr>
+          <w:rFonts w:asciiTheme="majorHAnsi" w:hAnsiTheme="majorHAnsi"/>
+          <w:b/>
+          <w:bCs/>
+          <w:color w:val="002060"/>
+          <w:sz w:val="21"/>
+          <w:szCs w:val="21"/>
+        </w:rPr>
+      </w:pPr>
+      <w:r>
+        <w:rPr>
+          <w:rFonts w:asciiTheme="majorHAnsi" w:hAnsiTheme="majorHAnsi"/>
+          <w:b/>
+          <w:bCs/>
+          <w:color w:val="002060"/>
+          <w:sz w:val="21"/>
+          <w:szCs w:val="21"/>
+        </w:rPr>
+        <w:t xml:space="preserve">November 2021 — </w:t>
+      </w:r>
+      <w:r>
+        <w:rPr>
+          <w:rFonts w:asciiTheme="majorHAnsi" w:hAnsiTheme="majorHAnsi"/>
+          <w:b/>
+          <w:bCs/>
+          <w:color w:val="002060"/>
+          <w:sz w:val="21"/>
+          <w:szCs w:val="21"/>
+        </w:rPr>
+        <w:t>April 2023</w:t>
+      </w:r>
+    </w:p>
+    <w:p>
+      <w:pPr>
+        <w:spacing w:after="71"/>
+        <w:ind w:hanging="14"/>
+        <w:rPr>
+          <w:rFonts w:asciiTheme="majorHAnsi" w:hAnsiTheme="majorHAnsi"/>
+          <w:i/>
+          <w:iCs/>
+          <w:color w:val="002060"/>
+          <w:sz w:val="21"/>
+          <w:szCs w:val="21"/>
+        </w:rPr>
+      </w:pPr>
+      <w:r>
+        <w:rPr>
+          <w:rFonts w:asciiTheme="majorHAnsi" w:hAnsiTheme="majorHAnsi"/>
+          <w:i/>
+          <w:iCs/>
+          <w:color w:val="002060"/>
+          <w:sz w:val="21"/>
+          <w:szCs w:val="21"/>
+        </w:rPr>
+        <w:t>Tutor</w:t>
+      </w:r>
+    </w:p>
+    <w:p>
+      <w:pPr>
+        <w:pStyle w:val="ListParagraph"/>
+        <w:numPr>
+          <w:ilvl w:val="0"/>
+          <w:numId w:val="23"/>
+        </w:numPr>
+        <w:spacing w:after="71" w:line="259" w:lineRule="auto"/>
+        <w:rPr>
+          <w:rFonts w:asciiTheme="majorHAnsi" w:hAnsiTheme="majorHAnsi"/>
+          <w:color w:val="000000" w:themeColor="text1"/>
+          <w:sz w:val="21"/>
+          <w:szCs w:val="21"/>
+        </w:rPr>
+      </w:pPr>
+      <w:r>
+        <w:rPr>
+          <w:rFonts w:asciiTheme="majorHAnsi" w:hAnsiTheme="majorHAnsi"/>
+          <w:color w:val="000000" w:themeColor="text1"/>
+          <w:sz w:val="21"/>
+          <w:szCs w:val="21"/>
+        </w:rPr>
+        <w:t xml:space="preserve">Taught kindergarten and primary </w:t>
+      </w:r>
+      <w:r>
+        <w:rPr>
+          <w:rFonts w:asciiTheme="majorHAnsi" w:hAnsiTheme="majorHAnsi"/>
+          <w:color w:val="000000" w:themeColor="text1"/>
+          <w:sz w:val="21"/>
+          <w:szCs w:val="21"/>
+        </w:rPr>
+        <w:t>children’s</w:t>
+      </w:r>
+      <w:r>
+        <w:rPr>
+          <w:rFonts w:asciiTheme="majorHAnsi" w:hAnsiTheme="majorHAnsi"/>
+          <w:color w:val="000000" w:themeColor="text1"/>
+          <w:sz w:val="21"/>
+          <w:szCs w:val="21"/>
+        </w:rPr>
+        <w:t xml:space="preserve"> English skills such as Phonics and Grammar.</w:t>
+      </w:r>
+    </w:p>
+    <w:p>
+      <w:pPr>
+        <w:pStyle w:val="ListParagraph"/>
+        <w:numPr>
+          <w:ilvl w:val="0"/>
+          <w:numId w:val="23"/>
+        </w:numPr>
+        <w:spacing w:after="71" w:line="259" w:lineRule="auto"/>
+        <w:rPr>
+          <w:rFonts w:asciiTheme="majorHAnsi" w:hAnsiTheme="majorHAnsi"/>
+          <w:color w:val="000000" w:themeColor="text1"/>
+          <w:sz w:val="21"/>
+          <w:szCs w:val="21"/>
+        </w:rPr>
+      </w:pPr>
+      <w:r>
+        <w:rPr>
+          <w:rFonts w:asciiTheme="majorHAnsi" w:hAnsiTheme="majorHAnsi"/>
+          <w:color w:val="000000" w:themeColor="text1"/>
+          <w:sz w:val="21"/>
+          <w:szCs w:val="21"/>
+        </w:rPr>
+        <w:t xml:space="preserve"> </w:t>
+      </w:r>
+      <w:r>
+        <w:rPr>
+          <w:rFonts w:asciiTheme="majorHAnsi" w:hAnsiTheme="majorHAnsi"/>
+          <w:color w:val="000000" w:themeColor="text1"/>
+          <w:sz w:val="21"/>
+          <w:szCs w:val="21"/>
+        </w:rPr>
+        <w:t xml:space="preserve">Assist in assembling lesson plans to administer students and </w:t>
+      </w:r>
+      <w:r>
+        <w:rPr>
+          <w:rFonts w:asciiTheme="majorHAnsi" w:hAnsiTheme="majorHAnsi"/>
+          <w:color w:val="000000" w:themeColor="text1"/>
+          <w:sz w:val="21"/>
+          <w:szCs w:val="21"/>
+        </w:rPr>
+        <w:t>follow the curriculum.</w:t>
+      </w:r>
+    </w:p>
+    <w:p>
+      <w:pPr>
+        <w:spacing w:after="71"/>
+        <w:ind w:hanging="14"/>
+        <w:rPr>
+          <w:rFonts w:asciiTheme="majorHAnsi" w:hAnsiTheme="majorHAnsi"/>
+          <w:b/>
+          <w:bCs/>
+          <w:color w:val="002060"/>
+          <w:sz w:val="21"/>
+          <w:szCs w:val="21"/>
+        </w:rPr>
+      </w:pPr>
+      <w:r>
+        <w:rPr>
+          <w:rFonts w:asciiTheme="majorHAnsi" w:hAnsiTheme="majorHAnsi"/>
+          <w:b/>
+          <w:bCs/>
+          <w:color w:val="002060"/>
+          <w:sz w:val="21"/>
+          <w:szCs w:val="21"/>
+        </w:rPr>
+        <w:lastRenderedPageBreak/>
+        <w:t>FootLocker</w:t>
+      </w:r>
+      <w:r>
+        <w:rPr>
+          <w:rFonts w:asciiTheme="majorHAnsi" w:hAnsiTheme="majorHAnsi"/>
+          <w:b/>
+          <w:bCs/>
+          <w:color w:val="002060"/>
+          <w:sz w:val="21"/>
+          <w:szCs w:val="21"/>
+        </w:rPr>
+        <w:t xml:space="preserve">                                                           </w:t>
+      </w:r>
+      <w:r>
+        <w:rPr>
+          <w:rFonts w:asciiTheme="majorHAnsi" w:hAnsiTheme="majorHAnsi"/>
+          <w:b/>
+          <w:bCs/>
+          <w:color w:val="002060"/>
+          <w:sz w:val="21"/>
+          <w:szCs w:val="21"/>
+        </w:rPr>
+        <w:tab/>
+      </w:r>
+      <w:r>
+        <w:rPr>
+          <w:rFonts w:asciiTheme="majorHAnsi" w:hAnsiTheme="majorHAnsi"/>
+          <w:b/>
+          <w:bCs/>
+          <w:color w:val="002060"/>
+          <w:sz w:val="21"/>
+          <w:szCs w:val="21"/>
+        </w:rPr>
+        <w:tab/>
+      </w:r>
+    </w:p>
+    <w:p>
+      <w:pPr>
+        <w:spacing w:after="71"/>
+        <w:ind w:hanging="14"/>
+        <w:rPr>
+          <w:rFonts w:asciiTheme="majorHAnsi" w:hAnsiTheme="majorHAnsi"/>
+          <w:b/>
+          <w:bCs/>
+          <w:color w:val="002060"/>
+          <w:sz w:val="21"/>
+          <w:szCs w:val="21"/>
+        </w:rPr>
+      </w:pPr>
+      <w:r>
+        <w:rPr>
+          <w:rFonts w:asciiTheme="majorHAnsi" w:hAnsiTheme="majorHAnsi"/>
+          <w:b/>
+          <w:bCs/>
+          <w:color w:val="002060"/>
+          <w:sz w:val="21"/>
+          <w:szCs w:val="21"/>
+        </w:rPr>
+        <w:t>December</w:t>
+      </w:r>
+      <w:r>
+        <w:rPr>
+          <w:rFonts w:asciiTheme="majorHAnsi" w:hAnsiTheme="majorHAnsi"/>
+          <w:b/>
+          <w:bCs/>
+          <w:color w:val="002060"/>
+          <w:sz w:val="21"/>
+          <w:szCs w:val="21"/>
+        </w:rPr>
+        <w:t xml:space="preserve"> 20</w:t>
+      </w:r>
+      <w:r>
+        <w:rPr>
+          <w:rFonts w:asciiTheme="majorHAnsi" w:hAnsiTheme="majorHAnsi"/>
+          <w:b/>
+          <w:bCs/>
+          <w:color w:val="002060"/>
+          <w:sz w:val="21"/>
+          <w:szCs w:val="21"/>
+        </w:rPr>
+        <w:t>20</w:t>
+      </w:r>
+      <w:r>
+        <w:rPr>
+          <w:rFonts w:asciiTheme="majorHAnsi" w:hAnsiTheme="majorHAnsi"/>
+          <w:b/>
+          <w:bCs/>
+          <w:color w:val="002060"/>
+          <w:sz w:val="21"/>
+          <w:szCs w:val="21"/>
+        </w:rPr>
+        <w:t xml:space="preserve"> — </w:t>
+      </w:r>
+      <w:r>
+        <w:rPr>
+          <w:rFonts w:asciiTheme="majorHAnsi" w:hAnsiTheme="majorHAnsi"/>
+          <w:b/>
+          <w:bCs/>
+          <w:color w:val="002060"/>
+          <w:sz w:val="21"/>
+          <w:szCs w:val="21"/>
+        </w:rPr>
+        <w:t>October 2021</w:t>
+      </w:r>
+      <w:r>
+        <w:rPr>
+          <w:rFonts w:asciiTheme="majorHAnsi" w:hAnsiTheme="majorHAnsi"/>
+          <w:b/>
+          <w:bCs/>
+          <w:color w:val="002060"/>
+          <w:sz w:val="21"/>
+          <w:szCs w:val="21"/>
+        </w:rPr>
+        <w:t xml:space="preserve">           </w:t>
+      </w:r>
+    </w:p>
+    <w:p>
+      <w:pPr>
+        <w:spacing w:after="71"/>
+        <w:rPr>
+          <w:rFonts w:asciiTheme="majorHAnsi" w:hAnsiTheme="majorHAnsi"/>
+          <w:i/>
+          <w:iCs/>
+          <w:color w:val="002060"/>
+          <w:sz w:val="21"/>
+          <w:szCs w:val="21"/>
+        </w:rPr>
+      </w:pPr>
+      <w:r>
+        <w:rPr>
+          <w:rFonts w:asciiTheme="majorHAnsi" w:hAnsiTheme="majorHAnsi"/>
+          <w:i/>
+          <w:iCs/>
+          <w:color w:val="002060"/>
+          <w:sz w:val="21"/>
+          <w:szCs w:val="21"/>
+        </w:rPr>
+        <w:t>Sales Assistant</w:t>
+      </w:r>
+    </w:p>
+    <w:p>
+      <w:pPr>
+        <w:pStyle w:val="ListParagraph"/>
+        <w:numPr>
+          <w:ilvl w:val="0"/>
+          <w:numId w:val="23"/>
+        </w:numPr>
+        <w:spacing w:after="71" w:line="259" w:lineRule="auto"/>
+        <w:rPr>
+          <w:rFonts w:asciiTheme="majorHAnsi" w:hAnsiTheme="majorHAnsi"/>
+          <w:color w:val="000000" w:themeColor="text1"/>
+          <w:sz w:val="21"/>
+          <w:szCs w:val="21"/>
+        </w:rPr>
+      </w:pPr>
+      <w:r>
+        <w:rPr>
+          <w:rFonts w:asciiTheme="majorHAnsi" w:hAnsiTheme="majorHAnsi"/>
+          <w:color w:val="000000" w:themeColor="text1"/>
+          <w:sz w:val="21"/>
+          <w:szCs w:val="21"/>
+        </w:rPr>
+        <w:t xml:space="preserve">Collaborated with highly qualified and experienced employees </w:t>
+      </w:r>
+      <w:r>
+        <w:rPr>
+          <w:rFonts w:asciiTheme="majorHAnsi" w:hAnsiTheme="majorHAnsi"/>
+          <w:color w:val="000000" w:themeColor="text1"/>
+          <w:sz w:val="21"/>
+          <w:szCs w:val="21"/>
+        </w:rPr>
+        <w:t>to learn how to sell products.</w:t>
+      </w:r>
+    </w:p>
+    <w:p>
+      <w:pPr>
+        <w:pStyle w:val="ListParagraph"/>
+        <w:numPr>
+          <w:ilvl w:val="0"/>
+          <w:numId w:val="23"/>
+        </w:numPr>
+        <w:spacing w:after="71" w:line="259" w:lineRule="auto"/>
+        <w:rPr>
+          <w:rFonts w:asciiTheme="majorHAnsi" w:hAnsiTheme="majorHAnsi"/>
+          <w:color w:val="000000" w:themeColor="text1"/>
+          <w:sz w:val="21"/>
+          <w:szCs w:val="21"/>
+        </w:rPr>
+      </w:pPr>
+      <w:r>
+        <w:rPr>
+          <w:rFonts w:asciiTheme="majorHAnsi" w:hAnsiTheme="majorHAnsi"/>
+          <w:color w:val="000000" w:themeColor="text1"/>
+          <w:sz w:val="21"/>
+          <w:szCs w:val="21"/>
+        </w:rPr>
+        <w:t xml:space="preserve">Improved </w:t>
+      </w:r>
+      <w:r>
+        <w:rPr>
+          <w:rFonts w:asciiTheme="majorHAnsi" w:hAnsiTheme="majorHAnsi" w:cs="Arial"/>
+          <w:color w:val="202124"/>
+          <w:sz w:val="21"/>
+          <w:szCs w:val="21"/>
+          <w:shd w:val="clear" w:color="auto" w:fill="FFFFFF"/>
+        </w:rPr>
+        <w:t>communication, persuasion, patience, problem-solving and customer service.</w:t>
+      </w:r>
+    </w:p>
+    <w:p>
+      <w:pPr>
+        <w:spacing w:after="71"/>
+        <w:rPr>
+          <w:rFonts w:asciiTheme="majorHAnsi" w:hAnsiTheme="majorHAnsi"/>
+          <w:b/>
+          <w:bCs/>
+          <w:color w:val="002060"/>
+          <w:sz w:val="21"/>
+          <w:szCs w:val="21"/>
+        </w:rPr>
+      </w:pPr>
+    </w:p>
+    <w:p>
+      <w:pPr>
+        <w:spacing w:after="71"/>
+        <w:rPr>
+          <w:rFonts w:asciiTheme="majorHAnsi" w:hAnsiTheme="majorHAnsi"/>
+          <w:b/>
+          <w:bCs/>
+          <w:color w:val="002060"/>
+          <w:sz w:val="21"/>
+          <w:szCs w:val="21"/>
+        </w:rPr>
+      </w:pPr>
+      <w:r>
+        <w:rPr>
+          <w:rFonts w:asciiTheme="majorHAnsi" w:hAnsiTheme="majorHAnsi"/>
+          <w:b/>
+          <w:bCs/>
+          <w:color w:val="002060"/>
+          <w:sz w:val="21"/>
+          <w:szCs w:val="21"/>
+        </w:rPr>
+        <w:t>SuperPark</w:t>
+      </w:r>
+      <w:r>
+        <w:rPr>
+          <w:rFonts w:asciiTheme="majorHAnsi" w:hAnsiTheme="majorHAnsi"/>
+          <w:b/>
+          <w:bCs/>
+          <w:color w:val="002060"/>
+          <w:sz w:val="21"/>
+          <w:szCs w:val="21"/>
+        </w:rPr>
+        <w:t xml:space="preserve">                                                    </w:t>
+      </w:r>
+    </w:p>
+    <w:p>
+      <w:pPr>
+        <w:spacing w:after="71"/>
+        <w:ind w:hanging="14"/>
+        <w:rPr>
+          <w:rFonts w:asciiTheme="majorHAnsi" w:hAnsiTheme="majorHAnsi"/>
+          <w:b/>
+          <w:bCs/>
+          <w:color w:val="002060"/>
+          <w:sz w:val="21"/>
+          <w:szCs w:val="21"/>
+        </w:rPr>
+      </w:pPr>
+      <w:r>
+        <w:rPr>
+          <w:rFonts w:asciiTheme="majorHAnsi" w:hAnsiTheme="majorHAnsi"/>
+          <w:b/>
+          <w:bCs/>
+          <w:color w:val="002060"/>
+          <w:sz w:val="21"/>
+          <w:szCs w:val="21"/>
+        </w:rPr>
+        <w:t>December</w:t>
+      </w:r>
+      <w:r>
+        <w:rPr>
+          <w:rFonts w:asciiTheme="majorHAnsi" w:hAnsiTheme="majorHAnsi"/>
+          <w:b/>
+          <w:bCs/>
+          <w:color w:val="002060"/>
+          <w:sz w:val="21"/>
+          <w:szCs w:val="21"/>
+        </w:rPr>
+        <w:t xml:space="preserve"> 20</w:t>
+      </w:r>
+      <w:r>
+        <w:rPr>
+          <w:rFonts w:asciiTheme="majorHAnsi" w:hAnsiTheme="majorHAnsi"/>
+          <w:b/>
+          <w:bCs/>
+          <w:color w:val="002060"/>
+          <w:sz w:val="21"/>
+          <w:szCs w:val="21"/>
+        </w:rPr>
+        <w:t>19</w:t>
+      </w:r>
+      <w:r>
+        <w:rPr>
+          <w:rFonts w:asciiTheme="majorHAnsi" w:hAnsiTheme="majorHAnsi"/>
+          <w:b/>
+          <w:bCs/>
+          <w:color w:val="002060"/>
+          <w:sz w:val="21"/>
+          <w:szCs w:val="21"/>
+        </w:rPr>
+        <w:t xml:space="preserve"> — </w:t>
+      </w:r>
+      <w:r>
+        <w:rPr>
+          <w:rFonts w:asciiTheme="majorHAnsi" w:hAnsiTheme="majorHAnsi"/>
+          <w:b/>
+          <w:bCs/>
+          <w:color w:val="002060"/>
+          <w:sz w:val="21"/>
+          <w:szCs w:val="21"/>
+        </w:rPr>
+        <w:t>March</w:t>
+      </w:r>
+      <w:r>
+        <w:rPr>
+          <w:rFonts w:asciiTheme="majorHAnsi" w:hAnsiTheme="majorHAnsi"/>
+          <w:b/>
+          <w:bCs/>
+          <w:color w:val="002060"/>
+          <w:sz w:val="21"/>
+          <w:szCs w:val="21"/>
+        </w:rPr>
+        <w:t xml:space="preserve"> 2020 </w:t>
+      </w:r>
+    </w:p>
+    <w:p>
+      <w:pPr>
+        <w:spacing w:after="71"/>
+        <w:ind w:hanging="14"/>
+        <w:rPr>
+          <w:rFonts w:asciiTheme="majorHAnsi" w:hAnsiTheme="majorHAnsi"/>
+          <w:i/>
+          <w:iCs/>
+          <w:color w:val="002060"/>
+          <w:sz w:val="21"/>
+          <w:szCs w:val="21"/>
+        </w:rPr>
+      </w:pPr>
+      <w:r>
+        <w:rPr>
+          <w:rFonts w:asciiTheme="majorHAnsi" w:hAnsiTheme="majorHAnsi"/>
+          <w:i/>
+          <w:iCs/>
+          <w:color w:val="002060"/>
+          <w:sz w:val="21"/>
+          <w:szCs w:val="21"/>
+        </w:rPr>
+        <w:t>Activity Crew</w:t>
+      </w:r>
+    </w:p>
+    <w:p>
+      <w:pPr>
+        <w:pStyle w:val="ListParagraph"/>
+        <w:numPr>
+          <w:ilvl w:val="0"/>
+          <w:numId w:val="21"/>
+        </w:numPr>
+        <w:spacing w:after="160" w:line="288" w:lineRule="auto"/>
+        <w:rPr>
+          <w:rFonts w:asciiTheme="majorHAnsi" w:hAnsiTheme="majorHAnsi"/>
+          <w:color w:val="000000" w:themeColor="text1"/>
+          <w:sz w:val="21"/>
+          <w:szCs w:val="21"/>
+        </w:rPr>
+      </w:pPr>
+      <w:r>
+        <w:rPr>
+          <w:rFonts w:asciiTheme="majorHAnsi" w:hAnsiTheme="majorHAnsi" w:cs="Arial"/>
+          <w:color w:val="000000"/>
+          <w:sz w:val="21"/>
+          <w:szCs w:val="21"/>
+          <w:shd w:val="clear" w:color="auto" w:fill="FFFFFF"/>
+        </w:rPr>
+        <w:t>Assisted in the park’s floor operation with good leadership skills</w:t>
+      </w:r>
+      <w:r>
+        <w:rPr>
+          <w:rFonts w:asciiTheme="majorHAnsi" w:hAnsiTheme="majorHAnsi"/>
+          <w:color w:val="000000" w:themeColor="text1"/>
+          <w:sz w:val="21"/>
+          <w:szCs w:val="21"/>
+        </w:rPr>
+        <w:t>.</w:t>
+      </w:r>
+    </w:p>
+    <w:p>
+      <w:pPr>
+        <w:pStyle w:val="ListParagraph"/>
+        <w:numPr>
+          <w:ilvl w:val="0"/>
+          <w:numId w:val="21"/>
+        </w:numPr>
+        <w:spacing w:after="160" w:line="288" w:lineRule="auto"/>
+        <w:rPr>
+          <w:rFonts w:asciiTheme="majorHAnsi" w:hAnsiTheme="majorHAnsi"/>
+          <w:color w:val="000000" w:themeColor="text1"/>
+          <w:sz w:val="21"/>
+          <w:szCs w:val="21"/>
+        </w:rPr>
+      </w:pPr>
+      <w:r>
+        <w:rPr>
+          <w:rFonts w:asciiTheme="majorHAnsi" w:hAnsiTheme="majorHAnsi"/>
+          <w:color w:val="000000" w:themeColor="text1"/>
+          <w:sz w:val="21"/>
+          <w:szCs w:val="21"/>
+        </w:rPr>
+        <w:t>Created a fun environment for all age groups to have a great time.</w:t>
+      </w:r>
+    </w:p>
+    <w:p>
+      <w:pPr>
+        <w:pStyle w:val="ListParagraph"/>
+        <w:spacing w:after="160" w:line="288" w:lineRule="auto"/>
+        <w:ind w:left="706"/>
+        <w:rPr>
+          <w:rFonts w:asciiTheme="majorHAnsi" w:hAnsiTheme="majorHAnsi"/>
+          <w:color w:val="000000" w:themeColor="text1"/>
+          <w:sz w:val="21"/>
+          <w:szCs w:val="21"/>
+        </w:rPr>
+      </w:pPr>
+    </w:p>
+    <w:p>
+      <w:pPr>
+        <w:spacing w:after="71"/>
+        <w:rPr>
+          <w:rFonts w:asciiTheme="majorHAnsi" w:hAnsiTheme="majorHAnsi"/>
+          <w:b/>
+          <w:bCs/>
+          <w:color w:val="002060"/>
+          <w:sz w:val="21"/>
+          <w:szCs w:val="21"/>
+        </w:rPr>
+      </w:pPr>
+      <w:r>
+        <w:rPr>
+          <w:rFonts w:asciiTheme="majorHAnsi" w:hAnsiTheme="majorHAnsi"/>
+          <w:b/>
+          <w:bCs/>
+          <w:color w:val="002060"/>
+          <w:sz w:val="21"/>
+          <w:szCs w:val="21"/>
+        </w:rPr>
+        <w:t xml:space="preserve">Abercrombie &amp; Fitch                                                    </w:t>
+      </w:r>
+    </w:p>
+    <w:p>
+      <w:pPr>
+        <w:spacing w:after="71"/>
+        <w:ind w:hanging="14"/>
+        <w:rPr>
+          <w:rFonts w:asciiTheme="majorHAnsi" w:hAnsiTheme="majorHAnsi"/>
+          <w:b/>
+          <w:bCs/>
+          <w:color w:val="002060"/>
+          <w:sz w:val="21"/>
+          <w:szCs w:val="21"/>
+        </w:rPr>
+      </w:pPr>
+      <w:r>
+        <w:rPr>
+          <w:rFonts w:asciiTheme="majorHAnsi" w:hAnsiTheme="majorHAnsi"/>
+          <w:b/>
+          <w:bCs/>
+          <w:color w:val="002060"/>
+          <w:sz w:val="21"/>
+          <w:szCs w:val="21"/>
+        </w:rPr>
+        <w:t xml:space="preserve">November 2019 — December 2019 </w:t>
+      </w:r>
+    </w:p>
+    <w:p>
+      <w:pPr>
+        <w:spacing w:after="71"/>
+        <w:ind w:hanging="14"/>
+        <w:rPr>
+          <w:rFonts w:asciiTheme="majorHAnsi" w:hAnsiTheme="majorHAnsi"/>
+          <w:i/>
+          <w:iCs/>
+          <w:color w:val="002060"/>
+          <w:sz w:val="21"/>
+          <w:szCs w:val="21"/>
+        </w:rPr>
+      </w:pPr>
+      <w:r>
+        <w:rPr>
+          <w:rFonts w:asciiTheme="majorHAnsi" w:hAnsiTheme="majorHAnsi"/>
+          <w:i/>
+          <w:iCs/>
+          <w:color w:val="002060"/>
+          <w:sz w:val="21"/>
+          <w:szCs w:val="21"/>
+        </w:rPr>
+        <w:t>Sales Assistant</w:t>
+      </w:r>
+    </w:p>
+    <w:p>
+      <w:pPr>
+        <w:pStyle w:val="ListParagraph"/>
+        <w:numPr>
+          <w:ilvl w:val="0"/>
+          <w:numId w:val="21"/>
+        </w:numPr>
+        <w:spacing w:after="160" w:line="288" w:lineRule="auto"/>
+        <w:rPr>
+          <w:rFonts w:asciiTheme="majorHAnsi" w:eastAsia="Times New Roman" w:hAnsiTheme="majorHAnsi" w:cs="Arial"/>
+          <w:color w:val="000000"/>
+          <w:sz w:val="21"/>
+          <w:szCs w:val="21"/>
+        </w:rPr>
+      </w:pPr>
+      <w:r>
+        <w:rPr>
+          <w:rFonts w:asciiTheme="majorHAnsi" w:eastAsia="Times New Roman" w:hAnsiTheme="majorHAnsi" w:cs="Arial"/>
+          <w:color w:val="000000"/>
+          <w:sz w:val="21"/>
+          <w:szCs w:val="21"/>
+        </w:rPr>
+        <w:t>Understanding and educating consumers on product features.</w:t>
+      </w:r>
+    </w:p>
+    <w:p>
+      <w:pPr>
+        <w:pStyle w:val="ListParagraph"/>
+        <w:numPr>
+          <w:ilvl w:val="0"/>
+          <w:numId w:val="21"/>
+        </w:numPr>
+        <w:spacing w:after="71" w:line="288" w:lineRule="auto"/>
+        <w:rPr>
+          <w:rFonts w:asciiTheme="majorHAnsi" w:hAnsiTheme="majorHAnsi"/>
+          <w:b/>
+          <w:bCs/>
+          <w:color w:val="002060"/>
+          <w:sz w:val="21"/>
+          <w:szCs w:val="21"/>
+        </w:rPr>
+      </w:pPr>
+      <w:r>
+        <w:rPr>
+          <w:rFonts w:asciiTheme="majorHAnsi" w:hAnsiTheme="majorHAnsi"/>
+          <w:color w:val="000000" w:themeColor="text1"/>
+          <w:sz w:val="21"/>
+          <w:szCs w:val="21"/>
+        </w:rPr>
+        <w:t>Handled payments and closed transactions</w:t>
+      </w:r>
+      <w:r>
+        <w:rPr>
+          <w:rFonts w:asciiTheme="majorHAnsi" w:hAnsiTheme="majorHAnsi"/>
+          <w:color w:val="000000" w:themeColor="text1"/>
+          <w:sz w:val="21"/>
+          <w:szCs w:val="21"/>
+        </w:rPr>
+        <w:t>.</w:t>
+      </w:r>
+    </w:p>
+    <w:p>
+      <w:pPr>
+        <w:spacing w:after="71" w:line="288" w:lineRule="auto"/>
         <w:rPr>
           <w:rFonts w:asciiTheme="majorHAnsi" w:hAnsiTheme="majorHAnsi"/>
           <w:b/>
@@ -1235,7 +1983,32 @@
           <w:sz w:val="21"/>
           <w:szCs w:val="21"/>
         </w:rPr>
-        <w:t>Supported daily operation including data entry, research, filing, and other administrative duties</w:t>
+        <w:t xml:space="preserve">Supported daily operation including data entry, research, filing, and other administrative duties. </w:t>
+      </w:r>
+    </w:p>
+    <w:p>
+      <w:pPr>
+        <w:pStyle w:val="ListParagraph"/>
+        <w:numPr>
+          <w:ilvl w:val="0"/>
+          <w:numId w:val="20"/>
+        </w:numPr>
+        <w:spacing w:after="71" w:line="288" w:lineRule="auto"/>
+        <w:rPr>
+          <w:rFonts w:asciiTheme="majorHAnsi" w:hAnsiTheme="majorHAnsi"/>
+          <w:color w:val="000000" w:themeColor="text1"/>
+          <w:sz w:val="21"/>
+          <w:szCs w:val="21"/>
+        </w:rPr>
+      </w:pPr>
+      <w:r>
+        <w:rPr>
+          <w:rFonts w:asciiTheme="majorHAnsi" w:hAnsiTheme="majorHAnsi"/>
+          <w:color w:val="000000" w:themeColor="text1"/>
+          <w:sz w:val="21"/>
+          <w:szCs w:val="21"/>
+        </w:rPr>
+        <w:t>L</w:t>
       </w:r>
       <w:r>
         <w:rPr>
@@ -1244,8 +2017,37 @@
           <w:sz w:val="21"/>
           <w:szCs w:val="21"/>
         </w:rPr>
-        <w:t>, developing a skill of efficiency.</w:t>
+        <w:t xml:space="preserve">earned a lot of new functions and </w:t>
       </w:r>
+      <w:r>
+        <w:rPr>
+          <w:rFonts w:asciiTheme="majorHAnsi" w:hAnsiTheme="majorHAnsi"/>
+          <w:color w:val="000000" w:themeColor="text1"/>
+          <w:sz w:val="21"/>
+          <w:szCs w:val="21"/>
+        </w:rPr>
+        <w:t>techniques to handle data</w:t>
+      </w:r>
+      <w:r>
+        <w:rPr>
+          <w:rFonts w:asciiTheme="majorHAnsi" w:hAnsiTheme="majorHAnsi"/>
+          <w:color w:val="000000" w:themeColor="text1"/>
+          <w:sz w:val="21"/>
+          <w:szCs w:val="21"/>
+        </w:rPr>
+        <w:t xml:space="preserve">, developing a skill of efficiency. </w:t>
+      </w:r>
+    </w:p>
+    <w:p>
+      <w:pPr>
+        <w:spacing w:after="71" w:line="288" w:lineRule="auto"/>
+        <w:rPr>
+          <w:rFonts w:asciiTheme="majorHAnsi" w:hAnsiTheme="majorHAnsi"/>
+          <w:color w:val="000000" w:themeColor="text1"/>
+          <w:sz w:val="21"/>
+          <w:szCs w:val="21"/>
+        </w:rPr>
+      </w:pPr>
     </w:p>
     <w:p>
       <w:pPr>
@@ -1269,7 +2071,6 @@
           <w:sz w:val="21"/>
           <w:szCs w:val="21"/>
         </w:rPr>
-        <w:lastRenderedPageBreak/>
         <w:t xml:space="preserve">On The List (OTL)                                                  </w:t>
       </w:r>
     </w:p>
@@ -1419,6 +2220,98 @@
     </w:p>
     <w:p>
       <w:pPr>
+        <w:pStyle w:val="ListParagraph"/>
+        <w:spacing w:after="160" w:line="288" w:lineRule="auto"/>
+        <w:ind w:left="706"/>
+        <w:rPr>
+          <w:rFonts w:asciiTheme="majorHAnsi" w:hAnsiTheme="majorHAnsi"/>
+          <w:color w:val="000000" w:themeColor="text1"/>
+          <w:sz w:val="21"/>
+          <w:szCs w:val="21"/>
+        </w:rPr>
+      </w:pPr>
+    </w:p>
+    <w:p>
+      <w:pPr>
+        <w:spacing w:after="71"/>
+        <w:ind w:hanging="14"/>
+        <w:rPr>
+          <w:rFonts w:asciiTheme="majorHAnsi" w:hAnsiTheme="majorHAnsi"/>
+          <w:b/>
+          <w:bCs/>
+          <w:color w:val="002060"/>
+          <w:sz w:val="21"/>
+          <w:szCs w:val="21"/>
+        </w:rPr>
+      </w:pPr>
+      <w:r>
+        <w:rPr>
+          <w:rFonts w:asciiTheme="majorHAnsi" w:hAnsiTheme="majorHAnsi"/>
+          <w:b/>
+          <w:bCs/>
+          <w:color w:val="002060"/>
+          <w:sz w:val="21"/>
+          <w:szCs w:val="21"/>
+        </w:rPr>
+        <w:t xml:space="preserve">Kumon                                                  </w:t>
+      </w:r>
+    </w:p>
+    <w:p>
+      <w:pPr>
+        <w:spacing w:after="71"/>
+        <w:ind w:hanging="14"/>
+        <w:rPr>
+          <w:rFonts w:asciiTheme="majorHAnsi" w:hAnsiTheme="majorHAnsi"/>
+          <w:b/>
+          <w:bCs/>
+          <w:color w:val="002060"/>
+          <w:sz w:val="21"/>
+          <w:szCs w:val="21"/>
+        </w:rPr>
+      </w:pPr>
+      <w:r>
+        <w:rPr>
+          <w:rFonts w:asciiTheme="majorHAnsi" w:hAnsiTheme="majorHAnsi"/>
+          <w:b/>
+          <w:bCs/>
+          <w:color w:val="002060"/>
+          <w:sz w:val="21"/>
+          <w:szCs w:val="21"/>
+        </w:rPr>
+        <w:t xml:space="preserve">June 2018 — July 2018 </w:t>
+      </w:r>
+    </w:p>
+    <w:p>
+      <w:pPr>
+        <w:spacing w:after="71"/>
+        <w:rPr>
+          <w:rFonts w:asciiTheme="majorHAnsi" w:hAnsiTheme="majorHAnsi"/>
+          <w:i/>
+          <w:iCs/>
+          <w:color w:val="002060"/>
+          <w:sz w:val="21"/>
+          <w:szCs w:val="21"/>
+        </w:rPr>
+      </w:pPr>
+      <w:r>
+        <w:rPr>
+          <w:rFonts w:asciiTheme="majorHAnsi" w:hAnsiTheme="majorHAnsi"/>
+          <w:i/>
+          <w:iCs/>
+          <w:color w:val="002060"/>
+          <w:sz w:val="21"/>
+          <w:szCs w:val="21"/>
+        </w:rPr>
+        <w:t>Tutor</w:t>
+      </w:r>
+    </w:p>
+    <w:p>
+      <w:pPr>
+        <w:pStyle w:val="ListParagraph"/>
+        <w:numPr>
+          <w:ilvl w:val="0"/>
+          <w:numId w:val="22"/>
+        </w:numPr>
         <w:spacing w:after="160" w:line="288" w:lineRule="auto"/>
         <w:rPr>
           <w:rFonts w:asciiTheme="majorHAnsi" w:hAnsiTheme="majorHAnsi"/>
@@ -1430,83 +2323,47 @@
       <w:r>
         <w:rPr>
           <w:rFonts w:asciiTheme="majorHAnsi" w:hAnsiTheme="majorHAnsi"/>
-          <w:noProof/>
           <w:color w:val="000000" w:themeColor="text1"/>
           <w:sz w:val="21"/>
           <w:szCs w:val="21"/>
         </w:rPr>
-        <mc:AlternateContent>
-          <mc:Choice Requires="wps">
-            <w:drawing>
-              <wp:anchor distT="0" distB="0" distL="114300" distR="114300" simplePos="0" relativeHeight="251659264" behindDoc="0" locked="0" layoutInCell="1" allowOverlap="1" wp14:anchorId="02DCC0AB" wp14:editId="5A3014E7">
-                <wp:simplePos x="0" y="0"/>
-                <wp:positionH relativeFrom="column">
-                  <wp:posOffset>-518160</wp:posOffset>
-                </wp:positionH>
-                <wp:positionV relativeFrom="paragraph">
-                  <wp:posOffset>169545</wp:posOffset>
-                </wp:positionV>
-                <wp:extent cx="7018020" cy="7620"/>
-                <wp:effectExtent l="0" t="0" r="30480" b="30480"/>
-                <wp:wrapNone/>
-                <wp:docPr id="180550112" name="Straight Connector 2"/>
-                <wp:cNvGraphicFramePr/>
-                <a:graphic xmlns:a="http://schemas.openxmlformats.org/drawingml/2006/main">
-                  <a:graphicData uri="http://schemas.microsoft.com/office/word/2010/wordprocessingShape">
-                    <wps:wsp>
-                      <wps:cNvCnPr/>
-                      <wps:spPr>
-                        <a:xfrm>
-                          <a:off x="0" y="0"/>
-                          <a:ext cx="7018020" cy="7620"/>
-                        </a:xfrm>
-                        <a:prstGeom prst="line">
-                          <a:avLst/>
-                        </a:prstGeom>
-                        <a:ln>
-                          <a:solidFill>
-                            <a:schemeClr val="tx1"/>
-                          </a:solidFill>
-                        </a:ln>
-                        <a:effectLst>
-                          <a:innerShdw blurRad="114300">
-                            <a:prstClr val="black"/>
-                          </a:innerShdw>
-                        </a:effectLst>
-                      </wps:spPr>
-                      <wps:style>
-                        <a:lnRef idx="3">
-                          <a:schemeClr val="dk1"/>
-                        </a:lnRef>
-                        <a:fillRef idx="0">
-                          <a:schemeClr val="dk1"/>
-                        </a:fillRef>
-                        <a:effectRef idx="2">
-                          <a:schemeClr val="dk1"/>
-                        </a:effectRef>
-                        <a:fontRef idx="minor">
-                          <a:schemeClr val="tx1"/>
-                        </a:fontRef>
-                      </wps:style>
-                      <wps:bodyPr/>
-                    </wps:wsp>
-                  </a:graphicData>
-                </a:graphic>
-              </wp:anchor>
-            </w:drawing>
-          </mc:Choice>
-          <mc:Fallback>
-            <w:pict>
-              <v:line w14:anchorId="57CBF2F8" id="Straight Connector 2" o:spid="_x0000_s1026" style="position:absolute;z-index:251659264;visibility:visible;mso-wrap-style:square;mso-wrap-distance-left:9pt;mso-wrap-distance-top:0;mso-wrap-distance-right:9pt;mso-wrap-distance-bottom:0;mso-position-horizontal:absolute;mso-position-horizontal-relative:text;mso-position-vertical:absolute;mso-position-vertical-relative:text" from="-40.8pt,13.35pt" to="511.8pt,13.95pt" o:gfxdata="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" strokecolor="black [3213]" strokeweight="1.5pt">
-                <v:stroke joinstyle="miter"/>
-              </v:line>
-            </w:pict>
-          </mc:Fallback>
-        </mc:AlternateContent>
+        <w:t xml:space="preserve">Learned how to </w:t>
+      </w:r>
+      <w:r>
+        <w:rPr>
+          <w:rFonts w:asciiTheme="majorHAnsi" w:hAnsiTheme="majorHAnsi"/>
+          <w:color w:val="000000" w:themeColor="text1"/>
+          <w:sz w:val="21"/>
+          <w:szCs w:val="21"/>
+        </w:rPr>
+        <w:t>maintain</w:t>
+      </w:r>
+      <w:r>
+        <w:rPr>
+          <w:rFonts w:asciiTheme="majorHAnsi" w:hAnsiTheme="majorHAnsi"/>
+          <w:color w:val="000000" w:themeColor="text1"/>
+          <w:sz w:val="21"/>
+          <w:szCs w:val="21"/>
+        </w:rPr>
+        <w:t xml:space="preserve"> patience as I was teaching kids as young as 6 years old</w:t>
+      </w:r>
+      <w:r>
+        <w:rPr>
+          <w:rFonts w:asciiTheme="majorHAnsi" w:hAnsiTheme="majorHAnsi"/>
+          <w:color w:val="000000" w:themeColor="text1"/>
+          <w:sz w:val="21"/>
+          <w:szCs w:val="21"/>
+        </w:rPr>
+        <w:t>.</w:t>
       </w:r>
     </w:p>
     <w:p>
       <w:pPr>
+        <w:pStyle w:val="ListParagraph"/>
+        <w:numPr>
+          <w:ilvl w:val="0"/>
+          <w:numId w:val="22"/>
+        </w:numPr>
         <w:spacing w:after="160" w:line="288" w:lineRule="auto"/>
         <w:rPr>
           <w:rFonts w:asciiTheme="majorHAnsi" w:hAnsiTheme="majorHAnsi"/>
@@ -1515,6 +2372,25 @@
           <w:szCs w:val="21"/>
         </w:rPr>
       </w:pPr>
+      <w:r>
+        <w:rPr>
+          <w:rFonts w:asciiTheme="majorHAnsi" w:hAnsiTheme="majorHAnsi"/>
+          <w:color w:val="000000" w:themeColor="text1"/>
+          <w:sz w:val="21"/>
+          <w:szCs w:val="21"/>
+        </w:rPr>
+        <w:t>Had a responsibility to handle a group of students at the same time which allowed me to gain great leadership skills.</w:t>
+      </w:r>
+    </w:p>
+    <w:p>
+      <w:pPr>
+        <w:rPr>
+          <w:rFonts w:asciiTheme="majorHAnsi" w:hAnsiTheme="majorHAnsi"/>
+          <w:b/>
+          <w:bCs/>
+          <w:color w:val="002060"/>
+        </w:rPr>
+      </w:pPr>
     </w:p>
     <w:p>
       <w:pPr>
@@ -1532,6 +2408,26 @@
           <w:bCs/>
           <w:color w:val="002060"/>
         </w:rPr>
+        <w:br w:type="page"/>
+      </w:r>
+    </w:p>
+    <w:p>
+      <w:pPr>
+        <w:rPr>
+          <w:rFonts w:asciiTheme="majorHAnsi" w:hAnsiTheme="majorHAnsi"/>
+          <w:b/>
+          <w:bCs/>
+          <w:color w:val="002060"/>
+        </w:rPr>
+      </w:pPr>
+      <w:r>
+        <w:rPr>
+          <w:rFonts w:asciiTheme="majorHAnsi" w:hAnsiTheme="majorHAnsi"/>
+          <w:b/>
+          <w:bCs/>
+          <w:color w:val="002060"/>
+        </w:rPr>
+        <w:lastRenderedPageBreak/>
         <w:t>E</w:t>
       </w:r>
       <w:r>
@@ -1570,7 +2466,7 @@
         <w:tblDescription w:val="Education layout table"/>
       </w:tblPr>
       <w:tblGrid>
-        <w:gridCol w:w="8983"/>
+        <w:gridCol w:w="8952"/>
       </w:tblGrid>
       <w:tr>
         <w:trPr>
@@ -1590,25 +2486,25 @@
               <w:rPr>
                 <w:rFonts w:asciiTheme="majorHAnsi" w:hAnsiTheme="majorHAnsi"/>
                 <w:color w:val="002060"/>
-                <w:sz w:val="20"/>
-                <w:szCs w:val="20"/>
+                <w:sz w:val="22"/>
+                <w:szCs w:val="22"/>
               </w:rPr>
             </w:pPr>
             <w:r>
               <w:rPr>
                 <w:rFonts w:asciiTheme="majorHAnsi" w:hAnsiTheme="majorHAnsi"/>
                 <w:color w:val="002060"/>
-                <w:sz w:val="20"/>
-                <w:szCs w:val="20"/>
+                <w:sz w:val="22"/>
+                <w:szCs w:val="22"/>
               </w:rPr>
-              <w:t>BACHELORS of</w:t>
+              <w:t>BACHELORS</w:t>
             </w:r>
             <w:r>
               <w:rPr>
                 <w:rFonts w:asciiTheme="majorHAnsi" w:hAnsiTheme="majorHAnsi"/>
                 <w:color w:val="002060"/>
-                <w:sz w:val="20"/>
-                <w:szCs w:val="20"/>
+                <w:sz w:val="22"/>
+                <w:szCs w:val="22"/>
               </w:rPr>
               <w:t xml:space="preserve"> </w:t>
             </w:r>
@@ -1616,8 +2512,26 @@
               <w:rPr>
                 <w:rFonts w:asciiTheme="majorHAnsi" w:hAnsiTheme="majorHAnsi"/>
                 <w:color w:val="002060"/>
-                <w:sz w:val="20"/>
-                <w:szCs w:val="20"/>
+                <w:sz w:val="22"/>
+                <w:szCs w:val="22"/>
+              </w:rPr>
+              <w:t>of</w:t>
+            </w:r>
+            <w:r>
+              <w:rPr>
+                <w:rFonts w:asciiTheme="majorHAnsi" w:hAnsiTheme="majorHAnsi"/>
+                <w:color w:val="002060"/>
+                <w:sz w:val="22"/>
+                <w:szCs w:val="22"/>
+              </w:rPr>
+              <w:t xml:space="preserve"> </w:t>
+            </w:r>
+            <w:r>
+              <w:rPr>
+                <w:rFonts w:asciiTheme="majorHAnsi" w:hAnsiTheme="majorHAnsi"/>
+                <w:color w:val="002060"/>
+                <w:sz w:val="22"/>
+                <w:szCs w:val="22"/>
               </w:rPr>
               <w:t>computer science</w:t>
             </w:r>
@@ -1625,8 +2539,8 @@
               <w:rPr>
                 <w:rFonts w:asciiTheme="majorHAnsi" w:hAnsiTheme="majorHAnsi"/>
                 <w:color w:val="002060"/>
-                <w:sz w:val="20"/>
-                <w:szCs w:val="20"/>
+                <w:sz w:val="22"/>
+                <w:szCs w:val="22"/>
               </w:rPr>
               <w:tab/>
             </w:r>
@@ -1641,16 +2555,16 @@
               <w:rPr>
                 <w:rFonts w:asciiTheme="majorHAnsi" w:hAnsiTheme="majorHAnsi"/>
                 <w:color w:val="002060"/>
-                <w:sz w:val="20"/>
-                <w:szCs w:val="20"/>
+                <w:sz w:val="22"/>
+                <w:szCs w:val="22"/>
               </w:rPr>
             </w:pPr>
             <w:r>
               <w:rPr>
                 <w:rFonts w:asciiTheme="majorHAnsi" w:hAnsiTheme="majorHAnsi"/>
                 <w:color w:val="002060"/>
-                <w:sz w:val="20"/>
-                <w:szCs w:val="20"/>
+                <w:sz w:val="22"/>
+                <w:szCs w:val="22"/>
               </w:rPr>
               <w:t>September 202</w:t>
             </w:r>
@@ -1658,8 +2572,8 @@
               <w:rPr>
                 <w:rFonts w:asciiTheme="majorHAnsi" w:hAnsiTheme="majorHAnsi"/>
                 <w:color w:val="002060"/>
-                <w:sz w:val="20"/>
-                <w:szCs w:val="20"/>
+                <w:sz w:val="22"/>
+                <w:szCs w:val="22"/>
               </w:rPr>
               <w:t>4</w:t>
             </w:r>
@@ -1667,8 +2581,8 @@
               <w:rPr>
                 <w:rFonts w:asciiTheme="majorHAnsi" w:hAnsiTheme="majorHAnsi"/>
                 <w:color w:val="002060"/>
-                <w:sz w:val="20"/>
-                <w:szCs w:val="20"/>
+                <w:sz w:val="22"/>
+                <w:szCs w:val="22"/>
               </w:rPr>
               <w:t xml:space="preserve"> — </w:t>
             </w:r>
@@ -1676,8 +2590,8 @@
               <w:rPr>
                 <w:rFonts w:asciiTheme="majorHAnsi" w:hAnsiTheme="majorHAnsi"/>
                 <w:color w:val="002060"/>
-                <w:sz w:val="20"/>
-                <w:szCs w:val="20"/>
+                <w:sz w:val="22"/>
+                <w:szCs w:val="22"/>
               </w:rPr>
               <w:t>July 2025</w:t>
             </w:r>
@@ -1689,16 +2603,12 @@
               <w:rPr>
                 <w:rFonts w:asciiTheme="majorHAnsi" w:hAnsiTheme="majorHAnsi"/>
                 <w:color w:val="002060"/>
-                <w:sz w:val="20"/>
-                <w:szCs w:val="20"/>
               </w:rPr>
             </w:pPr>
             <w:r>
               <w:rPr>
                 <w:rFonts w:asciiTheme="majorHAnsi" w:hAnsiTheme="majorHAnsi"/>
                 <w:color w:val="002060"/>
-                <w:sz w:val="20"/>
-                <w:szCs w:val="20"/>
               </w:rPr>
               <w:t>University of Wollongong Australia</w:t>
             </w:r>
@@ -1716,8 +2626,6 @@
                 <w:i/>
                 <w:iCs/>
                 <w:color w:val="000000" w:themeColor="text1"/>
-                <w:sz w:val="20"/>
-                <w:szCs w:val="20"/>
               </w:rPr>
             </w:pPr>
             <w:r>
@@ -1726,8 +2634,6 @@
                 <w:i/>
                 <w:iCs/>
                 <w:color w:val="000000" w:themeColor="text1"/>
-                <w:sz w:val="20"/>
-                <w:szCs w:val="20"/>
               </w:rPr>
               <w:t>Gain</w:t>
             </w:r>
@@ -1737,8 +2643,6 @@
                 <w:i/>
                 <w:iCs/>
                 <w:color w:val="000000" w:themeColor="text1"/>
-                <w:sz w:val="20"/>
-                <w:szCs w:val="20"/>
               </w:rPr>
               <w:t>ing</w:t>
             </w:r>
@@ -1748,10 +2652,17 @@
                 <w:i/>
                 <w:iCs/>
                 <w:color w:val="000000" w:themeColor="text1"/>
-                <w:sz w:val="20"/>
-                <w:szCs w:val="20"/>
               </w:rPr>
-              <w:t xml:space="preserve"> vital knowledge and skills in key areas of computer science</w:t>
+              <w:t xml:space="preserve"> </w:t>
+            </w:r>
+            <w:r>
+              <w:rPr>
+                <w:rFonts w:asciiTheme="majorHAnsi" w:hAnsiTheme="majorHAnsi"/>
+                <w:i/>
+                <w:iCs/>
+                <w:color w:val="000000" w:themeColor="text1"/>
+              </w:rPr>
+              <w:t>vital knowledge and skills in key areas of computer science</w:t>
             </w:r>
           </w:p>
           <w:p>
@@ -1764,8 +2675,8 @@
               <w:rPr>
                 <w:rFonts w:asciiTheme="majorHAnsi" w:hAnsiTheme="majorHAnsi"/>
                 <w:color w:val="002060"/>
-                <w:sz w:val="20"/>
-                <w:szCs w:val="20"/>
+                <w:sz w:val="22"/>
+                <w:szCs w:val="22"/>
               </w:rPr>
             </w:pPr>
           </w:p>
@@ -1779,25 +2690,34 @@
               <w:rPr>
                 <w:rFonts w:asciiTheme="majorHAnsi" w:hAnsiTheme="majorHAnsi"/>
                 <w:color w:val="002060"/>
-                <w:sz w:val="20"/>
-                <w:szCs w:val="20"/>
+                <w:sz w:val="22"/>
+                <w:szCs w:val="22"/>
               </w:rPr>
             </w:pPr>
             <w:r>
               <w:rPr>
                 <w:rFonts w:asciiTheme="majorHAnsi" w:hAnsiTheme="majorHAnsi"/>
                 <w:color w:val="002060"/>
-                <w:sz w:val="20"/>
-                <w:szCs w:val="20"/>
+                <w:sz w:val="22"/>
+                <w:szCs w:val="22"/>
               </w:rPr>
-              <w:t xml:space="preserve">BACHELORS </w:t>
+              <w:t>BACHELORS</w:t>
             </w:r>
             <w:r>
               <w:rPr>
                 <w:rFonts w:asciiTheme="majorHAnsi" w:hAnsiTheme="majorHAnsi"/>
                 <w:color w:val="002060"/>
-                <w:sz w:val="20"/>
-                <w:szCs w:val="20"/>
+                <w:sz w:val="22"/>
+                <w:szCs w:val="22"/>
+              </w:rPr>
+              <w:t xml:space="preserve"> </w:t>
+            </w:r>
+            <w:r>
+              <w:rPr>
+                <w:rFonts w:asciiTheme="majorHAnsi" w:hAnsiTheme="majorHAnsi"/>
+                <w:color w:val="002060"/>
+                <w:sz w:val="22"/>
+                <w:szCs w:val="22"/>
               </w:rPr>
               <w:t>of engineering in computer sc</w:t>
             </w:r>
@@ -1805,8 +2725,8 @@
               <w:rPr>
                 <w:rFonts w:asciiTheme="majorHAnsi" w:hAnsiTheme="majorHAnsi"/>
                 <w:color w:val="002060"/>
-                <w:sz w:val="20"/>
-                <w:szCs w:val="20"/>
+                <w:sz w:val="22"/>
+                <w:szCs w:val="22"/>
               </w:rPr>
               <w:t>ience</w:t>
             </w:r>
@@ -1814,8 +2734,8 @@
               <w:rPr>
                 <w:rFonts w:asciiTheme="majorHAnsi" w:hAnsiTheme="majorHAnsi"/>
                 <w:color w:val="002060"/>
-                <w:sz w:val="20"/>
-                <w:szCs w:val="20"/>
+                <w:sz w:val="22"/>
+                <w:szCs w:val="22"/>
               </w:rPr>
               <w:tab/>
             </w:r>
@@ -1830,25 +2750,43 @@
               <w:rPr>
                 <w:rFonts w:asciiTheme="majorHAnsi" w:hAnsiTheme="majorHAnsi"/>
                 <w:color w:val="002060"/>
-                <w:sz w:val="20"/>
-                <w:szCs w:val="20"/>
+                <w:sz w:val="22"/>
+                <w:szCs w:val="22"/>
               </w:rPr>
             </w:pPr>
             <w:r>
               <w:rPr>
                 <w:rFonts w:asciiTheme="majorHAnsi" w:hAnsiTheme="majorHAnsi"/>
                 <w:color w:val="002060"/>
-                <w:sz w:val="20"/>
-                <w:szCs w:val="20"/>
+                <w:sz w:val="22"/>
+                <w:szCs w:val="22"/>
               </w:rPr>
-              <w:t xml:space="preserve">September 2022 — </w:t>
+              <w:t>September 202</w:t>
             </w:r>
             <w:r>
               <w:rPr>
                 <w:rFonts w:asciiTheme="majorHAnsi" w:hAnsiTheme="majorHAnsi"/>
                 <w:color w:val="002060"/>
-                <w:sz w:val="20"/>
-                <w:szCs w:val="20"/>
+                <w:sz w:val="22"/>
+                <w:szCs w:val="22"/>
+              </w:rPr>
+              <w:t>2</w:t>
+            </w:r>
+            <w:r>
+              <w:rPr>
+                <w:rFonts w:asciiTheme="majorHAnsi" w:hAnsiTheme="majorHAnsi"/>
+                <w:color w:val="002060"/>
+                <w:sz w:val="22"/>
+                <w:szCs w:val="22"/>
+              </w:rPr>
+              <w:t xml:space="preserve"> — </w:t>
+            </w:r>
+            <w:r>
+              <w:rPr>
+                <w:rFonts w:asciiTheme="majorHAnsi" w:hAnsiTheme="majorHAnsi"/>
+                <w:color w:val="002060"/>
+                <w:sz w:val="22"/>
+                <w:szCs w:val="22"/>
               </w:rPr>
               <w:t>June 2024</w:t>
             </w:r>
@@ -1856,8 +2794,8 @@
               <w:rPr>
                 <w:rFonts w:asciiTheme="majorHAnsi" w:hAnsiTheme="majorHAnsi"/>
                 <w:color w:val="002060"/>
-                <w:sz w:val="20"/>
-                <w:szCs w:val="20"/>
+                <w:sz w:val="22"/>
+                <w:szCs w:val="22"/>
               </w:rPr>
               <w:t xml:space="preserve"> (2 years completed)</w:t>
             </w:r>
@@ -1869,16 +2807,12 @@
               <w:rPr>
                 <w:rFonts w:asciiTheme="majorHAnsi" w:hAnsiTheme="majorHAnsi"/>
                 <w:color w:val="002060"/>
-                <w:sz w:val="20"/>
-                <w:szCs w:val="20"/>
               </w:rPr>
             </w:pPr>
             <w:r>
               <w:rPr>
                 <w:rFonts w:asciiTheme="majorHAnsi" w:hAnsiTheme="majorHAnsi"/>
                 <w:color w:val="002060"/>
-                <w:sz w:val="20"/>
-                <w:szCs w:val="20"/>
               </w:rPr>
               <w:t xml:space="preserve">Hong Kong University of Science and Technology </w:t>
             </w:r>
@@ -1896,8 +2830,6 @@
                 <w:i/>
                 <w:iCs/>
                 <w:color w:val="000000" w:themeColor="text1"/>
-                <w:sz w:val="20"/>
-                <w:szCs w:val="20"/>
               </w:rPr>
             </w:pPr>
             <w:r>
@@ -1906,8 +2838,6 @@
                 <w:i/>
                 <w:iCs/>
                 <w:color w:val="000000" w:themeColor="text1"/>
-                <w:sz w:val="20"/>
-                <w:szCs w:val="20"/>
               </w:rPr>
               <w:t>Gain</w:t>
             </w:r>
@@ -1917,8 +2847,6 @@
                 <w:i/>
                 <w:iCs/>
                 <w:color w:val="000000" w:themeColor="text1"/>
-                <w:sz w:val="20"/>
-                <w:szCs w:val="20"/>
               </w:rPr>
               <w:t>ed</w:t>
             </w:r>
@@ -1928,8 +2856,6 @@
                 <w:i/>
                 <w:iCs/>
                 <w:color w:val="000000" w:themeColor="text1"/>
-                <w:sz w:val="20"/>
-                <w:szCs w:val="20"/>
               </w:rPr>
               <w:t xml:space="preserve"> great knowledge under the supervision of excellent Professors</w:t>
             </w:r>
@@ -1944,8 +2870,8 @@
               <w:rPr>
                 <w:rFonts w:asciiTheme="majorHAnsi" w:hAnsiTheme="majorHAnsi"/>
                 <w:color w:val="002060"/>
-                <w:sz w:val="20"/>
-                <w:szCs w:val="20"/>
+                <w:sz w:val="22"/>
+                <w:szCs w:val="22"/>
               </w:rPr>
             </w:pPr>
           </w:p>
@@ -1959,16 +2885,16 @@
               <w:rPr>
                 <w:rFonts w:asciiTheme="majorHAnsi" w:hAnsiTheme="majorHAnsi"/>
                 <w:color w:val="002060"/>
-                <w:sz w:val="20"/>
-                <w:szCs w:val="20"/>
+                <w:sz w:val="22"/>
+                <w:szCs w:val="22"/>
               </w:rPr>
             </w:pPr>
             <w:r>
               <w:rPr>
                 <w:rFonts w:asciiTheme="majorHAnsi" w:hAnsiTheme="majorHAnsi"/>
                 <w:color w:val="002060"/>
-                <w:sz w:val="20"/>
-                <w:szCs w:val="20"/>
+                <w:sz w:val="22"/>
+                <w:szCs w:val="22"/>
               </w:rPr>
               <w:t xml:space="preserve">Associate in Information and System Development </w:t>
             </w:r>
@@ -1976,8 +2902,8 @@
               <w:rPr>
                 <w:rFonts w:asciiTheme="majorHAnsi" w:hAnsiTheme="majorHAnsi"/>
                 <w:color w:val="002060"/>
-                <w:sz w:val="20"/>
-                <w:szCs w:val="20"/>
+                <w:sz w:val="22"/>
+                <w:szCs w:val="22"/>
               </w:rPr>
               <w:tab/>
             </w:r>
@@ -1992,16 +2918,16 @@
               <w:rPr>
                 <w:rFonts w:asciiTheme="majorHAnsi" w:hAnsiTheme="majorHAnsi"/>
                 <w:color w:val="002060"/>
-                <w:sz w:val="20"/>
-                <w:szCs w:val="20"/>
+                <w:sz w:val="22"/>
+                <w:szCs w:val="22"/>
               </w:rPr>
             </w:pPr>
             <w:r>
               <w:rPr>
                 <w:rFonts w:asciiTheme="majorHAnsi" w:hAnsiTheme="majorHAnsi"/>
                 <w:color w:val="002060"/>
-                <w:sz w:val="20"/>
-                <w:szCs w:val="20"/>
+                <w:sz w:val="22"/>
+                <w:szCs w:val="22"/>
               </w:rPr>
               <w:t xml:space="preserve">September 2020 — </w:t>
             </w:r>
@@ -2009,8 +2935,8 @@
               <w:rPr>
                 <w:rFonts w:asciiTheme="majorHAnsi" w:hAnsiTheme="majorHAnsi"/>
                 <w:color w:val="002060"/>
-                <w:sz w:val="20"/>
-                <w:szCs w:val="20"/>
+                <w:sz w:val="22"/>
+                <w:szCs w:val="22"/>
               </w:rPr>
               <w:t>July 2022</w:t>
             </w:r>
@@ -2022,16 +2948,12 @@
               <w:rPr>
                 <w:rFonts w:asciiTheme="majorHAnsi" w:hAnsiTheme="majorHAnsi"/>
                 <w:color w:val="002060"/>
-                <w:sz w:val="20"/>
-                <w:szCs w:val="20"/>
               </w:rPr>
             </w:pPr>
             <w:r>
               <w:rPr>
                 <w:rFonts w:asciiTheme="majorHAnsi" w:hAnsiTheme="majorHAnsi"/>
                 <w:color w:val="002060"/>
-                <w:sz w:val="20"/>
-                <w:szCs w:val="20"/>
               </w:rPr>
               <w:t>City University</w:t>
             </w:r>
@@ -2039,8 +2961,6 @@
               <w:rPr>
                 <w:rFonts w:asciiTheme="majorHAnsi" w:hAnsiTheme="majorHAnsi"/>
                 <w:color w:val="002060"/>
-                <w:sz w:val="20"/>
-                <w:szCs w:val="20"/>
               </w:rPr>
               <w:t xml:space="preserve"> Community College</w:t>
             </w:r>
@@ -2058,8 +2978,6 @@
                 <w:i/>
                 <w:iCs/>
                 <w:color w:val="000000" w:themeColor="text1"/>
-                <w:sz w:val="20"/>
-                <w:szCs w:val="20"/>
               </w:rPr>
             </w:pPr>
             <w:r>
@@ -2068,8 +2986,6 @@
                 <w:i/>
                 <w:iCs/>
                 <w:color w:val="000000" w:themeColor="text1"/>
-                <w:sz w:val="20"/>
-                <w:szCs w:val="20"/>
               </w:rPr>
               <w:t>Associates Degree in Information and System Development</w:t>
             </w:r>
@@ -2084,8 +3000,6 @@
                 <w:i/>
                 <w:iCs/>
                 <w:color w:val="000000" w:themeColor="text1"/>
-                <w:sz w:val="20"/>
-                <w:szCs w:val="20"/>
               </w:rPr>
             </w:pPr>
           </w:p>
@@ -2099,16 +3013,16 @@
               <w:rPr>
                 <w:rFonts w:asciiTheme="majorHAnsi" w:hAnsiTheme="majorHAnsi"/>
                 <w:color w:val="002060"/>
-                <w:sz w:val="20"/>
-                <w:szCs w:val="20"/>
+                <w:sz w:val="22"/>
+                <w:szCs w:val="22"/>
               </w:rPr>
             </w:pPr>
             <w:r>
               <w:rPr>
                 <w:rFonts w:asciiTheme="majorHAnsi" w:hAnsiTheme="majorHAnsi"/>
                 <w:color w:val="002060"/>
-                <w:sz w:val="20"/>
-                <w:szCs w:val="20"/>
+                <w:sz w:val="22"/>
+                <w:szCs w:val="22"/>
               </w:rPr>
               <w:t>Diploma in General Studies</w:t>
             </w:r>
@@ -2116,8 +3030,8 @@
               <w:rPr>
                 <w:rFonts w:asciiTheme="majorHAnsi" w:hAnsiTheme="majorHAnsi"/>
                 <w:color w:val="002060"/>
-                <w:sz w:val="20"/>
-                <w:szCs w:val="20"/>
+                <w:sz w:val="22"/>
+                <w:szCs w:val="22"/>
               </w:rPr>
               <w:tab/>
             </w:r>
@@ -2132,16 +3046,16 @@
               <w:rPr>
                 <w:rFonts w:asciiTheme="majorHAnsi" w:hAnsiTheme="majorHAnsi"/>
                 <w:color w:val="002060"/>
-                <w:sz w:val="20"/>
-                <w:szCs w:val="20"/>
+                <w:sz w:val="22"/>
+                <w:szCs w:val="22"/>
               </w:rPr>
             </w:pPr>
             <w:r>
               <w:rPr>
                 <w:rFonts w:asciiTheme="majorHAnsi" w:hAnsiTheme="majorHAnsi"/>
                 <w:color w:val="002060"/>
-                <w:sz w:val="20"/>
-                <w:szCs w:val="20"/>
+                <w:sz w:val="22"/>
+                <w:szCs w:val="22"/>
               </w:rPr>
               <w:t>September 2019 — May 2020</w:t>
             </w:r>
@@ -2153,16 +3067,12 @@
               <w:rPr>
                 <w:rFonts w:asciiTheme="majorHAnsi" w:hAnsiTheme="majorHAnsi"/>
                 <w:color w:val="002060"/>
-                <w:sz w:val="20"/>
-                <w:szCs w:val="20"/>
               </w:rPr>
             </w:pPr>
             <w:r>
               <w:rPr>
                 <w:rFonts w:asciiTheme="majorHAnsi" w:hAnsiTheme="majorHAnsi"/>
                 <w:color w:val="002060"/>
-                <w:sz w:val="20"/>
-                <w:szCs w:val="20"/>
               </w:rPr>
               <w:t>City University</w:t>
             </w:r>
@@ -2180,8 +3090,6 @@
                 <w:i/>
                 <w:iCs/>
                 <w:color w:val="000000" w:themeColor="text1"/>
-                <w:sz w:val="20"/>
-                <w:szCs w:val="20"/>
               </w:rPr>
             </w:pPr>
             <w:r>
@@ -2191,8 +3099,6 @@
                 <w:i/>
                 <w:iCs/>
                 <w:color w:val="000000" w:themeColor="text1"/>
-                <w:sz w:val="20"/>
-                <w:szCs w:val="20"/>
                 <w:bdr w:val="none" w:sz="0" w:space="0" w:color="auto" w:frame="1"/>
               </w:rPr>
               <w:t>Diploma in General Studies (Distinction)</w:t>
@@ -2209,16 +3115,12 @@
               <w:rPr>
                 <w:rFonts w:asciiTheme="majorHAnsi" w:hAnsiTheme="majorHAnsi"/>
                 <w:color w:val="000000" w:themeColor="text1"/>
-                <w:sz w:val="20"/>
-                <w:szCs w:val="20"/>
               </w:rPr>
             </w:pPr>
             <w:r>
               <w:rPr>
                 <w:rFonts w:asciiTheme="majorHAnsi" w:hAnsiTheme="majorHAnsi"/>
                 <w:color w:val="000000" w:themeColor="text1"/>
-                <w:sz w:val="20"/>
-                <w:szCs w:val="20"/>
               </w:rPr>
               <w:t>Opportunity to meet new people and further develop my personality.</w:t>
             </w:r>
@@ -2233,8 +3135,8 @@
               <w:rPr>
                 <w:rFonts w:asciiTheme="majorHAnsi" w:hAnsiTheme="majorHAnsi"/>
                 <w:color w:val="002060"/>
-                <w:sz w:val="20"/>
-                <w:szCs w:val="20"/>
+                <w:sz w:val="22"/>
+                <w:szCs w:val="22"/>
               </w:rPr>
             </w:pPr>
           </w:p>
@@ -2248,16 +3150,16 @@
               <w:rPr>
                 <w:rFonts w:asciiTheme="majorHAnsi" w:hAnsiTheme="majorHAnsi"/>
                 <w:color w:val="002060"/>
-                <w:sz w:val="20"/>
-                <w:szCs w:val="20"/>
+                <w:sz w:val="22"/>
+                <w:szCs w:val="22"/>
               </w:rPr>
             </w:pPr>
             <w:r>
               <w:rPr>
                 <w:rFonts w:asciiTheme="majorHAnsi" w:hAnsiTheme="majorHAnsi"/>
                 <w:color w:val="002060"/>
-                <w:sz w:val="20"/>
-                <w:szCs w:val="20"/>
+                <w:sz w:val="22"/>
+                <w:szCs w:val="22"/>
               </w:rPr>
               <w:t>Secondary School</w:t>
             </w:r>
@@ -2265,8 +3167,8 @@
               <w:rPr>
                 <w:rFonts w:asciiTheme="majorHAnsi" w:hAnsiTheme="majorHAnsi"/>
                 <w:color w:val="002060"/>
-                <w:sz w:val="20"/>
-                <w:szCs w:val="20"/>
+                <w:sz w:val="22"/>
+                <w:szCs w:val="22"/>
               </w:rPr>
               <w:tab/>
             </w:r>
@@ -2281,16 +3183,16 @@
               <w:rPr>
                 <w:rFonts w:asciiTheme="majorHAnsi" w:hAnsiTheme="majorHAnsi"/>
                 <w:color w:val="002060"/>
-                <w:sz w:val="20"/>
-                <w:szCs w:val="20"/>
+                <w:sz w:val="22"/>
+                <w:szCs w:val="22"/>
               </w:rPr>
             </w:pPr>
             <w:r>
               <w:rPr>
                 <w:rFonts w:asciiTheme="majorHAnsi" w:hAnsiTheme="majorHAnsi"/>
                 <w:color w:val="002060"/>
-                <w:sz w:val="20"/>
-                <w:szCs w:val="20"/>
+                <w:sz w:val="22"/>
+                <w:szCs w:val="22"/>
               </w:rPr>
               <w:t>September 2013 — February 2019</w:t>
             </w:r>
@@ -2302,16 +3204,12 @@
               <w:rPr>
                 <w:rFonts w:asciiTheme="majorHAnsi" w:hAnsiTheme="majorHAnsi"/>
                 <w:color w:val="002060"/>
-                <w:sz w:val="20"/>
-                <w:szCs w:val="20"/>
               </w:rPr>
             </w:pPr>
             <w:r>
               <w:rPr>
                 <w:rFonts w:asciiTheme="majorHAnsi" w:hAnsiTheme="majorHAnsi"/>
                 <w:color w:val="002060"/>
-                <w:sz w:val="20"/>
-                <w:szCs w:val="20"/>
               </w:rPr>
               <w:t xml:space="preserve">YMCA of </w:t>
             </w:r>
@@ -2319,8 +3217,6 @@
               <w:rPr>
                 <w:rFonts w:asciiTheme="majorHAnsi" w:hAnsiTheme="majorHAnsi"/>
                 <w:color w:val="002060"/>
-                <w:sz w:val="20"/>
-                <w:szCs w:val="20"/>
               </w:rPr>
               <w:t xml:space="preserve">Hong Kong </w:t>
             </w:r>
@@ -2328,8 +3224,6 @@
               <w:rPr>
                 <w:rFonts w:asciiTheme="majorHAnsi" w:hAnsiTheme="majorHAnsi"/>
                 <w:color w:val="002060"/>
-                <w:sz w:val="20"/>
-                <w:szCs w:val="20"/>
               </w:rPr>
               <w:t>Christian College (Hong Kong Diploma of Secondary Examination)</w:t>
             </w:r>
@@ -2347,8 +3241,6 @@
                 <w:i/>
                 <w:iCs/>
                 <w:color w:val="000000" w:themeColor="text1"/>
-                <w:sz w:val="20"/>
-                <w:szCs w:val="20"/>
               </w:rPr>
             </w:pPr>
             <w:r>
@@ -2357,8 +3249,6 @@
                 <w:i/>
                 <w:iCs/>
                 <w:color w:val="000000" w:themeColor="text1"/>
-                <w:sz w:val="20"/>
-                <w:szCs w:val="20"/>
               </w:rPr>
               <w:t xml:space="preserve">2019 HKDSE; </w:t>
             </w:r>
@@ -2368,8 +3258,6 @@
                 <w:i/>
                 <w:iCs/>
                 <w:color w:val="000000" w:themeColor="text1"/>
-                <w:sz w:val="20"/>
-                <w:szCs w:val="20"/>
               </w:rPr>
               <w:t>Obtained a HKDSE certificate</w:t>
             </w:r>
@@ -2385,16 +3273,12 @@
               <w:rPr>
                 <w:rFonts w:asciiTheme="majorHAnsi" w:hAnsiTheme="majorHAnsi"/>
                 <w:color w:val="000000" w:themeColor="text1"/>
-                <w:sz w:val="20"/>
-                <w:szCs w:val="20"/>
               </w:rPr>
             </w:pPr>
             <w:r>
               <w:rPr>
                 <w:rFonts w:asciiTheme="majorHAnsi" w:hAnsiTheme="majorHAnsi"/>
                 <w:color w:val="000000" w:themeColor="text1"/>
-                <w:sz w:val="20"/>
-                <w:szCs w:val="20"/>
               </w:rPr>
               <w:t>Gained l</w:t>
             </w:r>
@@ -2402,8 +3286,6 @@
               <w:rPr>
                 <w:rFonts w:asciiTheme="majorHAnsi" w:hAnsiTheme="majorHAnsi"/>
                 <w:color w:val="000000" w:themeColor="text1"/>
-                <w:sz w:val="20"/>
-                <w:szCs w:val="20"/>
               </w:rPr>
               <w:t xml:space="preserve">ot of experience not in just studies but also </w:t>
             </w:r>
@@ -2411,8 +3293,6 @@
               <w:rPr>
                 <w:rFonts w:asciiTheme="majorHAnsi" w:hAnsiTheme="majorHAnsi"/>
                 <w:color w:val="000000" w:themeColor="text1"/>
-                <w:sz w:val="20"/>
-                <w:szCs w:val="20"/>
               </w:rPr>
               <w:t>establishing</w:t>
             </w:r>
@@ -2420,10 +3300,36 @@
               <w:rPr>
                 <w:rFonts w:asciiTheme="majorHAnsi" w:hAnsiTheme="majorHAnsi"/>
                 <w:color w:val="000000" w:themeColor="text1"/>
-                <w:sz w:val="20"/>
-                <w:szCs w:val="20"/>
               </w:rPr>
               <w:t xml:space="preserve"> social life</w:t>
+            </w:r>
+          </w:p>
+          <w:p>
+            <w:pPr>
+              <w:pStyle w:val="ListParagraph"/>
+              <w:numPr>
+                <w:ilvl w:val="0"/>
+                <w:numId w:val="25"/>
+              </w:numPr>
+              <w:spacing w:after="361" w:line="259" w:lineRule="auto"/>
+              <w:rPr>
+                <w:rFonts w:asciiTheme="majorHAnsi" w:hAnsiTheme="majorHAnsi"/>
+                <w:color w:val="000000" w:themeColor="text1"/>
+              </w:rPr>
+            </w:pPr>
+            <w:r>
+              <w:rPr>
+                <w:rFonts w:asciiTheme="majorHAnsi" w:hAnsiTheme="majorHAnsi"/>
+                <w:color w:val="000000" w:themeColor="text1"/>
+              </w:rPr>
+              <w:t>D</w:t>
+            </w:r>
+            <w:r>
+              <w:rPr>
+                <w:rFonts w:asciiTheme="majorHAnsi" w:hAnsiTheme="majorHAnsi"/>
+                <w:color w:val="000000" w:themeColor="text1"/>
+              </w:rPr>
+              <w:t xml:space="preserve">eveloped skills required to communicate and express myself for future purposes. </w:t>
             </w:r>
           </w:p>
         </w:tc>
@@ -2432,17 +3338,18 @@
     <w:p>
       <w:pPr>
         <w:pStyle w:val="Heading1"/>
+        <w:ind w:left="-5"/>
         <w:rPr>
           <w:color w:val="002060"/>
-          <w:sz w:val="20"/>
-          <w:szCs w:val="20"/>
+          <w:sz w:val="22"/>
+          <w:szCs w:val="22"/>
         </w:rPr>
       </w:pPr>
       <w:r>
         <w:rPr>
           <w:color w:val="002060"/>
-          <w:sz w:val="20"/>
-          <w:szCs w:val="20"/>
+          <w:sz w:val="22"/>
+          <w:szCs w:val="22"/>
         </w:rPr>
         <w:t>Interests/Skills</w:t>
       </w:r>
@@ -2458,8 +3365,6 @@
         <w:rPr>
           <w:rFonts w:asciiTheme="majorHAnsi" w:hAnsiTheme="majorHAnsi"/>
           <w:color w:val="000000" w:themeColor="text1"/>
-          <w:sz w:val="20"/>
-          <w:szCs w:val="20"/>
         </w:rPr>
       </w:pPr>
       <w:r>
@@ -2468,8 +3373,6 @@
           <w:b/>
           <w:bCs/>
           <w:color w:val="000000" w:themeColor="text1"/>
-          <w:sz w:val="20"/>
-          <w:szCs w:val="20"/>
         </w:rPr>
         <w:t xml:space="preserve">Languages: </w:t>
       </w:r>
@@ -2477,8 +3380,6 @@
         <w:rPr>
           <w:rFonts w:asciiTheme="majorHAnsi" w:hAnsiTheme="majorHAnsi"/>
           <w:color w:val="000000" w:themeColor="text1"/>
-          <w:sz w:val="20"/>
-          <w:szCs w:val="20"/>
         </w:rPr>
         <w:t>Fluent in English, Punjabi, Hindi; Conversational in Cantonese; Elementary in Mandarin</w:t>
       </w:r>
@@ -2494,8 +3395,6 @@
         <w:rPr>
           <w:rFonts w:asciiTheme="majorHAnsi" w:hAnsiTheme="majorHAnsi"/>
           <w:color w:val="000000" w:themeColor="text1"/>
-          <w:sz w:val="20"/>
-          <w:szCs w:val="20"/>
         </w:rPr>
       </w:pPr>
       <w:r>
@@ -2504,8 +3403,6 @@
           <w:b/>
           <w:bCs/>
           <w:color w:val="000000" w:themeColor="text1"/>
-          <w:sz w:val="20"/>
-          <w:szCs w:val="20"/>
         </w:rPr>
         <w:t>Soft Skills:</w:t>
       </w:r>
@@ -2513,8 +3410,6 @@
         <w:rPr>
           <w:rFonts w:asciiTheme="majorHAnsi" w:hAnsiTheme="majorHAnsi"/>
           <w:color w:val="000000" w:themeColor="text1"/>
-          <w:sz w:val="20"/>
-          <w:szCs w:val="20"/>
         </w:rPr>
         <w:t xml:space="preserve"> </w:t>
       </w:r>
@@ -2522,8 +3417,6 @@
         <w:rPr>
           <w:rFonts w:asciiTheme="majorHAnsi" w:hAnsiTheme="majorHAnsi"/>
           <w:color w:val="000000" w:themeColor="text1"/>
-          <w:sz w:val="20"/>
-          <w:szCs w:val="20"/>
         </w:rPr>
         <w:t>Excellent communication, organization, customer service</w:t>
       </w:r>
@@ -2531,8 +3424,6 @@
         <w:rPr>
           <w:rFonts w:asciiTheme="majorHAnsi" w:hAnsiTheme="majorHAnsi"/>
           <w:color w:val="000000" w:themeColor="text1"/>
-          <w:sz w:val="20"/>
-          <w:szCs w:val="20"/>
         </w:rPr>
         <w:t xml:space="preserve">, and </w:t>
       </w:r>
@@ -2540,8 +3431,6 @@
         <w:rPr>
           <w:rFonts w:asciiTheme="majorHAnsi" w:hAnsiTheme="majorHAnsi"/>
           <w:color w:val="000000" w:themeColor="text1"/>
-          <w:sz w:val="20"/>
-          <w:szCs w:val="20"/>
         </w:rPr>
         <w:t>adaptability</w:t>
       </w:r>
@@ -2557,8 +3446,6 @@
         <w:rPr>
           <w:rFonts w:asciiTheme="majorHAnsi" w:hAnsiTheme="majorHAnsi"/>
           <w:color w:val="000000" w:themeColor="text1"/>
-          <w:sz w:val="20"/>
-          <w:szCs w:val="20"/>
         </w:rPr>
       </w:pPr>
       <w:r>
@@ -2567,8 +3454,6 @@
           <w:b/>
           <w:bCs/>
           <w:color w:val="000000" w:themeColor="text1"/>
-          <w:sz w:val="20"/>
-          <w:szCs w:val="20"/>
         </w:rPr>
         <w:t>Technical</w:t>
       </w:r>
@@ -2576,8 +3461,6 @@
         <w:rPr>
           <w:rFonts w:asciiTheme="majorHAnsi" w:hAnsiTheme="majorHAnsi"/>
           <w:color w:val="000000" w:themeColor="text1"/>
-          <w:sz w:val="20"/>
-          <w:szCs w:val="20"/>
         </w:rPr>
         <w:t xml:space="preserve"> </w:t>
       </w:r>
@@ -2587,8 +3470,6 @@
           <w:b/>
           <w:bCs/>
           <w:color w:val="000000" w:themeColor="text1"/>
-          <w:sz w:val="20"/>
-          <w:szCs w:val="20"/>
         </w:rPr>
         <w:t>S</w:t>
       </w:r>
@@ -2598,8 +3479,6 @@
           <w:b/>
           <w:bCs/>
           <w:color w:val="000000" w:themeColor="text1"/>
-          <w:sz w:val="20"/>
-          <w:szCs w:val="20"/>
         </w:rPr>
         <w:t>kills</w:t>
       </w:r>
@@ -2607,8 +3486,6 @@
         <w:rPr>
           <w:rFonts w:asciiTheme="majorHAnsi" w:hAnsiTheme="majorHAnsi"/>
           <w:color w:val="000000" w:themeColor="text1"/>
-          <w:sz w:val="20"/>
-          <w:szCs w:val="20"/>
         </w:rPr>
         <w:t xml:space="preserve">: </w:t>
       </w:r>
@@ -2616,8 +3493,6 @@
         <w:rPr>
           <w:rFonts w:asciiTheme="majorHAnsi" w:hAnsiTheme="majorHAnsi"/>
           <w:color w:val="000000" w:themeColor="text1"/>
-          <w:sz w:val="20"/>
-          <w:szCs w:val="20"/>
         </w:rPr>
         <w:t>C++, JavaScript</w:t>
       </w:r>
@@ -2625,8 +3500,6 @@
         <w:rPr>
           <w:rFonts w:asciiTheme="majorHAnsi" w:hAnsiTheme="majorHAnsi"/>
           <w:color w:val="000000" w:themeColor="text1"/>
-          <w:sz w:val="20"/>
-          <w:szCs w:val="20"/>
         </w:rPr>
         <w:t>,</w:t>
       </w:r>
@@ -2634,8 +3507,6 @@
         <w:rPr>
           <w:rFonts w:asciiTheme="majorHAnsi" w:hAnsiTheme="majorHAnsi"/>
           <w:color w:val="000000" w:themeColor="text1"/>
-          <w:sz w:val="20"/>
-          <w:szCs w:val="20"/>
         </w:rPr>
         <w:t xml:space="preserve"> SQL</w:t>
       </w:r>
@@ -2643,8 +3514,6 @@
         <w:rPr>
           <w:rFonts w:asciiTheme="majorHAnsi" w:hAnsiTheme="majorHAnsi"/>
           <w:color w:val="000000" w:themeColor="text1"/>
-          <w:sz w:val="20"/>
-          <w:szCs w:val="20"/>
         </w:rPr>
         <w:t>,</w:t>
       </w:r>
@@ -2652,8 +3521,6 @@
         <w:rPr>
           <w:rFonts w:asciiTheme="majorHAnsi" w:hAnsiTheme="majorHAnsi"/>
           <w:color w:val="000000" w:themeColor="text1"/>
-          <w:sz w:val="20"/>
-          <w:szCs w:val="20"/>
         </w:rPr>
         <w:t xml:space="preserve"> </w:t>
       </w:r>
@@ -2661,8 +3528,6 @@
         <w:rPr>
           <w:rFonts w:asciiTheme="majorHAnsi" w:hAnsiTheme="majorHAnsi"/>
           <w:color w:val="000000" w:themeColor="text1"/>
-          <w:sz w:val="20"/>
-          <w:szCs w:val="20"/>
         </w:rPr>
         <w:t xml:space="preserve">MySQL, </w:t>
       </w:r>
@@ -2670,8 +3535,6 @@
         <w:rPr>
           <w:rFonts w:asciiTheme="majorHAnsi" w:hAnsiTheme="majorHAnsi"/>
           <w:color w:val="000000" w:themeColor="text1"/>
-          <w:sz w:val="20"/>
-          <w:szCs w:val="20"/>
         </w:rPr>
         <w:t>HTML,</w:t>
       </w:r>
@@ -2679,8 +3542,6 @@
         <w:rPr>
           <w:rFonts w:asciiTheme="majorHAnsi" w:hAnsiTheme="majorHAnsi"/>
           <w:color w:val="000000" w:themeColor="text1"/>
-          <w:sz w:val="20"/>
-          <w:szCs w:val="20"/>
         </w:rPr>
         <w:t xml:space="preserve"> </w:t>
       </w:r>
@@ -2688,8 +3549,6 @@
         <w:rPr>
           <w:rFonts w:asciiTheme="majorHAnsi" w:hAnsiTheme="majorHAnsi"/>
           <w:color w:val="000000" w:themeColor="text1"/>
-          <w:sz w:val="20"/>
-          <w:szCs w:val="20"/>
         </w:rPr>
         <w:t xml:space="preserve">Python, </w:t>
       </w:r>
@@ -2697,8 +3556,6 @@
         <w:rPr>
           <w:rFonts w:asciiTheme="majorHAnsi" w:hAnsiTheme="majorHAnsi"/>
           <w:color w:val="000000" w:themeColor="text1"/>
-          <w:sz w:val="20"/>
-          <w:szCs w:val="20"/>
         </w:rPr>
         <w:t xml:space="preserve">Oracle, and </w:t>
       </w:r>
@@ -2706,8 +3563,6 @@
         <w:rPr>
           <w:rFonts w:asciiTheme="majorHAnsi" w:hAnsiTheme="majorHAnsi"/>
           <w:color w:val="000000" w:themeColor="text1"/>
-          <w:sz w:val="20"/>
-          <w:szCs w:val="20"/>
         </w:rPr>
         <w:t>Blender</w:t>
       </w:r>
@@ -2724,8 +3579,6 @@
           <w:rStyle w:val="eop"/>
           <w:rFonts w:asciiTheme="majorHAnsi" w:hAnsiTheme="majorHAnsi"/>
           <w:color w:val="000000" w:themeColor="text1"/>
-          <w:sz w:val="20"/>
-          <w:szCs w:val="20"/>
         </w:rPr>
       </w:pPr>
       <w:r>
@@ -2734,8 +3587,6 @@
           <w:b/>
           <w:bCs/>
           <w:color w:val="000000" w:themeColor="text1"/>
-          <w:sz w:val="20"/>
-          <w:szCs w:val="20"/>
         </w:rPr>
         <w:t xml:space="preserve">Hobbies: </w:t>
       </w:r>
@@ -2743,8 +3594,6 @@
         <w:rPr>
           <w:rFonts w:asciiTheme="majorHAnsi" w:hAnsiTheme="majorHAnsi"/>
           <w:color w:val="000000" w:themeColor="text1"/>
-          <w:sz w:val="20"/>
-          <w:szCs w:val="20"/>
         </w:rPr>
         <w:t>Enjoy</w:t>
       </w:r>
@@ -2752,8 +3601,6 @@
         <w:rPr>
           <w:rFonts w:asciiTheme="majorHAnsi" w:hAnsiTheme="majorHAnsi"/>
           <w:color w:val="000000" w:themeColor="text1"/>
-          <w:sz w:val="20"/>
-          <w:szCs w:val="20"/>
         </w:rPr>
         <w:t xml:space="preserve"> gym, read</w:t>
       </w:r>
@@ -2761,8 +3608,6 @@
         <w:rPr>
           <w:rFonts w:asciiTheme="majorHAnsi" w:hAnsiTheme="majorHAnsi"/>
           <w:color w:val="000000" w:themeColor="text1"/>
-          <w:sz w:val="20"/>
-          <w:szCs w:val="20"/>
         </w:rPr>
         <w:t>ing</w:t>
       </w:r>
@@ -2770,8 +3615,6 @@
         <w:rPr>
           <w:rFonts w:asciiTheme="majorHAnsi" w:hAnsiTheme="majorHAnsi"/>
           <w:color w:val="000000" w:themeColor="text1"/>
-          <w:sz w:val="20"/>
-          <w:szCs w:val="20"/>
         </w:rPr>
         <w:t xml:space="preserve"> books, and hik</w:t>
       </w:r>
@@ -2779,8 +3622,6 @@
         <w:rPr>
           <w:rFonts w:asciiTheme="majorHAnsi" w:hAnsiTheme="majorHAnsi"/>
           <w:color w:val="000000" w:themeColor="text1"/>
-          <w:sz w:val="20"/>
-          <w:szCs w:val="20"/>
         </w:rPr>
         <w:t>ing</w:t>
       </w:r>
@@ -30998,18 +31839,19 @@
   </w:compat>
   <w:rsids>
     <w:rsidRoot w:val="00AA48D6"/>
+    <w:rsid w:val="00044FBD"/>
     <w:rsid w:val="00067E23"/>
     <w:rsid w:val="000B32B4"/>
     <w:rsid w:val="000C2227"/>
+    <w:rsid w:val="001257AF"/>
     <w:rsid w:val="00142B4D"/>
     <w:rsid w:val="0019308F"/>
     <w:rsid w:val="002914ED"/>
-    <w:rsid w:val="002A5CE2"/>
-    <w:rsid w:val="0033615E"/>
     <w:rsid w:val="00376ACE"/>
     <w:rsid w:val="00386CD0"/>
     <w:rsid w:val="003C1486"/>
     <w:rsid w:val="003E0B3B"/>
+    <w:rsid w:val="003E4447"/>
     <w:rsid w:val="00427A82"/>
     <w:rsid w:val="00463FA2"/>
     <w:rsid w:val="004C6711"/>
@@ -31031,8 +31873,8 @@
     <w:rsid w:val="00921B00"/>
     <w:rsid w:val="00984C07"/>
     <w:rsid w:val="00AA48D6"/>
+    <w:rsid w:val="00AC5967"/>
     <w:rsid w:val="00B1079A"/>
-    <w:rsid w:val="00BE015F"/>
     <w:rsid w:val="00C26F51"/>
     <w:rsid w:val="00C3155B"/>
     <w:rsid w:val="00C437F5"/>
@@ -31044,7 +31886,6 @@
     <w:rsid w:val="00EA5C19"/>
     <w:rsid w:val="00EA6251"/>
     <w:rsid w:val="00F12BCC"/>
-    <w:rsid w:val="00FA18F5"/>
   </w:rsids>
   <m:mathPr>
     <m:mathFont m:val="Cambria Math"/>

--- a/Portfolio/images/NamandeepCV.docx
+++ b/Portfolio/images/NamandeepCV.docx
@@ -11,6 +11,8 @@
           <w:i/>
           <w:iCs/>
           <w:color w:val="002060"/>
+          <w:sz w:val="80"/>
+          <w:szCs w:val="80"/>
         </w:rPr>
       </w:pPr>
       <w:r>
@@ -22,8 +24,8 @@
           <w:i/>
           <w:iCs/>
           <w:color w:val="002060"/>
-          <w:sz w:val="90"/>
-          <w:szCs w:val="90"/>
+          <w:sz w:val="80"/>
+          <w:szCs w:val="80"/>
           <w:shd w:val="clear" w:color="auto" w:fill="FFFFFF"/>
         </w:rPr>
         <w:t>Singh Namandeep</w:t>
@@ -61,42 +63,7 @@
               <w:pStyle w:val="paragraph"/>
               <w:spacing w:before="0" w:beforeAutospacing="0" w:after="0" w:afterAutospacing="0"/>
               <w:textAlignment w:val="baseline"/>
-              <w:rPr>
-                <w:rStyle w:val="normaltextrun"/>
-                <w:rFonts w:ascii="Calibri" w:eastAsiaTheme="majorEastAsia" w:hAnsi="Calibri" w:cs="Calibri"/>
-                <w:i/>
-                <w:iCs/>
-                <w:color w:val="000000"/>
-                <w:sz w:val="22"/>
-                <w:szCs w:val="22"/>
-              </w:rPr>
             </w:pPr>
-          </w:p>
-          <w:p>
-            <w:pPr>
-              <w:pStyle w:val="paragraph"/>
-              <w:spacing w:before="0" w:beforeAutospacing="0" w:after="0" w:afterAutospacing="0"/>
-              <w:textAlignment w:val="baseline"/>
-              <w:rPr>
-                <w:rFonts w:ascii="Segoe UI" w:hAnsi="Segoe UI" w:cs="Segoe UI"/>
-                <w:i/>
-                <w:iCs/>
-                <w:sz w:val="18"/>
-                <w:szCs w:val="18"/>
-              </w:rPr>
-            </w:pPr>
-            <w:r>
-              <w:rPr>
-                <w:rStyle w:val="normaltextrun"/>
-                <w:rFonts w:ascii="Calibri" w:eastAsiaTheme="majorEastAsia" w:hAnsi="Calibri" w:cs="Calibri"/>
-                <w:i/>
-                <w:iCs/>
-                <w:color w:val="000000"/>
-                <w:sz w:val="22"/>
-                <w:szCs w:val="22"/>
-              </w:rPr>
-              <w:t xml:space="preserve">                                               </w:t>
-            </w:r>
             <w:r>
               <w:rPr>
                 <w:rStyle w:val="normaltextrun"/>
@@ -173,6 +140,62 @@
           </w:p>
           <w:p>
             <w:pPr>
+              <w:pStyle w:val="paragraph"/>
+              <w:textAlignment w:val="baseline"/>
+              <w:rPr>
+                <w:rFonts w:ascii="Segoe UI" w:hAnsi="Segoe UI" w:cs="Segoe UI"/>
+                <w:b/>
+                <w:bCs/>
+                <w:i/>
+                <w:iCs/>
+                <w:sz w:val="20"/>
+                <w:szCs w:val="20"/>
+              </w:rPr>
+            </w:pPr>
+            <w:r>
+              <w:rPr>
+                <w:rFonts w:ascii="Segoe UI" w:hAnsi="Segoe UI" w:cs="Segoe UI"/>
+                <w:b/>
+                <w:bCs/>
+                <w:i/>
+                <w:iCs/>
+                <w:sz w:val="20"/>
+                <w:szCs w:val="20"/>
+              </w:rPr>
+              <w:t xml:space="preserve">TECHNICAL PORTFOLIO: </w:t>
+            </w:r>
+            <w:hyperlink r:id="rId12" w:history="1">
+              <w:r>
+                <w:rPr>
+                  <w:rStyle w:val="Hyperlink"/>
+                  <w:rFonts w:ascii="Segoe UI" w:hAnsi="Segoe UI" w:cs="Segoe UI"/>
+                  <w:b/>
+                  <w:bCs/>
+                  <w:i/>
+                  <w:iCs/>
+                  <w:sz w:val="20"/>
+                  <w:szCs w:val="20"/>
+                </w:rPr>
+                <w:t>https://naman5911-code.github.io/.github.io/</w:t>
+              </w:r>
+            </w:hyperlink>
+          </w:p>
+          <w:p>
+            <w:pPr>
+              <w:pStyle w:val="paragraph"/>
+              <w:spacing w:before="0" w:beforeAutospacing="0" w:after="0" w:afterAutospacing="0"/>
+              <w:textAlignment w:val="baseline"/>
+              <w:rPr>
+                <w:rFonts w:ascii="Segoe UI" w:hAnsi="Segoe UI" w:cs="Segoe UI"/>
+                <w:i/>
+                <w:iCs/>
+                <w:sz w:val="18"/>
+                <w:szCs w:val="18"/>
+              </w:rPr>
+            </w:pPr>
+          </w:p>
+          <w:p>
+            <w:pPr>
               <w:pStyle w:val="ContactInfoEmphasis"/>
               <w:contextualSpacing w:val="0"/>
               <w:jc w:val="left"/>
@@ -191,6 +214,22 @@
               <w:top w:w="432" w:type="dxa"/>
             </w:tcMar>
           </w:tcPr>
+          <w:p>
+            <w:pPr>
+              <w:pStyle w:val="paragraph"/>
+              <w:spacing w:before="0" w:beforeAutospacing="0" w:after="0" w:afterAutospacing="0"/>
+              <w:textAlignment w:val="baseline"/>
+              <w:rPr>
+                <w:rStyle w:val="normaltextrun"/>
+                <w:rFonts w:asciiTheme="majorHAnsi" w:eastAsiaTheme="majorEastAsia" w:hAnsiTheme="majorHAnsi" w:cs="Arial"/>
+                <w:b/>
+                <w:bCs/>
+                <w:color w:val="002060"/>
+                <w:sz w:val="22"/>
+                <w:szCs w:val="22"/>
+              </w:rPr>
+            </w:pPr>
+          </w:p>
           <w:p>
             <w:pPr>
               <w:pStyle w:val="paragraph"/>
@@ -237,11 +276,160 @@
               <w:textAlignment w:val="baseline"/>
               <w:rPr>
                 <w:rFonts w:asciiTheme="majorHAnsi" w:hAnsiTheme="majorHAnsi"/>
-                <w:color w:val="002060"/>
+                <w:sz w:val="20"/>
+                <w:szCs w:val="20"/>
               </w:rPr>
             </w:pPr>
             <w:r>
-              <w:t>Computer science graduate seeking to contribute to the Equal Opportunities Commission as an Officer II in the Ethnic Minorities Unit. With technical proficiency in software and a solid understanding of discrimination issues, I aim to leverage my skills in data management and community engagement to support initiatives that foster inclusivity and make a positive impact.</w:t>
+              <w:rPr>
+                <w:rFonts w:asciiTheme="majorHAnsi" w:hAnsiTheme="majorHAnsi"/>
+                <w:sz w:val="21"/>
+                <w:szCs w:val="21"/>
+              </w:rPr>
+              <w:t>A highly motivated Computer Science graduate</w:t>
+            </w:r>
+            <w:r>
+              <w:rPr>
+                <w:rFonts w:asciiTheme="majorHAnsi" w:hAnsiTheme="majorHAnsi"/>
+                <w:sz w:val="21"/>
+                <w:szCs w:val="21"/>
+              </w:rPr>
+              <w:t xml:space="preserve"> e</w:t>
+            </w:r>
+            <w:r>
+              <w:rPr>
+                <w:rFonts w:asciiTheme="majorHAnsi" w:hAnsiTheme="majorHAnsi"/>
+                <w:sz w:val="21"/>
+                <w:szCs w:val="21"/>
+              </w:rPr>
+              <w:t>ager to apply technical expertise and innovative thinking to develop efficient, scalable solutions that drive organizational success. Committed to continuous learning and embracing emerging technologies, with a proactive attitude toward mastering new skills and concepts even when unfamiliar through persistence and dedication. Thrives in collaborative, forward-thinking teams to create impactful digital experiences</w:t>
+            </w:r>
+            <w:r>
+              <w:rPr>
+                <w:rFonts w:asciiTheme="majorHAnsi" w:hAnsiTheme="majorHAnsi"/>
+                <w:sz w:val="20"/>
+                <w:szCs w:val="20"/>
+              </w:rPr>
+              <w:t>.</w:t>
+            </w:r>
+            <w:r>
+              <w:rPr>
+                <w:rFonts w:asciiTheme="majorHAnsi" w:hAnsiTheme="majorHAnsi"/>
+                <w:sz w:val="20"/>
+                <w:szCs w:val="20"/>
+              </w:rPr>
+              <w:br/>
+            </w:r>
+          </w:p>
+          <w:p>
+            <w:pPr>
+              <w:spacing w:line="360" w:lineRule="auto"/>
+              <w:rPr>
+                <w:rFonts w:asciiTheme="majorHAnsi" w:hAnsiTheme="majorHAnsi"/>
+                <w:b/>
+                <w:bCs/>
+                <w:color w:val="000000" w:themeColor="text1"/>
+              </w:rPr>
+            </w:pPr>
+            <w:r>
+              <w:rPr>
+                <w:rFonts w:asciiTheme="majorHAnsi" w:hAnsiTheme="majorHAnsi"/>
+                <w:b/>
+                <w:bCs/>
+                <w:color w:val="002060"/>
+              </w:rPr>
+              <w:t>Technical</w:t>
+            </w:r>
+            <w:r>
+              <w:rPr>
+                <w:rFonts w:asciiTheme="majorHAnsi" w:hAnsiTheme="majorHAnsi"/>
+                <w:color w:val="002060"/>
+              </w:rPr>
+              <w:t xml:space="preserve"> </w:t>
+            </w:r>
+            <w:r>
+              <w:rPr>
+                <w:rFonts w:asciiTheme="majorHAnsi" w:hAnsiTheme="majorHAnsi"/>
+                <w:b/>
+                <w:bCs/>
+                <w:color w:val="002060"/>
+              </w:rPr>
+              <w:t>Skills</w:t>
+            </w:r>
+            <w:r>
+              <w:rPr>
+                <w:rFonts w:asciiTheme="majorHAnsi" w:hAnsiTheme="majorHAnsi"/>
+                <w:b/>
+                <w:bCs/>
+                <w:color w:val="000000" w:themeColor="text1"/>
+              </w:rPr>
+              <w:br/>
+            </w:r>
+            <w:r>
+              <w:rPr>
+                <w:rFonts w:asciiTheme="majorHAnsi" w:hAnsiTheme="majorHAnsi"/>
+                <w:color w:val="000000" w:themeColor="text1"/>
+                <w:sz w:val="20"/>
+                <w:szCs w:val="20"/>
+              </w:rPr>
+              <w:t xml:space="preserve"> </w:t>
+            </w:r>
+            <w:r>
+              <w:rPr>
+                <w:rFonts w:asciiTheme="majorHAnsi" w:hAnsiTheme="majorHAnsi"/>
+                <w:color w:val="000000" w:themeColor="text1"/>
+                <w:sz w:val="20"/>
+                <w:szCs w:val="20"/>
+              </w:rPr>
+              <w:t xml:space="preserve">AWS Services, </w:t>
+            </w:r>
+            <w:r>
+              <w:rPr>
+                <w:rFonts w:asciiTheme="majorHAnsi" w:hAnsiTheme="majorHAnsi"/>
+                <w:color w:val="000000" w:themeColor="text1"/>
+                <w:sz w:val="20"/>
+                <w:szCs w:val="20"/>
+              </w:rPr>
+              <w:t>C++, Python, JavaScript, SQL, MySQL, HTML,</w:t>
+            </w:r>
+            <w:r>
+              <w:t xml:space="preserve"> </w:t>
+            </w:r>
+            <w:r>
+              <w:rPr>
+                <w:rFonts w:asciiTheme="majorHAnsi" w:hAnsiTheme="majorHAnsi"/>
+                <w:color w:val="000000" w:themeColor="text1"/>
+                <w:sz w:val="20"/>
+                <w:szCs w:val="20"/>
+              </w:rPr>
+              <w:t>React Native, Spring Boot</w:t>
+            </w:r>
+            <w:r>
+              <w:rPr>
+                <w:rFonts w:asciiTheme="majorHAnsi" w:hAnsiTheme="majorHAnsi"/>
+                <w:color w:val="000000" w:themeColor="text1"/>
+                <w:sz w:val="20"/>
+                <w:szCs w:val="20"/>
+              </w:rPr>
+              <w:t xml:space="preserve">, </w:t>
+            </w:r>
+            <w:r>
+              <w:rPr>
+                <w:rFonts w:asciiTheme="majorHAnsi" w:hAnsiTheme="majorHAnsi"/>
+                <w:color w:val="000000" w:themeColor="text1"/>
+                <w:sz w:val="20"/>
+                <w:szCs w:val="20"/>
+              </w:rPr>
+              <w:t>O</w:t>
+            </w:r>
+            <w:r>
+              <w:rPr>
+                <w:rFonts w:asciiTheme="majorHAnsi" w:hAnsiTheme="majorHAnsi"/>
+                <w:color w:val="000000" w:themeColor="text1"/>
+                <w:sz w:val="20"/>
+                <w:szCs w:val="20"/>
+              </w:rPr>
+              <w:t>racle, and Blender</w:t>
             </w:r>
           </w:p>
         </w:tc>
@@ -606,7 +794,25 @@
           <w:sz w:val="21"/>
           <w:szCs w:val="21"/>
         </w:rPr>
-        <w:t>Developed web-based library applications including web interfaces, and application enhancements.</w:t>
+        <w:t>Developed web-based library applications including web interfaces</w:t>
+      </w:r>
+      <w:r>
+        <w:rPr>
+          <w:rFonts w:asciiTheme="majorHAnsi" w:hAnsiTheme="majorHAnsi"/>
+          <w:color w:val="000000" w:themeColor="text1"/>
+          <w:sz w:val="21"/>
+          <w:szCs w:val="21"/>
+        </w:rPr>
+        <w:t xml:space="preserve"> </w:t>
+      </w:r>
+      <w:r>
+        <w:rPr>
+          <w:rFonts w:asciiTheme="majorHAnsi" w:hAnsiTheme="majorHAnsi"/>
+          <w:color w:val="000000" w:themeColor="text1"/>
+          <w:sz w:val="21"/>
+          <w:szCs w:val="21"/>
+        </w:rPr>
+        <w:t>and application enhancements.</w:t>
       </w:r>
     </w:p>
     <w:p>
@@ -660,6 +866,7 @@
           <w:szCs w:val="21"/>
         </w:rPr>
       </w:pPr>
+      <w:proofErr w:type="spellStart"/>
       <w:r>
         <w:rPr>
           <w:rFonts w:asciiTheme="majorHAnsi" w:hAnsiTheme="majorHAnsi"/>
@@ -669,7 +876,19 @@
           <w:sz w:val="21"/>
           <w:szCs w:val="21"/>
         </w:rPr>
-        <w:t>Headstart Group</w:t>
+        <w:t>Headstart</w:t>
+      </w:r>
+      <w:proofErr w:type="spellEnd"/>
+      <w:r>
+        <w:rPr>
+          <w:rFonts w:asciiTheme="majorHAnsi" w:hAnsiTheme="majorHAnsi"/>
+          <w:b/>
+          <w:bCs/>
+          <w:color w:val="002060"/>
+          <w:sz w:val="21"/>
+          <w:szCs w:val="21"/>
+        </w:rPr>
+        <w:t xml:space="preserve"> Group</w:t>
       </w:r>
       <w:r>
         <w:rPr>
@@ -1013,7 +1232,7 @@
           <w:sz w:val="21"/>
           <w:szCs w:val="21"/>
         </w:rPr>
-        <w:t>Provide information on the Bonds under the supervision of experienced branch managers.</w:t>
+        <w:t>Provide information on the Bonds under the supervision of experienced branch managers</w:t>
       </w:r>
     </w:p>
     <w:p>
@@ -1040,20 +1259,10 @@
         </w:rPr>
         <w:t>Assess customers credentials to check and manage their bookings to buy the Bonds</w:t>
       </w:r>
-      <w:r>
-        <w:rPr>
-          <w:rFonts w:asciiTheme="majorHAnsi" w:hAnsiTheme="majorHAnsi"/>
-          <w:color w:val="000000" w:themeColor="text1"/>
-          <w:sz w:val="21"/>
-          <w:szCs w:val="21"/>
-        </w:rPr>
-        <w:t>.</w:t>
-      </w:r>
     </w:p>
     <w:p>
       <w:pPr>
         <w:spacing w:after="71"/>
-        <w:ind w:hanging="14"/>
         <w:rPr>
           <w:rFonts w:asciiTheme="majorHAnsi" w:hAnsiTheme="majorHAnsi"/>
           <w:b/>
@@ -1066,8 +1275,7 @@
     </w:p>
     <w:p>
       <w:pPr>
-        <w:spacing w:after="71"/>
-        <w:ind w:hanging="14"/>
+        <w:spacing w:after="71" w:line="288" w:lineRule="auto"/>
         <w:rPr>
           <w:rFonts w:asciiTheme="majorHAnsi" w:hAnsiTheme="majorHAnsi"/>
           <w:b/>
@@ -1077,169 +1285,10 @@
           <w:szCs w:val="21"/>
         </w:rPr>
       </w:pPr>
-      <w:r>
-        <w:rPr>
-          <w:rFonts w:asciiTheme="majorHAnsi" w:hAnsiTheme="majorHAnsi"/>
-          <w:b/>
-          <w:bCs/>
-          <w:color w:val="002060"/>
-          <w:sz w:val="21"/>
-          <w:szCs w:val="21"/>
-        </w:rPr>
-        <w:t>Canaan Creative Education</w:t>
-      </w:r>
     </w:p>
     <w:p>
       <w:pPr>
-        <w:spacing w:after="71"/>
-        <w:ind w:hanging="14"/>
-        <w:rPr>
-          <w:rFonts w:asciiTheme="majorHAnsi" w:hAnsiTheme="majorHAnsi"/>
-          <w:b/>
-          <w:bCs/>
-          <w:color w:val="002060"/>
-          <w:sz w:val="21"/>
-          <w:szCs w:val="21"/>
-        </w:rPr>
-      </w:pPr>
-      <w:r>
-        <w:rPr>
-          <w:rFonts w:asciiTheme="majorHAnsi" w:hAnsiTheme="majorHAnsi"/>
-          <w:b/>
-          <w:bCs/>
-          <w:color w:val="002060"/>
-          <w:sz w:val="21"/>
-          <w:szCs w:val="21"/>
-        </w:rPr>
-        <w:t xml:space="preserve">November 2021 — </w:t>
-      </w:r>
-      <w:r>
-        <w:rPr>
-          <w:rFonts w:asciiTheme="majorHAnsi" w:hAnsiTheme="majorHAnsi"/>
-          <w:b/>
-          <w:bCs/>
-          <w:color w:val="002060"/>
-          <w:sz w:val="21"/>
-          <w:szCs w:val="21"/>
-        </w:rPr>
-        <w:t>April 2023</w:t>
-      </w:r>
-    </w:p>
-    <w:p>
-      <w:pPr>
-        <w:spacing w:after="71"/>
-        <w:ind w:hanging="14"/>
-        <w:rPr>
-          <w:rFonts w:asciiTheme="majorHAnsi" w:hAnsiTheme="majorHAnsi"/>
-          <w:i/>
-          <w:iCs/>
-          <w:color w:val="002060"/>
-          <w:sz w:val="21"/>
-          <w:szCs w:val="21"/>
-        </w:rPr>
-      </w:pPr>
-      <w:r>
-        <w:rPr>
-          <w:rFonts w:asciiTheme="majorHAnsi" w:hAnsiTheme="majorHAnsi"/>
-          <w:i/>
-          <w:iCs/>
-          <w:color w:val="002060"/>
-          <w:sz w:val="21"/>
-          <w:szCs w:val="21"/>
-        </w:rPr>
-        <w:t>Tutor</w:t>
-      </w:r>
-    </w:p>
-    <w:p>
-      <w:pPr>
-        <w:pStyle w:val="ListParagraph"/>
-        <w:numPr>
-          <w:ilvl w:val="0"/>
-          <w:numId w:val="23"/>
-        </w:numPr>
-        <w:spacing w:after="71" w:line="259" w:lineRule="auto"/>
-        <w:rPr>
-          <w:rFonts w:asciiTheme="majorHAnsi" w:hAnsiTheme="majorHAnsi"/>
-          <w:color w:val="000000" w:themeColor="text1"/>
-          <w:sz w:val="21"/>
-          <w:szCs w:val="21"/>
-        </w:rPr>
-      </w:pPr>
-      <w:r>
-        <w:rPr>
-          <w:rFonts w:asciiTheme="majorHAnsi" w:hAnsiTheme="majorHAnsi"/>
-          <w:color w:val="000000" w:themeColor="text1"/>
-          <w:sz w:val="21"/>
-          <w:szCs w:val="21"/>
-        </w:rPr>
-        <w:t xml:space="preserve">Taught kindergarten and primary </w:t>
-      </w:r>
-      <w:r>
-        <w:rPr>
-          <w:rFonts w:asciiTheme="majorHAnsi" w:hAnsiTheme="majorHAnsi"/>
-          <w:color w:val="000000" w:themeColor="text1"/>
-          <w:sz w:val="21"/>
-          <w:szCs w:val="21"/>
-        </w:rPr>
-        <w:t>children’s</w:t>
-      </w:r>
-      <w:r>
-        <w:rPr>
-          <w:rFonts w:asciiTheme="majorHAnsi" w:hAnsiTheme="majorHAnsi"/>
-          <w:color w:val="000000" w:themeColor="text1"/>
-          <w:sz w:val="21"/>
-          <w:szCs w:val="21"/>
-        </w:rPr>
-        <w:t xml:space="preserve"> English skills such as Phonics and Grammar.</w:t>
-      </w:r>
-    </w:p>
-    <w:p>
-      <w:pPr>
-        <w:pStyle w:val="ListParagraph"/>
-        <w:numPr>
-          <w:ilvl w:val="0"/>
-          <w:numId w:val="23"/>
-        </w:numPr>
-        <w:spacing w:after="71" w:line="259" w:lineRule="auto"/>
-        <w:rPr>
-          <w:rFonts w:asciiTheme="majorHAnsi" w:hAnsiTheme="majorHAnsi"/>
-          <w:color w:val="000000" w:themeColor="text1"/>
-          <w:sz w:val="21"/>
-          <w:szCs w:val="21"/>
-        </w:rPr>
-      </w:pPr>
-      <w:r>
-        <w:rPr>
-          <w:rFonts w:asciiTheme="majorHAnsi" w:hAnsiTheme="majorHAnsi"/>
-          <w:color w:val="000000" w:themeColor="text1"/>
-          <w:sz w:val="21"/>
-          <w:szCs w:val="21"/>
-        </w:rPr>
-        <w:t xml:space="preserve"> </w:t>
-      </w:r>
-      <w:r>
-        <w:rPr>
-          <w:rFonts w:asciiTheme="majorHAnsi" w:hAnsiTheme="majorHAnsi"/>
-          <w:color w:val="000000" w:themeColor="text1"/>
-          <w:sz w:val="21"/>
-          <w:szCs w:val="21"/>
-        </w:rPr>
-        <w:t xml:space="preserve">Assist in assembling lesson plans to administer students and </w:t>
-      </w:r>
-      <w:r>
-        <w:rPr>
-          <w:rFonts w:asciiTheme="majorHAnsi" w:hAnsiTheme="majorHAnsi"/>
-          <w:color w:val="000000" w:themeColor="text1"/>
-          <w:sz w:val="21"/>
-          <w:szCs w:val="21"/>
-        </w:rPr>
-        <w:t>follow the curriculum.</w:t>
-      </w:r>
-    </w:p>
-    <w:p>
-      <w:pPr>
-        <w:spacing w:after="71"/>
-        <w:ind w:hanging="14"/>
+        <w:spacing w:after="71" w:line="288" w:lineRule="auto"/>
         <w:rPr>
           <w:rFonts w:asciiTheme="majorHAnsi" w:hAnsiTheme="majorHAnsi"/>
           <w:b/>
@@ -1259,610 +1308,6 @@
           <w:szCs w:val="21"/>
         </w:rPr>
         <w:lastRenderedPageBreak/>
-        <w:t>FootLocker</w:t>
-      </w:r>
-      <w:r>
-        <w:rPr>
-          <w:rFonts w:asciiTheme="majorHAnsi" w:hAnsiTheme="majorHAnsi"/>
-          <w:b/>
-          <w:bCs/>
-          <w:color w:val="002060"/>
-          <w:sz w:val="21"/>
-          <w:szCs w:val="21"/>
-        </w:rPr>
-        <w:t xml:space="preserve">                                                           </w:t>
-      </w:r>
-      <w:r>
-        <w:rPr>
-          <w:rFonts w:asciiTheme="majorHAnsi" w:hAnsiTheme="majorHAnsi"/>
-          <w:b/>
-          <w:bCs/>
-          <w:color w:val="002060"/>
-          <w:sz w:val="21"/>
-          <w:szCs w:val="21"/>
-        </w:rPr>
-        <w:tab/>
-      </w:r>
-      <w:r>
-        <w:rPr>
-          <w:rFonts w:asciiTheme="majorHAnsi" w:hAnsiTheme="majorHAnsi"/>
-          <w:b/>
-          <w:bCs/>
-          <w:color w:val="002060"/>
-          <w:sz w:val="21"/>
-          <w:szCs w:val="21"/>
-        </w:rPr>
-        <w:tab/>
-      </w:r>
-    </w:p>
-    <w:p>
-      <w:pPr>
-        <w:spacing w:after="71"/>
-        <w:ind w:hanging="14"/>
-        <w:rPr>
-          <w:rFonts w:asciiTheme="majorHAnsi" w:hAnsiTheme="majorHAnsi"/>
-          <w:b/>
-          <w:bCs/>
-          <w:color w:val="002060"/>
-          <w:sz w:val="21"/>
-          <w:szCs w:val="21"/>
-        </w:rPr>
-      </w:pPr>
-      <w:r>
-        <w:rPr>
-          <w:rFonts w:asciiTheme="majorHAnsi" w:hAnsiTheme="majorHAnsi"/>
-          <w:b/>
-          <w:bCs/>
-          <w:color w:val="002060"/>
-          <w:sz w:val="21"/>
-          <w:szCs w:val="21"/>
-        </w:rPr>
-        <w:t>December</w:t>
-      </w:r>
-      <w:r>
-        <w:rPr>
-          <w:rFonts w:asciiTheme="majorHAnsi" w:hAnsiTheme="majorHAnsi"/>
-          <w:b/>
-          <w:bCs/>
-          <w:color w:val="002060"/>
-          <w:sz w:val="21"/>
-          <w:szCs w:val="21"/>
-        </w:rPr>
-        <w:t xml:space="preserve"> 20</w:t>
-      </w:r>
-      <w:r>
-        <w:rPr>
-          <w:rFonts w:asciiTheme="majorHAnsi" w:hAnsiTheme="majorHAnsi"/>
-          <w:b/>
-          <w:bCs/>
-          <w:color w:val="002060"/>
-          <w:sz w:val="21"/>
-          <w:szCs w:val="21"/>
-        </w:rPr>
-        <w:t>20</w:t>
-      </w:r>
-      <w:r>
-        <w:rPr>
-          <w:rFonts w:asciiTheme="majorHAnsi" w:hAnsiTheme="majorHAnsi"/>
-          <w:b/>
-          <w:bCs/>
-          <w:color w:val="002060"/>
-          <w:sz w:val="21"/>
-          <w:szCs w:val="21"/>
-        </w:rPr>
-        <w:t xml:space="preserve"> — </w:t>
-      </w:r>
-      <w:r>
-        <w:rPr>
-          <w:rFonts w:asciiTheme="majorHAnsi" w:hAnsiTheme="majorHAnsi"/>
-          <w:b/>
-          <w:bCs/>
-          <w:color w:val="002060"/>
-          <w:sz w:val="21"/>
-          <w:szCs w:val="21"/>
-        </w:rPr>
-        <w:t>October 2021</w:t>
-      </w:r>
-      <w:r>
-        <w:rPr>
-          <w:rFonts w:asciiTheme="majorHAnsi" w:hAnsiTheme="majorHAnsi"/>
-          <w:b/>
-          <w:bCs/>
-          <w:color w:val="002060"/>
-          <w:sz w:val="21"/>
-          <w:szCs w:val="21"/>
-        </w:rPr>
-        <w:t xml:space="preserve">           </w:t>
-      </w:r>
-    </w:p>
-    <w:p>
-      <w:pPr>
-        <w:spacing w:after="71"/>
-        <w:rPr>
-          <w:rFonts w:asciiTheme="majorHAnsi" w:hAnsiTheme="majorHAnsi"/>
-          <w:i/>
-          <w:iCs/>
-          <w:color w:val="002060"/>
-          <w:sz w:val="21"/>
-          <w:szCs w:val="21"/>
-        </w:rPr>
-      </w:pPr>
-      <w:r>
-        <w:rPr>
-          <w:rFonts w:asciiTheme="majorHAnsi" w:hAnsiTheme="majorHAnsi"/>
-          <w:i/>
-          <w:iCs/>
-          <w:color w:val="002060"/>
-          <w:sz w:val="21"/>
-          <w:szCs w:val="21"/>
-        </w:rPr>
-        <w:t>Sales Assistant</w:t>
-      </w:r>
-    </w:p>
-    <w:p>
-      <w:pPr>
-        <w:pStyle w:val="ListParagraph"/>
-        <w:numPr>
-          <w:ilvl w:val="0"/>
-          <w:numId w:val="23"/>
-        </w:numPr>
-        <w:spacing w:after="71" w:line="259" w:lineRule="auto"/>
-        <w:rPr>
-          <w:rFonts w:asciiTheme="majorHAnsi" w:hAnsiTheme="majorHAnsi"/>
-          <w:color w:val="000000" w:themeColor="text1"/>
-          <w:sz w:val="21"/>
-          <w:szCs w:val="21"/>
-        </w:rPr>
-      </w:pPr>
-      <w:r>
-        <w:rPr>
-          <w:rFonts w:asciiTheme="majorHAnsi" w:hAnsiTheme="majorHAnsi"/>
-          <w:color w:val="000000" w:themeColor="text1"/>
-          <w:sz w:val="21"/>
-          <w:szCs w:val="21"/>
-        </w:rPr>
-        <w:t xml:space="preserve">Collaborated with highly qualified and experienced employees </w:t>
-      </w:r>
-      <w:r>
-        <w:rPr>
-          <w:rFonts w:asciiTheme="majorHAnsi" w:hAnsiTheme="majorHAnsi"/>
-          <w:color w:val="000000" w:themeColor="text1"/>
-          <w:sz w:val="21"/>
-          <w:szCs w:val="21"/>
-        </w:rPr>
-        <w:t>to learn how to sell products.</w:t>
-      </w:r>
-    </w:p>
-    <w:p>
-      <w:pPr>
-        <w:pStyle w:val="ListParagraph"/>
-        <w:numPr>
-          <w:ilvl w:val="0"/>
-          <w:numId w:val="23"/>
-        </w:numPr>
-        <w:spacing w:after="71" w:line="259" w:lineRule="auto"/>
-        <w:rPr>
-          <w:rFonts w:asciiTheme="majorHAnsi" w:hAnsiTheme="majorHAnsi"/>
-          <w:color w:val="000000" w:themeColor="text1"/>
-          <w:sz w:val="21"/>
-          <w:szCs w:val="21"/>
-        </w:rPr>
-      </w:pPr>
-      <w:r>
-        <w:rPr>
-          <w:rFonts w:asciiTheme="majorHAnsi" w:hAnsiTheme="majorHAnsi"/>
-          <w:color w:val="000000" w:themeColor="text1"/>
-          <w:sz w:val="21"/>
-          <w:szCs w:val="21"/>
-        </w:rPr>
-        <w:t xml:space="preserve">Improved </w:t>
-      </w:r>
-      <w:r>
-        <w:rPr>
-          <w:rFonts w:asciiTheme="majorHAnsi" w:hAnsiTheme="majorHAnsi" w:cs="Arial"/>
-          <w:color w:val="202124"/>
-          <w:sz w:val="21"/>
-          <w:szCs w:val="21"/>
-          <w:shd w:val="clear" w:color="auto" w:fill="FFFFFF"/>
-        </w:rPr>
-        <w:t>communication, persuasion, patience, problem-solving and customer service.</w:t>
-      </w:r>
-    </w:p>
-    <w:p>
-      <w:pPr>
-        <w:spacing w:after="71"/>
-        <w:rPr>
-          <w:rFonts w:asciiTheme="majorHAnsi" w:hAnsiTheme="majorHAnsi"/>
-          <w:b/>
-          <w:bCs/>
-          <w:color w:val="002060"/>
-          <w:sz w:val="21"/>
-          <w:szCs w:val="21"/>
-        </w:rPr>
-      </w:pPr>
-    </w:p>
-    <w:p>
-      <w:pPr>
-        <w:spacing w:after="71"/>
-        <w:rPr>
-          <w:rFonts w:asciiTheme="majorHAnsi" w:hAnsiTheme="majorHAnsi"/>
-          <w:b/>
-          <w:bCs/>
-          <w:color w:val="002060"/>
-          <w:sz w:val="21"/>
-          <w:szCs w:val="21"/>
-        </w:rPr>
-      </w:pPr>
-      <w:r>
-        <w:rPr>
-          <w:rFonts w:asciiTheme="majorHAnsi" w:hAnsiTheme="majorHAnsi"/>
-          <w:b/>
-          <w:bCs/>
-          <w:color w:val="002060"/>
-          <w:sz w:val="21"/>
-          <w:szCs w:val="21"/>
-        </w:rPr>
-        <w:t>SuperPark</w:t>
-      </w:r>
-      <w:r>
-        <w:rPr>
-          <w:rFonts w:asciiTheme="majorHAnsi" w:hAnsiTheme="majorHAnsi"/>
-          <w:b/>
-          <w:bCs/>
-          <w:color w:val="002060"/>
-          <w:sz w:val="21"/>
-          <w:szCs w:val="21"/>
-        </w:rPr>
-        <w:t xml:space="preserve">                                                    </w:t>
-      </w:r>
-    </w:p>
-    <w:p>
-      <w:pPr>
-        <w:spacing w:after="71"/>
-        <w:ind w:hanging="14"/>
-        <w:rPr>
-          <w:rFonts w:asciiTheme="majorHAnsi" w:hAnsiTheme="majorHAnsi"/>
-          <w:b/>
-          <w:bCs/>
-          <w:color w:val="002060"/>
-          <w:sz w:val="21"/>
-          <w:szCs w:val="21"/>
-        </w:rPr>
-      </w:pPr>
-      <w:r>
-        <w:rPr>
-          <w:rFonts w:asciiTheme="majorHAnsi" w:hAnsiTheme="majorHAnsi"/>
-          <w:b/>
-          <w:bCs/>
-          <w:color w:val="002060"/>
-          <w:sz w:val="21"/>
-          <w:szCs w:val="21"/>
-        </w:rPr>
-        <w:t>December</w:t>
-      </w:r>
-      <w:r>
-        <w:rPr>
-          <w:rFonts w:asciiTheme="majorHAnsi" w:hAnsiTheme="majorHAnsi"/>
-          <w:b/>
-          <w:bCs/>
-          <w:color w:val="002060"/>
-          <w:sz w:val="21"/>
-          <w:szCs w:val="21"/>
-        </w:rPr>
-        <w:t xml:space="preserve"> 20</w:t>
-      </w:r>
-      <w:r>
-        <w:rPr>
-          <w:rFonts w:asciiTheme="majorHAnsi" w:hAnsiTheme="majorHAnsi"/>
-          <w:b/>
-          <w:bCs/>
-          <w:color w:val="002060"/>
-          <w:sz w:val="21"/>
-          <w:szCs w:val="21"/>
-        </w:rPr>
-        <w:t>19</w:t>
-      </w:r>
-      <w:r>
-        <w:rPr>
-          <w:rFonts w:asciiTheme="majorHAnsi" w:hAnsiTheme="majorHAnsi"/>
-          <w:b/>
-          <w:bCs/>
-          <w:color w:val="002060"/>
-          <w:sz w:val="21"/>
-          <w:szCs w:val="21"/>
-        </w:rPr>
-        <w:t xml:space="preserve"> — </w:t>
-      </w:r>
-      <w:r>
-        <w:rPr>
-          <w:rFonts w:asciiTheme="majorHAnsi" w:hAnsiTheme="majorHAnsi"/>
-          <w:b/>
-          <w:bCs/>
-          <w:color w:val="002060"/>
-          <w:sz w:val="21"/>
-          <w:szCs w:val="21"/>
-        </w:rPr>
-        <w:t>March</w:t>
-      </w:r>
-      <w:r>
-        <w:rPr>
-          <w:rFonts w:asciiTheme="majorHAnsi" w:hAnsiTheme="majorHAnsi"/>
-          <w:b/>
-          <w:bCs/>
-          <w:color w:val="002060"/>
-          <w:sz w:val="21"/>
-          <w:szCs w:val="21"/>
-        </w:rPr>
-        <w:t xml:space="preserve"> 2020 </w:t>
-      </w:r>
-    </w:p>
-    <w:p>
-      <w:pPr>
-        <w:spacing w:after="71"/>
-        <w:ind w:hanging="14"/>
-        <w:rPr>
-          <w:rFonts w:asciiTheme="majorHAnsi" w:hAnsiTheme="majorHAnsi"/>
-          <w:i/>
-          <w:iCs/>
-          <w:color w:val="002060"/>
-          <w:sz w:val="21"/>
-          <w:szCs w:val="21"/>
-        </w:rPr>
-      </w:pPr>
-      <w:r>
-        <w:rPr>
-          <w:rFonts w:asciiTheme="majorHAnsi" w:hAnsiTheme="majorHAnsi"/>
-          <w:i/>
-          <w:iCs/>
-          <w:color w:val="002060"/>
-          <w:sz w:val="21"/>
-          <w:szCs w:val="21"/>
-        </w:rPr>
-        <w:t>Activity Crew</w:t>
-      </w:r>
-    </w:p>
-    <w:p>
-      <w:pPr>
-        <w:pStyle w:val="ListParagraph"/>
-        <w:numPr>
-          <w:ilvl w:val="0"/>
-          <w:numId w:val="21"/>
-        </w:numPr>
-        <w:spacing w:after="160" w:line="288" w:lineRule="auto"/>
-        <w:rPr>
-          <w:rFonts w:asciiTheme="majorHAnsi" w:hAnsiTheme="majorHAnsi"/>
-          <w:color w:val="000000" w:themeColor="text1"/>
-          <w:sz w:val="21"/>
-          <w:szCs w:val="21"/>
-        </w:rPr>
-      </w:pPr>
-      <w:r>
-        <w:rPr>
-          <w:rFonts w:asciiTheme="majorHAnsi" w:hAnsiTheme="majorHAnsi" w:cs="Arial"/>
-          <w:color w:val="000000"/>
-          <w:sz w:val="21"/>
-          <w:szCs w:val="21"/>
-          <w:shd w:val="clear" w:color="auto" w:fill="FFFFFF"/>
-        </w:rPr>
-        <w:t>Assisted in the park’s floor operation with good leadership skills</w:t>
-      </w:r>
-      <w:r>
-        <w:rPr>
-          <w:rFonts w:asciiTheme="majorHAnsi" w:hAnsiTheme="majorHAnsi"/>
-          <w:color w:val="000000" w:themeColor="text1"/>
-          <w:sz w:val="21"/>
-          <w:szCs w:val="21"/>
-        </w:rPr>
-        <w:t>.</w:t>
-      </w:r>
-    </w:p>
-    <w:p>
-      <w:pPr>
-        <w:pStyle w:val="ListParagraph"/>
-        <w:numPr>
-          <w:ilvl w:val="0"/>
-          <w:numId w:val="21"/>
-        </w:numPr>
-        <w:spacing w:after="160" w:line="288" w:lineRule="auto"/>
-        <w:rPr>
-          <w:rFonts w:asciiTheme="majorHAnsi" w:hAnsiTheme="majorHAnsi"/>
-          <w:color w:val="000000" w:themeColor="text1"/>
-          <w:sz w:val="21"/>
-          <w:szCs w:val="21"/>
-        </w:rPr>
-      </w:pPr>
-      <w:r>
-        <w:rPr>
-          <w:rFonts w:asciiTheme="majorHAnsi" w:hAnsiTheme="majorHAnsi"/>
-          <w:color w:val="000000" w:themeColor="text1"/>
-          <w:sz w:val="21"/>
-          <w:szCs w:val="21"/>
-        </w:rPr>
-        <w:t>Created a fun environment for all age groups to have a great time.</w:t>
-      </w:r>
-    </w:p>
-    <w:p>
-      <w:pPr>
-        <w:pStyle w:val="ListParagraph"/>
-        <w:spacing w:after="160" w:line="288" w:lineRule="auto"/>
-        <w:ind w:left="706"/>
-        <w:rPr>
-          <w:rFonts w:asciiTheme="majorHAnsi" w:hAnsiTheme="majorHAnsi"/>
-          <w:color w:val="000000" w:themeColor="text1"/>
-          <w:sz w:val="21"/>
-          <w:szCs w:val="21"/>
-        </w:rPr>
-      </w:pPr>
-    </w:p>
-    <w:p>
-      <w:pPr>
-        <w:spacing w:after="71"/>
-        <w:rPr>
-          <w:rFonts w:asciiTheme="majorHAnsi" w:hAnsiTheme="majorHAnsi"/>
-          <w:b/>
-          <w:bCs/>
-          <w:color w:val="002060"/>
-          <w:sz w:val="21"/>
-          <w:szCs w:val="21"/>
-        </w:rPr>
-      </w:pPr>
-      <w:r>
-        <w:rPr>
-          <w:rFonts w:asciiTheme="majorHAnsi" w:hAnsiTheme="majorHAnsi"/>
-          <w:b/>
-          <w:bCs/>
-          <w:color w:val="002060"/>
-          <w:sz w:val="21"/>
-          <w:szCs w:val="21"/>
-        </w:rPr>
-        <w:t xml:space="preserve">Abercrombie &amp; Fitch                                                    </w:t>
-      </w:r>
-    </w:p>
-    <w:p>
-      <w:pPr>
-        <w:spacing w:after="71"/>
-        <w:ind w:hanging="14"/>
-        <w:rPr>
-          <w:rFonts w:asciiTheme="majorHAnsi" w:hAnsiTheme="majorHAnsi"/>
-          <w:b/>
-          <w:bCs/>
-          <w:color w:val="002060"/>
-          <w:sz w:val="21"/>
-          <w:szCs w:val="21"/>
-        </w:rPr>
-      </w:pPr>
-      <w:r>
-        <w:rPr>
-          <w:rFonts w:asciiTheme="majorHAnsi" w:hAnsiTheme="majorHAnsi"/>
-          <w:b/>
-          <w:bCs/>
-          <w:color w:val="002060"/>
-          <w:sz w:val="21"/>
-          <w:szCs w:val="21"/>
-        </w:rPr>
-        <w:t xml:space="preserve">November 2019 — December 2019 </w:t>
-      </w:r>
-    </w:p>
-    <w:p>
-      <w:pPr>
-        <w:spacing w:after="71"/>
-        <w:ind w:hanging="14"/>
-        <w:rPr>
-          <w:rFonts w:asciiTheme="majorHAnsi" w:hAnsiTheme="majorHAnsi"/>
-          <w:i/>
-          <w:iCs/>
-          <w:color w:val="002060"/>
-          <w:sz w:val="21"/>
-          <w:szCs w:val="21"/>
-        </w:rPr>
-      </w:pPr>
-      <w:r>
-        <w:rPr>
-          <w:rFonts w:asciiTheme="majorHAnsi" w:hAnsiTheme="majorHAnsi"/>
-          <w:i/>
-          <w:iCs/>
-          <w:color w:val="002060"/>
-          <w:sz w:val="21"/>
-          <w:szCs w:val="21"/>
-        </w:rPr>
-        <w:t>Sales Assistant</w:t>
-      </w:r>
-    </w:p>
-    <w:p>
-      <w:pPr>
-        <w:pStyle w:val="ListParagraph"/>
-        <w:numPr>
-          <w:ilvl w:val="0"/>
-          <w:numId w:val="21"/>
-        </w:numPr>
-        <w:spacing w:after="160" w:line="288" w:lineRule="auto"/>
-        <w:rPr>
-          <w:rFonts w:asciiTheme="majorHAnsi" w:eastAsia="Times New Roman" w:hAnsiTheme="majorHAnsi" w:cs="Arial"/>
-          <w:color w:val="000000"/>
-          <w:sz w:val="21"/>
-          <w:szCs w:val="21"/>
-        </w:rPr>
-      </w:pPr>
-      <w:r>
-        <w:rPr>
-          <w:rFonts w:asciiTheme="majorHAnsi" w:eastAsia="Times New Roman" w:hAnsiTheme="majorHAnsi" w:cs="Arial"/>
-          <w:color w:val="000000"/>
-          <w:sz w:val="21"/>
-          <w:szCs w:val="21"/>
-        </w:rPr>
-        <w:t>Understanding and educating consumers on product features.</w:t>
-      </w:r>
-    </w:p>
-    <w:p>
-      <w:pPr>
-        <w:pStyle w:val="ListParagraph"/>
-        <w:numPr>
-          <w:ilvl w:val="0"/>
-          <w:numId w:val="21"/>
-        </w:numPr>
-        <w:spacing w:after="71" w:line="288" w:lineRule="auto"/>
-        <w:rPr>
-          <w:rFonts w:asciiTheme="majorHAnsi" w:hAnsiTheme="majorHAnsi"/>
-          <w:b/>
-          <w:bCs/>
-          <w:color w:val="002060"/>
-          <w:sz w:val="21"/>
-          <w:szCs w:val="21"/>
-        </w:rPr>
-      </w:pPr>
-      <w:r>
-        <w:rPr>
-          <w:rFonts w:asciiTheme="majorHAnsi" w:hAnsiTheme="majorHAnsi"/>
-          <w:color w:val="000000" w:themeColor="text1"/>
-          <w:sz w:val="21"/>
-          <w:szCs w:val="21"/>
-        </w:rPr>
-        <w:t>Handled payments and closed transactions</w:t>
-      </w:r>
-      <w:r>
-        <w:rPr>
-          <w:rFonts w:asciiTheme="majorHAnsi" w:hAnsiTheme="majorHAnsi"/>
-          <w:color w:val="000000" w:themeColor="text1"/>
-          <w:sz w:val="21"/>
-          <w:szCs w:val="21"/>
-        </w:rPr>
-        <w:t>.</w:t>
-      </w:r>
-    </w:p>
-    <w:p>
-      <w:pPr>
-        <w:spacing w:after="71" w:line="288" w:lineRule="auto"/>
-        <w:rPr>
-          <w:rFonts w:asciiTheme="majorHAnsi" w:hAnsiTheme="majorHAnsi"/>
-          <w:b/>
-          <w:bCs/>
-          <w:color w:val="002060"/>
-          <w:sz w:val="21"/>
-          <w:szCs w:val="21"/>
-        </w:rPr>
-      </w:pPr>
-    </w:p>
-    <w:p>
-      <w:pPr>
-        <w:spacing w:after="71" w:line="288" w:lineRule="auto"/>
-        <w:rPr>
-          <w:rFonts w:asciiTheme="majorHAnsi" w:hAnsiTheme="majorHAnsi"/>
-          <w:b/>
-          <w:bCs/>
-          <w:color w:val="002060"/>
-          <w:sz w:val="21"/>
-          <w:szCs w:val="21"/>
-        </w:rPr>
-      </w:pPr>
-      <w:r>
-        <w:rPr>
-          <w:rFonts w:asciiTheme="majorHAnsi" w:hAnsiTheme="majorHAnsi"/>
-          <w:b/>
-          <w:bCs/>
-          <w:color w:val="002060"/>
-          <w:sz w:val="21"/>
-          <w:szCs w:val="21"/>
-        </w:rPr>
         <w:t>Apsley Bespoke Tailors</w:t>
       </w:r>
     </w:p>
@@ -1983,32 +1428,7 @@
           <w:sz w:val="21"/>
           <w:szCs w:val="21"/>
         </w:rPr>
-        <w:t xml:space="preserve">Supported daily operation including data entry, research, filing, and other administrative duties. </w:t>
-      </w:r>
-    </w:p>
-    <w:p>
-      <w:pPr>
-        <w:pStyle w:val="ListParagraph"/>
-        <w:numPr>
-          <w:ilvl w:val="0"/>
-          <w:numId w:val="20"/>
-        </w:numPr>
-        <w:spacing w:after="71" w:line="288" w:lineRule="auto"/>
-        <w:rPr>
-          <w:rFonts w:asciiTheme="majorHAnsi" w:hAnsiTheme="majorHAnsi"/>
-          <w:color w:val="000000" w:themeColor="text1"/>
-          <w:sz w:val="21"/>
-          <w:szCs w:val="21"/>
-        </w:rPr>
-      </w:pPr>
-      <w:r>
-        <w:rPr>
-          <w:rFonts w:asciiTheme="majorHAnsi" w:hAnsiTheme="majorHAnsi"/>
-          <w:color w:val="000000" w:themeColor="text1"/>
-          <w:sz w:val="21"/>
-          <w:szCs w:val="21"/>
-        </w:rPr>
-        <w:t>L</w:t>
+        <w:t>Daily</w:t>
       </w:r>
       <w:r>
         <w:rPr>
@@ -2017,7 +1437,7 @@
           <w:sz w:val="21"/>
           <w:szCs w:val="21"/>
         </w:rPr>
-        <w:t xml:space="preserve">earned a lot of new functions and </w:t>
+        <w:t xml:space="preserve"> operation includ</w:t>
       </w:r>
       <w:r>
         <w:rPr>
@@ -2026,7 +1446,7 @@
           <w:sz w:val="21"/>
           <w:szCs w:val="21"/>
         </w:rPr>
-        <w:t>techniques to handle data</w:t>
+        <w:t>ed</w:t>
       </w:r>
       <w:r>
         <w:rPr>
@@ -2035,19 +1455,17 @@
           <w:sz w:val="21"/>
           <w:szCs w:val="21"/>
         </w:rPr>
-        <w:t xml:space="preserve">, developing a skill of efficiency. </w:t>
+        <w:t xml:space="preserve"> data entry, research, filing, and other administrative duties</w:t>
       </w:r>
-    </w:p>
-    <w:p>
-      <w:pPr>
-        <w:spacing w:after="71" w:line="288" w:lineRule="auto"/>
+      <w:r>
         <w:rPr>
           <w:rFonts w:asciiTheme="majorHAnsi" w:hAnsiTheme="majorHAnsi"/>
           <w:color w:val="000000" w:themeColor="text1"/>
           <w:sz w:val="21"/>
           <w:szCs w:val="21"/>
         </w:rPr>
-      </w:pPr>
+        <w:br/>
+      </w:r>
     </w:p>
     <w:p>
       <w:pPr>
@@ -2190,7 +1608,7 @@
           <w:sz w:val="21"/>
           <w:szCs w:val="21"/>
         </w:rPr>
-        <w:t>Gained knowledge on different kinds of brands that were being sold.</w:t>
+        <w:t>Gained knowledge on different kinds of brands that were being sold</w:t>
       </w:r>
     </w:p>
     <w:p>
@@ -2215,119 +1633,7 @@
           <w:sz w:val="21"/>
           <w:szCs w:val="21"/>
         </w:rPr>
-        <w:t>Worked as a sales assistant for many brands.</w:t>
-      </w:r>
-    </w:p>
-    <w:p>
-      <w:pPr>
-        <w:pStyle w:val="ListParagraph"/>
-        <w:spacing w:after="160" w:line="288" w:lineRule="auto"/>
-        <w:ind w:left="706"/>
-        <w:rPr>
-          <w:rFonts w:asciiTheme="majorHAnsi" w:hAnsiTheme="majorHAnsi"/>
-          <w:color w:val="000000" w:themeColor="text1"/>
-          <w:sz w:val="21"/>
-          <w:szCs w:val="21"/>
-        </w:rPr>
-      </w:pPr>
-    </w:p>
-    <w:p>
-      <w:pPr>
-        <w:spacing w:after="71"/>
-        <w:ind w:hanging="14"/>
-        <w:rPr>
-          <w:rFonts w:asciiTheme="majorHAnsi" w:hAnsiTheme="majorHAnsi"/>
-          <w:b/>
-          <w:bCs/>
-          <w:color w:val="002060"/>
-          <w:sz w:val="21"/>
-          <w:szCs w:val="21"/>
-        </w:rPr>
-      </w:pPr>
-      <w:r>
-        <w:rPr>
-          <w:rFonts w:asciiTheme="majorHAnsi" w:hAnsiTheme="majorHAnsi"/>
-          <w:b/>
-          <w:bCs/>
-          <w:color w:val="002060"/>
-          <w:sz w:val="21"/>
-          <w:szCs w:val="21"/>
-        </w:rPr>
-        <w:t xml:space="preserve">Kumon                                                  </w:t>
-      </w:r>
-    </w:p>
-    <w:p>
-      <w:pPr>
-        <w:spacing w:after="71"/>
-        <w:ind w:hanging="14"/>
-        <w:rPr>
-          <w:rFonts w:asciiTheme="majorHAnsi" w:hAnsiTheme="majorHAnsi"/>
-          <w:b/>
-          <w:bCs/>
-          <w:color w:val="002060"/>
-          <w:sz w:val="21"/>
-          <w:szCs w:val="21"/>
-        </w:rPr>
-      </w:pPr>
-      <w:r>
-        <w:rPr>
-          <w:rFonts w:asciiTheme="majorHAnsi" w:hAnsiTheme="majorHAnsi"/>
-          <w:b/>
-          <w:bCs/>
-          <w:color w:val="002060"/>
-          <w:sz w:val="21"/>
-          <w:szCs w:val="21"/>
-        </w:rPr>
-        <w:t xml:space="preserve">June 2018 — July 2018 </w:t>
-      </w:r>
-    </w:p>
-    <w:p>
-      <w:pPr>
-        <w:spacing w:after="71"/>
-        <w:rPr>
-          <w:rFonts w:asciiTheme="majorHAnsi" w:hAnsiTheme="majorHAnsi"/>
-          <w:i/>
-          <w:iCs/>
-          <w:color w:val="002060"/>
-          <w:sz w:val="21"/>
-          <w:szCs w:val="21"/>
-        </w:rPr>
-      </w:pPr>
-      <w:r>
-        <w:rPr>
-          <w:rFonts w:asciiTheme="majorHAnsi" w:hAnsiTheme="majorHAnsi"/>
-          <w:i/>
-          <w:iCs/>
-          <w:color w:val="002060"/>
-          <w:sz w:val="21"/>
-          <w:szCs w:val="21"/>
-        </w:rPr>
-        <w:t>Tutor</w:t>
-      </w:r>
-    </w:p>
-    <w:p>
-      <w:pPr>
-        <w:pStyle w:val="ListParagraph"/>
-        <w:numPr>
-          <w:ilvl w:val="0"/>
-          <w:numId w:val="22"/>
-        </w:numPr>
-        <w:spacing w:after="160" w:line="288" w:lineRule="auto"/>
-        <w:rPr>
-          <w:rFonts w:asciiTheme="majorHAnsi" w:hAnsiTheme="majorHAnsi"/>
-          <w:color w:val="000000" w:themeColor="text1"/>
-          <w:sz w:val="21"/>
-          <w:szCs w:val="21"/>
-        </w:rPr>
-      </w:pPr>
-      <w:r>
-        <w:rPr>
-          <w:rFonts w:asciiTheme="majorHAnsi" w:hAnsiTheme="majorHAnsi"/>
-          <w:color w:val="000000" w:themeColor="text1"/>
-          <w:sz w:val="21"/>
-          <w:szCs w:val="21"/>
-        </w:rPr>
-        <w:t xml:space="preserve">Learned how to </w:t>
+        <w:t xml:space="preserve">Worked as a sales assistant for </w:t>
       </w:r>
       <w:r>
         <w:rPr>
@@ -2336,7 +1642,7 @@
           <w:sz w:val="21"/>
           <w:szCs w:val="21"/>
         </w:rPr>
-        <w:t>maintain</w:t>
+        <w:t>various different</w:t>
       </w:r>
       <w:r>
         <w:rPr>
@@ -2345,25 +1651,11 @@
           <w:sz w:val="21"/>
           <w:szCs w:val="21"/>
         </w:rPr>
-        <w:t xml:space="preserve"> patience as I was teaching kids as young as 6 years old</w:t>
-      </w:r>
-      <w:r>
-        <w:rPr>
-          <w:rFonts w:asciiTheme="majorHAnsi" w:hAnsiTheme="majorHAnsi"/>
-          <w:color w:val="000000" w:themeColor="text1"/>
-          <w:sz w:val="21"/>
-          <w:szCs w:val="21"/>
-        </w:rPr>
-        <w:t>.</w:t>
+        <w:t xml:space="preserve"> brands</w:t>
       </w:r>
     </w:p>
     <w:p>
       <w:pPr>
-        <w:pStyle w:val="ListParagraph"/>
-        <w:numPr>
-          <w:ilvl w:val="0"/>
-          <w:numId w:val="22"/>
-        </w:numPr>
         <w:spacing w:after="160" w:line="288" w:lineRule="auto"/>
         <w:rPr>
           <w:rFonts w:asciiTheme="majorHAnsi" w:hAnsiTheme="majorHAnsi"/>
@@ -2375,12 +1667,91 @@
       <w:r>
         <w:rPr>
           <w:rFonts w:asciiTheme="majorHAnsi" w:hAnsiTheme="majorHAnsi"/>
+          <w:noProof/>
           <w:color w:val="000000" w:themeColor="text1"/>
           <w:sz w:val="21"/>
           <w:szCs w:val="21"/>
         </w:rPr>
-        <w:t>Had a responsibility to handle a group of students at the same time which allowed me to gain great leadership skills.</w:t>
+        <mc:AlternateContent>
+          <mc:Choice Requires="wps">
+            <w:drawing>
+              <wp:anchor distT="0" distB="0" distL="114300" distR="114300" simplePos="0" relativeHeight="251659264" behindDoc="0" locked="0" layoutInCell="1" allowOverlap="1" wp14:anchorId="02DCC0AB" wp14:editId="5A3014E7">
+                <wp:simplePos x="0" y="0"/>
+                <wp:positionH relativeFrom="column">
+                  <wp:posOffset>-518160</wp:posOffset>
+                </wp:positionH>
+                <wp:positionV relativeFrom="paragraph">
+                  <wp:posOffset>169545</wp:posOffset>
+                </wp:positionV>
+                <wp:extent cx="7018020" cy="7620"/>
+                <wp:effectExtent l="0" t="0" r="30480" b="30480"/>
+                <wp:wrapNone/>
+                <wp:docPr id="180550112" name="Straight Connector 2"/>
+                <wp:cNvGraphicFramePr/>
+                <a:graphic xmlns:a="http://schemas.openxmlformats.org/drawingml/2006/main">
+                  <a:graphicData uri="http://schemas.microsoft.com/office/word/2010/wordprocessingShape">
+                    <wps:wsp>
+                      <wps:cNvCnPr/>
+                      <wps:spPr>
+                        <a:xfrm>
+                          <a:off x="0" y="0"/>
+                          <a:ext cx="7018020" cy="7620"/>
+                        </a:xfrm>
+                        <a:prstGeom prst="line">
+                          <a:avLst/>
+                        </a:prstGeom>
+                        <a:ln>
+                          <a:solidFill>
+                            <a:schemeClr val="tx1"/>
+                          </a:solidFill>
+                        </a:ln>
+                        <a:effectLst>
+                          <a:innerShdw blurRad="114300">
+                            <a:prstClr val="black"/>
+                          </a:innerShdw>
+                        </a:effectLst>
+                      </wps:spPr>
+                      <wps:style>
+                        <a:lnRef idx="3">
+                          <a:schemeClr val="dk1"/>
+                        </a:lnRef>
+                        <a:fillRef idx="0">
+                          <a:schemeClr val="dk1"/>
+                        </a:fillRef>
+                        <a:effectRef idx="2">
+                          <a:schemeClr val="dk1"/>
+                        </a:effectRef>
+                        <a:fontRef idx="minor">
+                          <a:schemeClr val="tx1"/>
+                        </a:fontRef>
+                      </wps:style>
+                      <wps:bodyPr/>
+                    </wps:wsp>
+                  </a:graphicData>
+                </a:graphic>
+              </wp:anchor>
+            </w:drawing>
+          </mc:Choice>
+          <mc:Fallback>
+            <w:pict>
+              <v:line w14:anchorId="57CBF2F8" id="Straight Connector 2" o:spid="_x0000_s1026" style="position:absolute;z-index:251659264;visibility:visible;mso-wrap-style:square;mso-wrap-distance-left:9pt;mso-wrap-distance-top:0;mso-wrap-distance-right:9pt;mso-wrap-distance-bottom:0;mso-position-horizontal:absolute;mso-position-horizontal-relative:text;mso-position-vertical:absolute;mso-position-vertical-relative:text" from="-40.8pt,13.35pt" to="511.8pt,13.95pt" o:gfxdata="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" strokecolor="black [3213]" strokeweight="1.5pt">
+                <v:stroke joinstyle="miter"/>
+              </v:line>
+            </w:pict>
+          </mc:Fallback>
+        </mc:AlternateContent>
       </w:r>
+    </w:p>
+    <w:p>
+      <w:pPr>
+        <w:spacing w:after="160" w:line="288" w:lineRule="auto"/>
+        <w:rPr>
+          <w:rFonts w:asciiTheme="majorHAnsi" w:hAnsiTheme="majorHAnsi"/>
+          <w:color w:val="000000" w:themeColor="text1"/>
+          <w:sz w:val="21"/>
+          <w:szCs w:val="21"/>
+        </w:rPr>
+      </w:pPr>
     </w:p>
     <w:p>
       <w:pPr>
@@ -2391,16 +1762,7 @@
           <w:color w:val="002060"/>
         </w:rPr>
       </w:pPr>
-    </w:p>
-    <w:p>
-      <w:pPr>
-        <w:rPr>
-          <w:rFonts w:asciiTheme="majorHAnsi" w:hAnsiTheme="majorHAnsi"/>
-          <w:b/>
-          <w:bCs/>
-          <w:color w:val="002060"/>
-        </w:rPr>
-      </w:pPr>
+      <w:bookmarkStart w:id="0" w:name="_Hlk212845540"/>
       <w:r>
         <w:rPr>
           <w:rFonts w:asciiTheme="majorHAnsi" w:hAnsiTheme="majorHAnsi"/>
@@ -2408,26 +1770,6 @@
           <w:bCs/>
           <w:color w:val="002060"/>
         </w:rPr>
-        <w:br w:type="page"/>
-      </w:r>
-    </w:p>
-    <w:p>
-      <w:pPr>
-        <w:rPr>
-          <w:rFonts w:asciiTheme="majorHAnsi" w:hAnsiTheme="majorHAnsi"/>
-          <w:b/>
-          <w:bCs/>
-          <w:color w:val="002060"/>
-        </w:rPr>
-      </w:pPr>
-      <w:r>
-        <w:rPr>
-          <w:rFonts w:asciiTheme="majorHAnsi" w:hAnsiTheme="majorHAnsi"/>
-          <w:b/>
-          <w:bCs/>
-          <w:color w:val="002060"/>
-        </w:rPr>
-        <w:lastRenderedPageBreak/>
         <w:t>E</w:t>
       </w:r>
       <w:r>
@@ -2440,6 +1782,7 @@
         <w:t>DUCATION</w:t>
       </w:r>
     </w:p>
+    <w:bookmarkEnd w:id="0"/>
     <w:p>
       <w:pPr>
         <w:rPr>
@@ -2453,7 +1796,7 @@
     <w:tbl>
       <w:tblPr>
         <w:tblStyle w:val="TableGrid"/>
-        <w:tblW w:w="4794" w:type="pct"/>
+        <w:tblW w:w="3006" w:type="pct"/>
         <w:tblInd w:w="72" w:type="dxa"/>
         <w:tblBorders>
           <w:left w:val="dotted" w:sz="18" w:space="0" w:color="BFBFBF" w:themeColor="background1" w:themeShade="BF"/>
@@ -2466,15 +1809,15 @@
         <w:tblDescription w:val="Education layout table"/>
       </w:tblPr>
       <w:tblGrid>
-        <w:gridCol w:w="8952"/>
+        <w:gridCol w:w="8983"/>
       </w:tblGrid>
       <w:tr>
         <w:trPr>
-          <w:trHeight w:val="6701"/>
+          <w:trHeight w:val="4098"/>
         </w:trPr>
         <w:tc>
           <w:tcPr>
-            <w:tcW w:w="8952" w:type="dxa"/>
+            <w:tcW w:w="5613" w:type="dxa"/>
           </w:tcPr>
           <w:p>
             <w:pPr>
@@ -2486,25 +1829,25 @@
               <w:rPr>
                 <w:rFonts w:asciiTheme="majorHAnsi" w:hAnsiTheme="majorHAnsi"/>
                 <w:color w:val="002060"/>
-                <w:sz w:val="22"/>
-                <w:szCs w:val="22"/>
+                <w:sz w:val="20"/>
+                <w:szCs w:val="20"/>
               </w:rPr>
             </w:pPr>
             <w:r>
               <w:rPr>
                 <w:rFonts w:asciiTheme="majorHAnsi" w:hAnsiTheme="majorHAnsi"/>
                 <w:color w:val="002060"/>
-                <w:sz w:val="22"/>
-                <w:szCs w:val="22"/>
+                <w:sz w:val="20"/>
+                <w:szCs w:val="20"/>
               </w:rPr>
-              <w:t>BACHELORS</w:t>
+              <w:t>BACHELORS of</w:t>
             </w:r>
             <w:r>
               <w:rPr>
                 <w:rFonts w:asciiTheme="majorHAnsi" w:hAnsiTheme="majorHAnsi"/>
                 <w:color w:val="002060"/>
-                <w:sz w:val="22"/>
-                <w:szCs w:val="22"/>
+                <w:sz w:val="20"/>
+                <w:szCs w:val="20"/>
               </w:rPr>
               <w:t xml:space="preserve"> </w:t>
             </w:r>
@@ -2512,26 +1855,8 @@
               <w:rPr>
                 <w:rFonts w:asciiTheme="majorHAnsi" w:hAnsiTheme="majorHAnsi"/>
                 <w:color w:val="002060"/>
-                <w:sz w:val="22"/>
-                <w:szCs w:val="22"/>
-              </w:rPr>
-              <w:t>of</w:t>
-            </w:r>
-            <w:r>
-              <w:rPr>
-                <w:rFonts w:asciiTheme="majorHAnsi" w:hAnsiTheme="majorHAnsi"/>
-                <w:color w:val="002060"/>
-                <w:sz w:val="22"/>
-                <w:szCs w:val="22"/>
-              </w:rPr>
-              <w:t xml:space="preserve"> </w:t>
-            </w:r>
-            <w:r>
-              <w:rPr>
-                <w:rFonts w:asciiTheme="majorHAnsi" w:hAnsiTheme="majorHAnsi"/>
-                <w:color w:val="002060"/>
-                <w:sz w:val="22"/>
-                <w:szCs w:val="22"/>
+                <w:sz w:val="20"/>
+                <w:szCs w:val="20"/>
               </w:rPr>
               <w:t>computer science</w:t>
             </w:r>
@@ -2539,8 +1864,8 @@
               <w:rPr>
                 <w:rFonts w:asciiTheme="majorHAnsi" w:hAnsiTheme="majorHAnsi"/>
                 <w:color w:val="002060"/>
-                <w:sz w:val="22"/>
-                <w:szCs w:val="22"/>
+                <w:sz w:val="20"/>
+                <w:szCs w:val="20"/>
               </w:rPr>
               <w:tab/>
             </w:r>
@@ -2555,16 +1880,16 @@
               <w:rPr>
                 <w:rFonts w:asciiTheme="majorHAnsi" w:hAnsiTheme="majorHAnsi"/>
                 <w:color w:val="002060"/>
-                <w:sz w:val="22"/>
-                <w:szCs w:val="22"/>
+                <w:sz w:val="20"/>
+                <w:szCs w:val="20"/>
               </w:rPr>
             </w:pPr>
             <w:r>
               <w:rPr>
                 <w:rFonts w:asciiTheme="majorHAnsi" w:hAnsiTheme="majorHAnsi"/>
                 <w:color w:val="002060"/>
-                <w:sz w:val="22"/>
-                <w:szCs w:val="22"/>
+                <w:sz w:val="20"/>
+                <w:szCs w:val="20"/>
               </w:rPr>
               <w:t>September 202</w:t>
             </w:r>
@@ -2572,8 +1897,8 @@
               <w:rPr>
                 <w:rFonts w:asciiTheme="majorHAnsi" w:hAnsiTheme="majorHAnsi"/>
                 <w:color w:val="002060"/>
-                <w:sz w:val="22"/>
-                <w:szCs w:val="22"/>
+                <w:sz w:val="20"/>
+                <w:szCs w:val="20"/>
               </w:rPr>
               <w:t>4</w:t>
             </w:r>
@@ -2581,8 +1906,8 @@
               <w:rPr>
                 <w:rFonts w:asciiTheme="majorHAnsi" w:hAnsiTheme="majorHAnsi"/>
                 <w:color w:val="002060"/>
-                <w:sz w:val="22"/>
-                <w:szCs w:val="22"/>
+                <w:sz w:val="20"/>
+                <w:szCs w:val="20"/>
               </w:rPr>
               <w:t xml:space="preserve"> — </w:t>
             </w:r>
@@ -2590,8 +1915,8 @@
               <w:rPr>
                 <w:rFonts w:asciiTheme="majorHAnsi" w:hAnsiTheme="majorHAnsi"/>
                 <w:color w:val="002060"/>
-                <w:sz w:val="22"/>
-                <w:szCs w:val="22"/>
+                <w:sz w:val="20"/>
+                <w:szCs w:val="20"/>
               </w:rPr>
               <w:t>July 2025</w:t>
             </w:r>
@@ -2603,12 +1928,16 @@
               <w:rPr>
                 <w:rFonts w:asciiTheme="majorHAnsi" w:hAnsiTheme="majorHAnsi"/>
                 <w:color w:val="002060"/>
+                <w:sz w:val="20"/>
+                <w:szCs w:val="20"/>
               </w:rPr>
             </w:pPr>
             <w:r>
               <w:rPr>
                 <w:rFonts w:asciiTheme="majorHAnsi" w:hAnsiTheme="majorHAnsi"/>
                 <w:color w:val="002060"/>
+                <w:sz w:val="20"/>
+                <w:szCs w:val="20"/>
               </w:rPr>
               <w:t>University of Wollongong Australia</w:t>
             </w:r>
@@ -2626,6 +1955,8 @@
                 <w:i/>
                 <w:iCs/>
                 <w:color w:val="000000" w:themeColor="text1"/>
+                <w:sz w:val="20"/>
+                <w:szCs w:val="20"/>
               </w:rPr>
             </w:pPr>
             <w:r>
@@ -2634,8 +1965,10 @@
                 <w:i/>
                 <w:iCs/>
                 <w:color w:val="000000" w:themeColor="text1"/>
+                <w:sz w:val="20"/>
+                <w:szCs w:val="20"/>
               </w:rPr>
-              <w:t>Gain</w:t>
+              <w:t>Gained</w:t>
             </w:r>
             <w:r>
               <w:rPr>
@@ -2643,26 +1976,10 @@
                 <w:i/>
                 <w:iCs/>
                 <w:color w:val="000000" w:themeColor="text1"/>
+                <w:sz w:val="20"/>
+                <w:szCs w:val="20"/>
               </w:rPr>
-              <w:t>ing</w:t>
-            </w:r>
-            <w:r>
-              <w:rPr>
-                <w:rFonts w:asciiTheme="majorHAnsi" w:hAnsiTheme="majorHAnsi"/>
-                <w:i/>
-                <w:iCs/>
-                <w:color w:val="000000" w:themeColor="text1"/>
-              </w:rPr>
-              <w:t xml:space="preserve"> </w:t>
-            </w:r>
-            <w:r>
-              <w:rPr>
-                <w:rFonts w:asciiTheme="majorHAnsi" w:hAnsiTheme="majorHAnsi"/>
-                <w:i/>
-                <w:iCs/>
-                <w:color w:val="000000" w:themeColor="text1"/>
-              </w:rPr>
-              <w:t>vital knowledge and skills in key areas of computer science</w:t>
+              <w:t xml:space="preserve"> vital knowledge and skills in key areas of computer science</w:t>
             </w:r>
           </w:p>
           <w:p>
@@ -2675,8 +1992,8 @@
               <w:rPr>
                 <w:rFonts w:asciiTheme="majorHAnsi" w:hAnsiTheme="majorHAnsi"/>
                 <w:color w:val="002060"/>
-                <w:sz w:val="22"/>
-                <w:szCs w:val="22"/>
+                <w:sz w:val="20"/>
+                <w:szCs w:val="20"/>
               </w:rPr>
             </w:pPr>
           </w:p>
@@ -2690,34 +2007,25 @@
               <w:rPr>
                 <w:rFonts w:asciiTheme="majorHAnsi" w:hAnsiTheme="majorHAnsi"/>
                 <w:color w:val="002060"/>
-                <w:sz w:val="22"/>
-                <w:szCs w:val="22"/>
+                <w:sz w:val="20"/>
+                <w:szCs w:val="20"/>
               </w:rPr>
             </w:pPr>
             <w:r>
               <w:rPr>
                 <w:rFonts w:asciiTheme="majorHAnsi" w:hAnsiTheme="majorHAnsi"/>
                 <w:color w:val="002060"/>
-                <w:sz w:val="22"/>
-                <w:szCs w:val="22"/>
+                <w:sz w:val="20"/>
+                <w:szCs w:val="20"/>
               </w:rPr>
-              <w:t>BACHELORS</w:t>
+              <w:t xml:space="preserve">BACHELORS </w:t>
             </w:r>
             <w:r>
               <w:rPr>
                 <w:rFonts w:asciiTheme="majorHAnsi" w:hAnsiTheme="majorHAnsi"/>
                 <w:color w:val="002060"/>
-                <w:sz w:val="22"/>
-                <w:szCs w:val="22"/>
-              </w:rPr>
-              <w:t xml:space="preserve"> </w:t>
-            </w:r>
-            <w:r>
-              <w:rPr>
-                <w:rFonts w:asciiTheme="majorHAnsi" w:hAnsiTheme="majorHAnsi"/>
-                <w:color w:val="002060"/>
-                <w:sz w:val="22"/>
-                <w:szCs w:val="22"/>
+                <w:sz w:val="20"/>
+                <w:szCs w:val="20"/>
               </w:rPr>
               <w:t>of engineering in computer sc</w:t>
             </w:r>
@@ -2725,8 +2033,8 @@
               <w:rPr>
                 <w:rFonts w:asciiTheme="majorHAnsi" w:hAnsiTheme="majorHAnsi"/>
                 <w:color w:val="002060"/>
-                <w:sz w:val="22"/>
-                <w:szCs w:val="22"/>
+                <w:sz w:val="20"/>
+                <w:szCs w:val="20"/>
               </w:rPr>
               <w:t>ience</w:t>
             </w:r>
@@ -2734,8 +2042,8 @@
               <w:rPr>
                 <w:rFonts w:asciiTheme="majorHAnsi" w:hAnsiTheme="majorHAnsi"/>
                 <w:color w:val="002060"/>
-                <w:sz w:val="22"/>
-                <w:szCs w:val="22"/>
+                <w:sz w:val="20"/>
+                <w:szCs w:val="20"/>
               </w:rPr>
               <w:tab/>
             </w:r>
@@ -2750,43 +2058,25 @@
               <w:rPr>
                 <w:rFonts w:asciiTheme="majorHAnsi" w:hAnsiTheme="majorHAnsi"/>
                 <w:color w:val="002060"/>
-                <w:sz w:val="22"/>
-                <w:szCs w:val="22"/>
+                <w:sz w:val="20"/>
+                <w:szCs w:val="20"/>
               </w:rPr>
             </w:pPr>
             <w:r>
               <w:rPr>
                 <w:rFonts w:asciiTheme="majorHAnsi" w:hAnsiTheme="majorHAnsi"/>
                 <w:color w:val="002060"/>
-                <w:sz w:val="22"/>
-                <w:szCs w:val="22"/>
+                <w:sz w:val="20"/>
+                <w:szCs w:val="20"/>
               </w:rPr>
-              <w:t>September 202</w:t>
+              <w:t xml:space="preserve">September 2022 — </w:t>
             </w:r>
             <w:r>
               <w:rPr>
                 <w:rFonts w:asciiTheme="majorHAnsi" w:hAnsiTheme="majorHAnsi"/>
                 <w:color w:val="002060"/>
-                <w:sz w:val="22"/>
-                <w:szCs w:val="22"/>
-              </w:rPr>
-              <w:t>2</w:t>
-            </w:r>
-            <w:r>
-              <w:rPr>
-                <w:rFonts w:asciiTheme="majorHAnsi" w:hAnsiTheme="majorHAnsi"/>
-                <w:color w:val="002060"/>
-                <w:sz w:val="22"/>
-                <w:szCs w:val="22"/>
-              </w:rPr>
-              <w:t xml:space="preserve"> — </w:t>
-            </w:r>
-            <w:r>
-              <w:rPr>
-                <w:rFonts w:asciiTheme="majorHAnsi" w:hAnsiTheme="majorHAnsi"/>
-                <w:color w:val="002060"/>
-                <w:sz w:val="22"/>
-                <w:szCs w:val="22"/>
+                <w:sz w:val="20"/>
+                <w:szCs w:val="20"/>
               </w:rPr>
               <w:t>June 2024</w:t>
             </w:r>
@@ -2794,8 +2084,8 @@
               <w:rPr>
                 <w:rFonts w:asciiTheme="majorHAnsi" w:hAnsiTheme="majorHAnsi"/>
                 <w:color w:val="002060"/>
-                <w:sz w:val="22"/>
-                <w:szCs w:val="22"/>
+                <w:sz w:val="20"/>
+                <w:szCs w:val="20"/>
               </w:rPr>
               <w:t xml:space="preserve"> (2 years completed)</w:t>
             </w:r>
@@ -2807,12 +2097,16 @@
               <w:rPr>
                 <w:rFonts w:asciiTheme="majorHAnsi" w:hAnsiTheme="majorHAnsi"/>
                 <w:color w:val="002060"/>
+                <w:sz w:val="20"/>
+                <w:szCs w:val="20"/>
               </w:rPr>
             </w:pPr>
             <w:r>
               <w:rPr>
                 <w:rFonts w:asciiTheme="majorHAnsi" w:hAnsiTheme="majorHAnsi"/>
                 <w:color w:val="002060"/>
+                <w:sz w:val="20"/>
+                <w:szCs w:val="20"/>
               </w:rPr>
               <w:t xml:space="preserve">Hong Kong University of Science and Technology </w:t>
             </w:r>
@@ -2830,6 +2124,8 @@
                 <w:i/>
                 <w:iCs/>
                 <w:color w:val="000000" w:themeColor="text1"/>
+                <w:sz w:val="20"/>
+                <w:szCs w:val="20"/>
               </w:rPr>
             </w:pPr>
             <w:r>
@@ -2838,6 +2134,8 @@
                 <w:i/>
                 <w:iCs/>
                 <w:color w:val="000000" w:themeColor="text1"/>
+                <w:sz w:val="20"/>
+                <w:szCs w:val="20"/>
               </w:rPr>
               <w:t>Gain</w:t>
             </w:r>
@@ -2847,6 +2145,8 @@
                 <w:i/>
                 <w:iCs/>
                 <w:color w:val="000000" w:themeColor="text1"/>
+                <w:sz w:val="20"/>
+                <w:szCs w:val="20"/>
               </w:rPr>
               <w:t>ed</w:t>
             </w:r>
@@ -2856,6 +2156,8 @@
                 <w:i/>
                 <w:iCs/>
                 <w:color w:val="000000" w:themeColor="text1"/>
+                <w:sz w:val="20"/>
+                <w:szCs w:val="20"/>
               </w:rPr>
               <w:t xml:space="preserve"> great knowledge under the supervision of excellent Professors</w:t>
             </w:r>
@@ -2870,8 +2172,8 @@
               <w:rPr>
                 <w:rFonts w:asciiTheme="majorHAnsi" w:hAnsiTheme="majorHAnsi"/>
                 <w:color w:val="002060"/>
-                <w:sz w:val="22"/>
-                <w:szCs w:val="22"/>
+                <w:sz w:val="20"/>
+                <w:szCs w:val="20"/>
               </w:rPr>
             </w:pPr>
           </w:p>
@@ -2885,16 +2187,16 @@
               <w:rPr>
                 <w:rFonts w:asciiTheme="majorHAnsi" w:hAnsiTheme="majorHAnsi"/>
                 <w:color w:val="002060"/>
-                <w:sz w:val="22"/>
-                <w:szCs w:val="22"/>
+                <w:sz w:val="20"/>
+                <w:szCs w:val="20"/>
               </w:rPr>
             </w:pPr>
             <w:r>
               <w:rPr>
                 <w:rFonts w:asciiTheme="majorHAnsi" w:hAnsiTheme="majorHAnsi"/>
                 <w:color w:val="002060"/>
-                <w:sz w:val="22"/>
-                <w:szCs w:val="22"/>
+                <w:sz w:val="20"/>
+                <w:szCs w:val="20"/>
               </w:rPr>
               <w:t xml:space="preserve">Associate in Information and System Development </w:t>
             </w:r>
@@ -2902,8 +2204,8 @@
               <w:rPr>
                 <w:rFonts w:asciiTheme="majorHAnsi" w:hAnsiTheme="majorHAnsi"/>
                 <w:color w:val="002060"/>
-                <w:sz w:val="22"/>
-                <w:szCs w:val="22"/>
+                <w:sz w:val="20"/>
+                <w:szCs w:val="20"/>
               </w:rPr>
               <w:tab/>
             </w:r>
@@ -2918,16 +2220,16 @@
               <w:rPr>
                 <w:rFonts w:asciiTheme="majorHAnsi" w:hAnsiTheme="majorHAnsi"/>
                 <w:color w:val="002060"/>
-                <w:sz w:val="22"/>
-                <w:szCs w:val="22"/>
+                <w:sz w:val="20"/>
+                <w:szCs w:val="20"/>
               </w:rPr>
             </w:pPr>
             <w:r>
               <w:rPr>
                 <w:rFonts w:asciiTheme="majorHAnsi" w:hAnsiTheme="majorHAnsi"/>
                 <w:color w:val="002060"/>
-                <w:sz w:val="22"/>
-                <w:szCs w:val="22"/>
+                <w:sz w:val="20"/>
+                <w:szCs w:val="20"/>
               </w:rPr>
               <w:t xml:space="preserve">September 2020 — </w:t>
             </w:r>
@@ -2935,8 +2237,8 @@
               <w:rPr>
                 <w:rFonts w:asciiTheme="majorHAnsi" w:hAnsiTheme="majorHAnsi"/>
                 <w:color w:val="002060"/>
-                <w:sz w:val="22"/>
-                <w:szCs w:val="22"/>
+                <w:sz w:val="20"/>
+                <w:szCs w:val="20"/>
               </w:rPr>
               <w:t>July 2022</w:t>
             </w:r>
@@ -2948,12 +2250,16 @@
               <w:rPr>
                 <w:rFonts w:asciiTheme="majorHAnsi" w:hAnsiTheme="majorHAnsi"/>
                 <w:color w:val="002060"/>
+                <w:sz w:val="20"/>
+                <w:szCs w:val="20"/>
               </w:rPr>
             </w:pPr>
             <w:r>
               <w:rPr>
                 <w:rFonts w:asciiTheme="majorHAnsi" w:hAnsiTheme="majorHAnsi"/>
                 <w:color w:val="002060"/>
+                <w:sz w:val="20"/>
+                <w:szCs w:val="20"/>
               </w:rPr>
               <w:t>City University</w:t>
             </w:r>
@@ -2961,6 +2267,8 @@
               <w:rPr>
                 <w:rFonts w:asciiTheme="majorHAnsi" w:hAnsiTheme="majorHAnsi"/>
                 <w:color w:val="002060"/>
+                <w:sz w:val="20"/>
+                <w:szCs w:val="20"/>
               </w:rPr>
               <w:t xml:space="preserve"> Community College</w:t>
             </w:r>
@@ -2978,6 +2286,8 @@
                 <w:i/>
                 <w:iCs/>
                 <w:color w:val="000000" w:themeColor="text1"/>
+                <w:sz w:val="20"/>
+                <w:szCs w:val="20"/>
               </w:rPr>
             </w:pPr>
             <w:r>
@@ -2986,6 +2296,8 @@
                 <w:i/>
                 <w:iCs/>
                 <w:color w:val="000000" w:themeColor="text1"/>
+                <w:sz w:val="20"/>
+                <w:szCs w:val="20"/>
               </w:rPr>
               <w:t>Associates Degree in Information and System Development</w:t>
             </w:r>
@@ -3000,6 +2312,8 @@
                 <w:i/>
                 <w:iCs/>
                 <w:color w:val="000000" w:themeColor="text1"/>
+                <w:sz w:val="20"/>
+                <w:szCs w:val="20"/>
               </w:rPr>
             </w:pPr>
           </w:p>
@@ -3013,16 +2327,16 @@
               <w:rPr>
                 <w:rFonts w:asciiTheme="majorHAnsi" w:hAnsiTheme="majorHAnsi"/>
                 <w:color w:val="002060"/>
-                <w:sz w:val="22"/>
-                <w:szCs w:val="22"/>
+                <w:sz w:val="20"/>
+                <w:szCs w:val="20"/>
               </w:rPr>
             </w:pPr>
             <w:r>
               <w:rPr>
                 <w:rFonts w:asciiTheme="majorHAnsi" w:hAnsiTheme="majorHAnsi"/>
                 <w:color w:val="002060"/>
-                <w:sz w:val="22"/>
-                <w:szCs w:val="22"/>
+                <w:sz w:val="20"/>
+                <w:szCs w:val="20"/>
               </w:rPr>
               <w:t>Diploma in General Studies</w:t>
             </w:r>
@@ -3030,8 +2344,8 @@
               <w:rPr>
                 <w:rFonts w:asciiTheme="majorHAnsi" w:hAnsiTheme="majorHAnsi"/>
                 <w:color w:val="002060"/>
-                <w:sz w:val="22"/>
-                <w:szCs w:val="22"/>
+                <w:sz w:val="20"/>
+                <w:szCs w:val="20"/>
               </w:rPr>
               <w:tab/>
             </w:r>
@@ -3046,16 +2360,16 @@
               <w:rPr>
                 <w:rFonts w:asciiTheme="majorHAnsi" w:hAnsiTheme="majorHAnsi"/>
                 <w:color w:val="002060"/>
-                <w:sz w:val="22"/>
-                <w:szCs w:val="22"/>
+                <w:sz w:val="20"/>
+                <w:szCs w:val="20"/>
               </w:rPr>
             </w:pPr>
             <w:r>
               <w:rPr>
                 <w:rFonts w:asciiTheme="majorHAnsi" w:hAnsiTheme="majorHAnsi"/>
                 <w:color w:val="002060"/>
-                <w:sz w:val="22"/>
-                <w:szCs w:val="22"/>
+                <w:sz w:val="20"/>
+                <w:szCs w:val="20"/>
               </w:rPr>
               <w:t>September 2019 — May 2020</w:t>
             </w:r>
@@ -3067,12 +2381,16 @@
               <w:rPr>
                 <w:rFonts w:asciiTheme="majorHAnsi" w:hAnsiTheme="majorHAnsi"/>
                 <w:color w:val="002060"/>
+                <w:sz w:val="20"/>
+                <w:szCs w:val="20"/>
               </w:rPr>
             </w:pPr>
             <w:r>
               <w:rPr>
                 <w:rFonts w:asciiTheme="majorHAnsi" w:hAnsiTheme="majorHAnsi"/>
                 <w:color w:val="002060"/>
+                <w:sz w:val="20"/>
+                <w:szCs w:val="20"/>
               </w:rPr>
               <w:t>City University</w:t>
             </w:r>
@@ -3090,6 +2408,8 @@
                 <w:i/>
                 <w:iCs/>
                 <w:color w:val="000000" w:themeColor="text1"/>
+                <w:sz w:val="20"/>
+                <w:szCs w:val="20"/>
               </w:rPr>
             </w:pPr>
             <w:r>
@@ -3099,30 +2419,11 @@
                 <w:i/>
                 <w:iCs/>
                 <w:color w:val="000000" w:themeColor="text1"/>
+                <w:sz w:val="20"/>
+                <w:szCs w:val="20"/>
                 <w:bdr w:val="none" w:sz="0" w:space="0" w:color="auto" w:frame="1"/>
               </w:rPr>
               <w:t>Diploma in General Studies (Distinction)</w:t>
-            </w:r>
-          </w:p>
-          <w:p>
-            <w:pPr>
-              <w:pStyle w:val="ListParagraph"/>
-              <w:numPr>
-                <w:ilvl w:val="0"/>
-                <w:numId w:val="26"/>
-              </w:numPr>
-              <w:spacing w:after="71" w:line="259" w:lineRule="auto"/>
-              <w:rPr>
-                <w:rFonts w:asciiTheme="majorHAnsi" w:hAnsiTheme="majorHAnsi"/>
-                <w:color w:val="000000" w:themeColor="text1"/>
-              </w:rPr>
-            </w:pPr>
-            <w:r>
-              <w:rPr>
-                <w:rFonts w:asciiTheme="majorHAnsi" w:hAnsiTheme="majorHAnsi"/>
-                <w:color w:val="000000" w:themeColor="text1"/>
-              </w:rPr>
-              <w:t>Opportunity to meet new people and further develop my personality.</w:t>
             </w:r>
           </w:p>
           <w:p>
@@ -3135,8 +2436,8 @@
               <w:rPr>
                 <w:rFonts w:asciiTheme="majorHAnsi" w:hAnsiTheme="majorHAnsi"/>
                 <w:color w:val="002060"/>
-                <w:sz w:val="22"/>
-                <w:szCs w:val="22"/>
+                <w:sz w:val="20"/>
+                <w:szCs w:val="20"/>
               </w:rPr>
             </w:pPr>
           </w:p>
@@ -3150,16 +2451,16 @@
               <w:rPr>
                 <w:rFonts w:asciiTheme="majorHAnsi" w:hAnsiTheme="majorHAnsi"/>
                 <w:color w:val="002060"/>
-                <w:sz w:val="22"/>
-                <w:szCs w:val="22"/>
+                <w:sz w:val="20"/>
+                <w:szCs w:val="20"/>
               </w:rPr>
             </w:pPr>
             <w:r>
               <w:rPr>
                 <w:rFonts w:asciiTheme="majorHAnsi" w:hAnsiTheme="majorHAnsi"/>
                 <w:color w:val="002060"/>
-                <w:sz w:val="22"/>
-                <w:szCs w:val="22"/>
+                <w:sz w:val="20"/>
+                <w:szCs w:val="20"/>
               </w:rPr>
               <w:t>Secondary School</w:t>
             </w:r>
@@ -3167,8 +2468,8 @@
               <w:rPr>
                 <w:rFonts w:asciiTheme="majorHAnsi" w:hAnsiTheme="majorHAnsi"/>
                 <w:color w:val="002060"/>
-                <w:sz w:val="22"/>
-                <w:szCs w:val="22"/>
+                <w:sz w:val="20"/>
+                <w:szCs w:val="20"/>
               </w:rPr>
               <w:tab/>
             </w:r>
@@ -3183,16 +2484,16 @@
               <w:rPr>
                 <w:rFonts w:asciiTheme="majorHAnsi" w:hAnsiTheme="majorHAnsi"/>
                 <w:color w:val="002060"/>
-                <w:sz w:val="22"/>
-                <w:szCs w:val="22"/>
+                <w:sz w:val="20"/>
+                <w:szCs w:val="20"/>
               </w:rPr>
             </w:pPr>
             <w:r>
               <w:rPr>
                 <w:rFonts w:asciiTheme="majorHAnsi" w:hAnsiTheme="majorHAnsi"/>
                 <w:color w:val="002060"/>
-                <w:sz w:val="22"/>
-                <w:szCs w:val="22"/>
+                <w:sz w:val="20"/>
+                <w:szCs w:val="20"/>
               </w:rPr>
               <w:t>September 2013 — February 2019</w:t>
             </w:r>
@@ -3204,12 +2505,16 @@
               <w:rPr>
                 <w:rFonts w:asciiTheme="majorHAnsi" w:hAnsiTheme="majorHAnsi"/>
                 <w:color w:val="002060"/>
+                <w:sz w:val="20"/>
+                <w:szCs w:val="20"/>
               </w:rPr>
             </w:pPr>
             <w:r>
               <w:rPr>
                 <w:rFonts w:asciiTheme="majorHAnsi" w:hAnsiTheme="majorHAnsi"/>
                 <w:color w:val="002060"/>
+                <w:sz w:val="20"/>
+                <w:szCs w:val="20"/>
               </w:rPr>
               <w:t xml:space="preserve">YMCA of </w:t>
             </w:r>
@@ -3217,6 +2522,8 @@
               <w:rPr>
                 <w:rFonts w:asciiTheme="majorHAnsi" w:hAnsiTheme="majorHAnsi"/>
                 <w:color w:val="002060"/>
+                <w:sz w:val="20"/>
+                <w:szCs w:val="20"/>
               </w:rPr>
               <w:t xml:space="preserve">Hong Kong </w:t>
             </w:r>
@@ -3224,6 +2531,8 @@
               <w:rPr>
                 <w:rFonts w:asciiTheme="majorHAnsi" w:hAnsiTheme="majorHAnsi"/>
                 <w:color w:val="002060"/>
+                <w:sz w:val="20"/>
+                <w:szCs w:val="20"/>
               </w:rPr>
               <w:t>Christian College (Hong Kong Diploma of Secondary Examination)</w:t>
             </w:r>
@@ -3241,6 +2550,8 @@
                 <w:i/>
                 <w:iCs/>
                 <w:color w:val="000000" w:themeColor="text1"/>
+                <w:sz w:val="20"/>
+                <w:szCs w:val="20"/>
               </w:rPr>
             </w:pPr>
             <w:r>
@@ -3249,6 +2560,8 @@
                 <w:i/>
                 <w:iCs/>
                 <w:color w:val="000000" w:themeColor="text1"/>
+                <w:sz w:val="20"/>
+                <w:szCs w:val="20"/>
               </w:rPr>
               <w:t xml:space="preserve">2019 HKDSE; </w:t>
             </w:r>
@@ -3258,78 +2571,10 @@
                 <w:i/>
                 <w:iCs/>
                 <w:color w:val="000000" w:themeColor="text1"/>
+                <w:sz w:val="20"/>
+                <w:szCs w:val="20"/>
               </w:rPr>
               <w:t>Obtained a HKDSE certificate</w:t>
-            </w:r>
-          </w:p>
-          <w:p>
-            <w:pPr>
-              <w:pStyle w:val="ListParagraph"/>
-              <w:numPr>
-                <w:ilvl w:val="0"/>
-                <w:numId w:val="25"/>
-              </w:numPr>
-              <w:spacing w:after="361" w:line="259" w:lineRule="auto"/>
-              <w:rPr>
-                <w:rFonts w:asciiTheme="majorHAnsi" w:hAnsiTheme="majorHAnsi"/>
-                <w:color w:val="000000" w:themeColor="text1"/>
-              </w:rPr>
-            </w:pPr>
-            <w:r>
-              <w:rPr>
-                <w:rFonts w:asciiTheme="majorHAnsi" w:hAnsiTheme="majorHAnsi"/>
-                <w:color w:val="000000" w:themeColor="text1"/>
-              </w:rPr>
-              <w:t>Gained l</w:t>
-            </w:r>
-            <w:r>
-              <w:rPr>
-                <w:rFonts w:asciiTheme="majorHAnsi" w:hAnsiTheme="majorHAnsi"/>
-                <w:color w:val="000000" w:themeColor="text1"/>
-              </w:rPr>
-              <w:t xml:space="preserve">ot of experience not in just studies but also </w:t>
-            </w:r>
-            <w:r>
-              <w:rPr>
-                <w:rFonts w:asciiTheme="majorHAnsi" w:hAnsiTheme="majorHAnsi"/>
-                <w:color w:val="000000" w:themeColor="text1"/>
-              </w:rPr>
-              <w:t>establishing</w:t>
-            </w:r>
-            <w:r>
-              <w:rPr>
-                <w:rFonts w:asciiTheme="majorHAnsi" w:hAnsiTheme="majorHAnsi"/>
-                <w:color w:val="000000" w:themeColor="text1"/>
-              </w:rPr>
-              <w:t xml:space="preserve"> social life</w:t>
-            </w:r>
-          </w:p>
-          <w:p>
-            <w:pPr>
-              <w:pStyle w:val="ListParagraph"/>
-              <w:numPr>
-                <w:ilvl w:val="0"/>
-                <w:numId w:val="25"/>
-              </w:numPr>
-              <w:spacing w:after="361" w:line="259" w:lineRule="auto"/>
-              <w:rPr>
-                <w:rFonts w:asciiTheme="majorHAnsi" w:hAnsiTheme="majorHAnsi"/>
-                <w:color w:val="000000" w:themeColor="text1"/>
-              </w:rPr>
-            </w:pPr>
-            <w:r>
-              <w:rPr>
-                <w:rFonts w:asciiTheme="majorHAnsi" w:hAnsiTheme="majorHAnsi"/>
-                <w:color w:val="000000" w:themeColor="text1"/>
-              </w:rPr>
-              <w:t>D</w:t>
-            </w:r>
-            <w:r>
-              <w:rPr>
-                <w:rFonts w:asciiTheme="majorHAnsi" w:hAnsiTheme="majorHAnsi"/>
-                <w:color w:val="000000" w:themeColor="text1"/>
-              </w:rPr>
-              <w:t xml:space="preserve">eveloped skills required to communicate and express myself for future purposes. </w:t>
             </w:r>
           </w:p>
         </w:tc>
@@ -3338,20 +2583,19 @@
     <w:p>
       <w:pPr>
         <w:pStyle w:val="Heading1"/>
-        <w:ind w:left="-5"/>
         <w:rPr>
           <w:color w:val="002060"/>
-          <w:sz w:val="22"/>
-          <w:szCs w:val="22"/>
+          <w:sz w:val="20"/>
+          <w:szCs w:val="20"/>
         </w:rPr>
       </w:pPr>
       <w:r>
         <w:rPr>
           <w:color w:val="002060"/>
-          <w:sz w:val="22"/>
-          <w:szCs w:val="22"/>
+          <w:sz w:val="20"/>
+          <w:szCs w:val="20"/>
         </w:rPr>
-        <w:t>Interests/Skills</w:t>
+        <w:t>Interests</w:t>
       </w:r>
     </w:p>
     <w:p>
@@ -3365,6 +2609,8 @@
         <w:rPr>
           <w:rFonts w:asciiTheme="majorHAnsi" w:hAnsiTheme="majorHAnsi"/>
           <w:color w:val="000000" w:themeColor="text1"/>
+          <w:sz w:val="20"/>
+          <w:szCs w:val="20"/>
         </w:rPr>
       </w:pPr>
       <w:r>
@@ -3373,6 +2619,8 @@
           <w:b/>
           <w:bCs/>
           <w:color w:val="000000" w:themeColor="text1"/>
+          <w:sz w:val="20"/>
+          <w:szCs w:val="20"/>
         </w:rPr>
         <w:t xml:space="preserve">Languages: </w:t>
       </w:r>
@@ -3380,6 +2628,8 @@
         <w:rPr>
           <w:rFonts w:asciiTheme="majorHAnsi" w:hAnsiTheme="majorHAnsi"/>
           <w:color w:val="000000" w:themeColor="text1"/>
+          <w:sz w:val="20"/>
+          <w:szCs w:val="20"/>
         </w:rPr>
         <w:t>Fluent in English, Punjabi, Hindi; Conversational in Cantonese; Elementary in Mandarin</w:t>
       </w:r>
@@ -3395,6 +2645,8 @@
         <w:rPr>
           <w:rFonts w:asciiTheme="majorHAnsi" w:hAnsiTheme="majorHAnsi"/>
           <w:color w:val="000000" w:themeColor="text1"/>
+          <w:sz w:val="20"/>
+          <w:szCs w:val="20"/>
         </w:rPr>
       </w:pPr>
       <w:r>
@@ -3403,6 +2655,8 @@
           <w:b/>
           <w:bCs/>
           <w:color w:val="000000" w:themeColor="text1"/>
+          <w:sz w:val="20"/>
+          <w:szCs w:val="20"/>
         </w:rPr>
         <w:t>Soft Skills:</w:t>
       </w:r>
@@ -3410,6 +2664,8 @@
         <w:rPr>
           <w:rFonts w:asciiTheme="majorHAnsi" w:hAnsiTheme="majorHAnsi"/>
           <w:color w:val="000000" w:themeColor="text1"/>
+          <w:sz w:val="20"/>
+          <w:szCs w:val="20"/>
         </w:rPr>
         <w:t xml:space="preserve"> </w:t>
       </w:r>
@@ -3417,6 +2673,8 @@
         <w:rPr>
           <w:rFonts w:asciiTheme="majorHAnsi" w:hAnsiTheme="majorHAnsi"/>
           <w:color w:val="000000" w:themeColor="text1"/>
+          <w:sz w:val="20"/>
+          <w:szCs w:val="20"/>
         </w:rPr>
         <w:t>Excellent communication, organization, customer service</w:t>
       </w:r>
@@ -3424,6 +2682,8 @@
         <w:rPr>
           <w:rFonts w:asciiTheme="majorHAnsi" w:hAnsiTheme="majorHAnsi"/>
           <w:color w:val="000000" w:themeColor="text1"/>
+          <w:sz w:val="20"/>
+          <w:szCs w:val="20"/>
         </w:rPr>
         <w:t xml:space="preserve">, and </w:t>
       </w:r>
@@ -3431,140 +2691,10 @@
         <w:rPr>
           <w:rFonts w:asciiTheme="majorHAnsi" w:hAnsiTheme="majorHAnsi"/>
           <w:color w:val="000000" w:themeColor="text1"/>
+          <w:sz w:val="20"/>
+          <w:szCs w:val="20"/>
         </w:rPr>
         <w:t>adaptability</w:t>
-      </w:r>
-    </w:p>
-    <w:p>
-      <w:pPr>
-        <w:pStyle w:val="ListParagraph"/>
-        <w:numPr>
-          <w:ilvl w:val="0"/>
-          <w:numId w:val="29"/>
-        </w:numPr>
-        <w:spacing w:line="360" w:lineRule="auto"/>
-        <w:rPr>
-          <w:rFonts w:asciiTheme="majorHAnsi" w:hAnsiTheme="majorHAnsi"/>
-          <w:color w:val="000000" w:themeColor="text1"/>
-        </w:rPr>
-      </w:pPr>
-      <w:r>
-        <w:rPr>
-          <w:rFonts w:asciiTheme="majorHAnsi" w:hAnsiTheme="majorHAnsi"/>
-          <w:b/>
-          <w:bCs/>
-          <w:color w:val="000000" w:themeColor="text1"/>
-        </w:rPr>
-        <w:t>Technical</w:t>
-      </w:r>
-      <w:r>
-        <w:rPr>
-          <w:rFonts w:asciiTheme="majorHAnsi" w:hAnsiTheme="majorHAnsi"/>
-          <w:color w:val="000000" w:themeColor="text1"/>
-        </w:rPr>
-        <w:t xml:space="preserve"> </w:t>
-      </w:r>
-      <w:r>
-        <w:rPr>
-          <w:rFonts w:asciiTheme="majorHAnsi" w:hAnsiTheme="majorHAnsi"/>
-          <w:b/>
-          <w:bCs/>
-          <w:color w:val="000000" w:themeColor="text1"/>
-        </w:rPr>
-        <w:t>S</w:t>
-      </w:r>
-      <w:r>
-        <w:rPr>
-          <w:rFonts w:asciiTheme="majorHAnsi" w:hAnsiTheme="majorHAnsi"/>
-          <w:b/>
-          <w:bCs/>
-          <w:color w:val="000000" w:themeColor="text1"/>
-        </w:rPr>
-        <w:t>kills</w:t>
-      </w:r>
-      <w:r>
-        <w:rPr>
-          <w:rFonts w:asciiTheme="majorHAnsi" w:hAnsiTheme="majorHAnsi"/>
-          <w:color w:val="000000" w:themeColor="text1"/>
-        </w:rPr>
-        <w:t xml:space="preserve">: </w:t>
-      </w:r>
-      <w:r>
-        <w:rPr>
-          <w:rFonts w:asciiTheme="majorHAnsi" w:hAnsiTheme="majorHAnsi"/>
-          <w:color w:val="000000" w:themeColor="text1"/>
-        </w:rPr>
-        <w:t>C++, JavaScript</w:t>
-      </w:r>
-      <w:r>
-        <w:rPr>
-          <w:rFonts w:asciiTheme="majorHAnsi" w:hAnsiTheme="majorHAnsi"/>
-          <w:color w:val="000000" w:themeColor="text1"/>
-        </w:rPr>
-        <w:t>,</w:t>
-      </w:r>
-      <w:r>
-        <w:rPr>
-          <w:rFonts w:asciiTheme="majorHAnsi" w:hAnsiTheme="majorHAnsi"/>
-          <w:color w:val="000000" w:themeColor="text1"/>
-        </w:rPr>
-        <w:t xml:space="preserve"> SQL</w:t>
-      </w:r>
-      <w:r>
-        <w:rPr>
-          <w:rFonts w:asciiTheme="majorHAnsi" w:hAnsiTheme="majorHAnsi"/>
-          <w:color w:val="000000" w:themeColor="text1"/>
-        </w:rPr>
-        <w:t>,</w:t>
-      </w:r>
-      <w:r>
-        <w:rPr>
-          <w:rFonts w:asciiTheme="majorHAnsi" w:hAnsiTheme="majorHAnsi"/>
-          <w:color w:val="000000" w:themeColor="text1"/>
-        </w:rPr>
-        <w:t xml:space="preserve"> </w:t>
-      </w:r>
-      <w:r>
-        <w:rPr>
-          <w:rFonts w:asciiTheme="majorHAnsi" w:hAnsiTheme="majorHAnsi"/>
-          <w:color w:val="000000" w:themeColor="text1"/>
-        </w:rPr>
-        <w:t xml:space="preserve">MySQL, </w:t>
-      </w:r>
-      <w:r>
-        <w:rPr>
-          <w:rFonts w:asciiTheme="majorHAnsi" w:hAnsiTheme="majorHAnsi"/>
-          <w:color w:val="000000" w:themeColor="text1"/>
-        </w:rPr>
-        <w:t>HTML,</w:t>
-      </w:r>
-      <w:r>
-        <w:rPr>
-          <w:rFonts w:asciiTheme="majorHAnsi" w:hAnsiTheme="majorHAnsi"/>
-          <w:color w:val="000000" w:themeColor="text1"/>
-        </w:rPr>
-        <w:t xml:space="preserve"> </w:t>
-      </w:r>
-      <w:r>
-        <w:rPr>
-          <w:rFonts w:asciiTheme="majorHAnsi" w:hAnsiTheme="majorHAnsi"/>
-          <w:color w:val="000000" w:themeColor="text1"/>
-        </w:rPr>
-        <w:t xml:space="preserve">Python, </w:t>
-      </w:r>
-      <w:r>
-        <w:rPr>
-          <w:rFonts w:asciiTheme="majorHAnsi" w:hAnsiTheme="majorHAnsi"/>
-          <w:color w:val="000000" w:themeColor="text1"/>
-        </w:rPr>
-        <w:t xml:space="preserve">Oracle, and </w:t>
-      </w:r>
-      <w:r>
-        <w:rPr>
-          <w:rFonts w:asciiTheme="majorHAnsi" w:hAnsiTheme="majorHAnsi"/>
-          <w:color w:val="000000" w:themeColor="text1"/>
-        </w:rPr>
-        <w:t>Blender</w:t>
       </w:r>
     </w:p>
     <w:p>
@@ -3579,6 +2709,8 @@
           <w:rStyle w:val="eop"/>
           <w:rFonts w:asciiTheme="majorHAnsi" w:hAnsiTheme="majorHAnsi"/>
           <w:color w:val="000000" w:themeColor="text1"/>
+          <w:sz w:val="20"/>
+          <w:szCs w:val="20"/>
         </w:rPr>
       </w:pPr>
       <w:r>
@@ -3587,6 +2719,8 @@
           <w:b/>
           <w:bCs/>
           <w:color w:val="000000" w:themeColor="text1"/>
+          <w:sz w:val="20"/>
+          <w:szCs w:val="20"/>
         </w:rPr>
         <w:t xml:space="preserve">Hobbies: </w:t>
       </w:r>
@@ -3594,6 +2728,8 @@
         <w:rPr>
           <w:rFonts w:asciiTheme="majorHAnsi" w:hAnsiTheme="majorHAnsi"/>
           <w:color w:val="000000" w:themeColor="text1"/>
+          <w:sz w:val="20"/>
+          <w:szCs w:val="20"/>
         </w:rPr>
         <w:t>Enjoy</w:t>
       </w:r>
@@ -3601,6 +2737,8 @@
         <w:rPr>
           <w:rFonts w:asciiTheme="majorHAnsi" w:hAnsiTheme="majorHAnsi"/>
           <w:color w:val="000000" w:themeColor="text1"/>
+          <w:sz w:val="20"/>
+          <w:szCs w:val="20"/>
         </w:rPr>
         <w:t xml:space="preserve"> gym, read</w:t>
       </w:r>
@@ -3608,6 +2746,8 @@
         <w:rPr>
           <w:rFonts w:asciiTheme="majorHAnsi" w:hAnsiTheme="majorHAnsi"/>
           <w:color w:val="000000" w:themeColor="text1"/>
+          <w:sz w:val="20"/>
+          <w:szCs w:val="20"/>
         </w:rPr>
         <w:t>ing</w:t>
       </w:r>
@@ -3615,6 +2755,8 @@
         <w:rPr>
           <w:rFonts w:asciiTheme="majorHAnsi" w:hAnsiTheme="majorHAnsi"/>
           <w:color w:val="000000" w:themeColor="text1"/>
+          <w:sz w:val="20"/>
+          <w:szCs w:val="20"/>
         </w:rPr>
         <w:t xml:space="preserve"> books, and hik</w:t>
       </w:r>
@@ -3622,14 +2764,16 @@
         <w:rPr>
           <w:rFonts w:asciiTheme="majorHAnsi" w:hAnsiTheme="majorHAnsi"/>
           <w:color w:val="000000" w:themeColor="text1"/>
+          <w:sz w:val="20"/>
+          <w:szCs w:val="20"/>
         </w:rPr>
         <w:t>ing</w:t>
       </w:r>
     </w:p>
     <w:sectPr>
-      <w:footerReference w:type="default" r:id="rId12"/>
-      <w:headerReference w:type="first" r:id="rId13"/>
-      <w:footerReference w:type="first" r:id="rId14"/>
+      <w:footerReference w:type="default" r:id="rId13"/>
+      <w:headerReference w:type="first" r:id="rId14"/>
+      <w:footerReference w:type="first" r:id="rId15"/>
       <w:pgSz w:w="12240" w:h="15840" w:code="1"/>
       <w:pgMar w:top="950" w:right="1440" w:bottom="1080" w:left="1440" w:header="576" w:footer="720" w:gutter="0"/>
       <w:cols w:space="720"/>
@@ -7379,7 +6523,7 @@
   <w:style w:type="paragraph" w:default="1" w:styleId="Normal">
     <w:name w:val="Normal"/>
     <w:qFormat/>
-    <w:rsid w:val="006E1507"/>
+    <w:rsid w:val="00FB50BD"/>
   </w:style>
   <w:style w:type="paragraph" w:styleId="Heading1">
     <w:name w:val="heading 1"/>
@@ -31839,20 +30983,22 @@
   </w:compat>
   <w:rsids>
     <w:rsidRoot w:val="00AA48D6"/>
-    <w:rsid w:val="00044FBD"/>
     <w:rsid w:val="00067E23"/>
     <w:rsid w:val="000B32B4"/>
     <w:rsid w:val="000C2227"/>
-    <w:rsid w:val="001257AF"/>
     <w:rsid w:val="00142B4D"/>
     <w:rsid w:val="0019308F"/>
     <w:rsid w:val="002914ED"/>
+    <w:rsid w:val="002A5CE2"/>
+    <w:rsid w:val="00330483"/>
+    <w:rsid w:val="0033615E"/>
     <w:rsid w:val="00376ACE"/>
     <w:rsid w:val="00386CD0"/>
     <w:rsid w:val="003C1486"/>
     <w:rsid w:val="003E0B3B"/>
-    <w:rsid w:val="003E4447"/>
     <w:rsid w:val="00427A82"/>
+    <w:rsid w:val="00441BE2"/>
+    <w:rsid w:val="004475E3"/>
     <w:rsid w:val="00463FA2"/>
     <w:rsid w:val="004C6711"/>
     <w:rsid w:val="004E38AE"/>
@@ -31862,9 +31008,11 @@
     <w:rsid w:val="005A4F92"/>
     <w:rsid w:val="006410A1"/>
     <w:rsid w:val="00695BE4"/>
+    <w:rsid w:val="006B4758"/>
     <w:rsid w:val="006C0463"/>
     <w:rsid w:val="00723C92"/>
     <w:rsid w:val="007F507D"/>
+    <w:rsid w:val="00810B50"/>
     <w:rsid w:val="00851C2A"/>
     <w:rsid w:val="00860C39"/>
     <w:rsid w:val="00905B31"/>
@@ -31873,8 +31021,9 @@
     <w:rsid w:val="00921B00"/>
     <w:rsid w:val="00984C07"/>
     <w:rsid w:val="00AA48D6"/>
-    <w:rsid w:val="00AC5967"/>
     <w:rsid w:val="00B1079A"/>
+    <w:rsid w:val="00BA2D43"/>
+    <w:rsid w:val="00BE015F"/>
     <w:rsid w:val="00C26F51"/>
     <w:rsid w:val="00C3155B"/>
     <w:rsid w:val="00C437F5"/>
@@ -31886,6 +31035,7 @@
     <w:rsid w:val="00EA5C19"/>
     <w:rsid w:val="00EA6251"/>
     <w:rsid w:val="00F12BCC"/>
+    <w:rsid w:val="00FA18F5"/>
   </w:rsids>
   <m:mathPr>
     <m:mathFont m:val="Cambria Math"/>
@@ -32549,6 +31699,15 @@
 </file>
 
 <file path=customXml/item1.xml><?xml version="1.0" encoding="utf-8"?>
+<?mso-contentType ?>
+<FormTemplates xmlns="http://schemas.microsoft.com/sharepoint/v3/contenttype/forms">
+  <Display>DocumentLibraryForm</Display>
+  <Edit>DocumentLibraryForm</Edit>
+  <New>DocumentLibraryForm</New>
+</FormTemplates>
+</file>
+
+<file path=customXml/item2.xml><?xml version="1.0" encoding="utf-8"?>
 <ct:contentTypeSchema xmlns:ct="http://schemas.microsoft.com/office/2006/metadata/contentType" xmlns:ma="http://schemas.microsoft.com/office/2006/metadata/properties/metaAttributes" ct:_="" ma:_="" ma:contentTypeName="Document" ma:contentTypeID="0x01010079F111ED35F8CC479449609E8A0923A6" ma:contentTypeVersion="12" ma:contentTypeDescription="Create a new document." ma:contentTypeScope="" ma:versionID="7e3f163ba23981de9af4e94a4fc3c170">
   <xsd:schema xmlns:xsd="http://www.w3.org/2001/XMLSchema" xmlns:xs="http://www.w3.org/2001/XMLSchema" xmlns:p="http://schemas.microsoft.com/office/2006/metadata/properties" xmlns:ns2="71af3243-3dd4-4a8d-8c0d-dd76da1f02a5" xmlns:ns3="16c05727-aa75-4e4a-9b5f-8a80a1165891" targetNamespace="http://schemas.microsoft.com/office/2006/metadata/properties" ma:root="true" ma:fieldsID="77303e74caa42b09a8f0afd286949429" ns2:_="" ns3:_="">
     <xsd:import namespace="71af3243-3dd4-4a8d-8c0d-dd76da1f02a5"/>
@@ -32769,16 +31928,11 @@
 </ct:contentTypeSchema>
 </file>
 
-<file path=customXml/item2.xml><?xml version="1.0" encoding="utf-8"?>
-<?mso-contentType ?>
-<FormTemplates xmlns="http://schemas.microsoft.com/sharepoint/v3/contenttype/forms">
-  <Display>DocumentLibraryForm</Display>
-  <Edit>DocumentLibraryForm</Edit>
-  <New>DocumentLibraryForm</New>
-</FormTemplates>
+<file path=customXml/item3.xml><?xml version="1.0" encoding="utf-8"?>
+<b:Sources xmlns:b="http://schemas.openxmlformats.org/officeDocument/2006/bibliography" xmlns="http://schemas.openxmlformats.org/officeDocument/2006/bibliography" SelectedStyle="\IEEE2006OfficeOnline.xsl" StyleName="IEEE" Version="2006"/>
 </file>
 
-<file path=customXml/item3.xml><?xml version="1.0" encoding="utf-8"?>
+<file path=customXml/item4.xml><?xml version="1.0" encoding="utf-8"?>
 <p:properties xmlns:p="http://schemas.microsoft.com/office/2006/metadata/properties" xmlns:xsi="http://www.w3.org/2001/XMLSchema-instance" xmlns:pc="http://schemas.microsoft.com/office/infopath/2007/PartnerControls">
   <documentManagement>
     <Status xmlns="71af3243-3dd4-4a8d-8c0d-dd76da1f02a5">Not started</Status>
@@ -32787,11 +31941,15 @@
 </p:properties>
 </file>
 
-<file path=customXml/item4.xml><?xml version="1.0" encoding="utf-8"?>
-<b:Sources xmlns:b="http://schemas.openxmlformats.org/officeDocument/2006/bibliography" xmlns="http://schemas.openxmlformats.org/officeDocument/2006/bibliography" SelectedStyle="\IEEE2006OfficeOnline.xsl" StyleName="IEEE" Version="2006"/>
+<file path=customXml/itemProps1.xml><?xml version="1.0" encoding="utf-8"?>
+<ds:datastoreItem xmlns:ds="http://schemas.openxmlformats.org/officeDocument/2006/customXml" ds:itemID="{210E9CCA-B965-45FD-937B-55A202EB7510}">
+  <ds:schemaRefs>
+    <ds:schemaRef ds:uri="http://schemas.microsoft.com/sharepoint/v3/contenttype/forms"/>
+  </ds:schemaRefs>
+</ds:datastoreItem>
 </file>
 
-<file path=customXml/itemProps1.xml><?xml version="1.0" encoding="utf-8"?>
+<file path=customXml/itemProps2.xml><?xml version="1.0" encoding="utf-8"?>
 <ds:datastoreItem xmlns:ds="http://schemas.openxmlformats.org/officeDocument/2006/customXml" ds:itemID="{08213137-FECA-4B2D-A0F1-4DB59211ED1A}">
   <ds:schemaRefs>
     <ds:schemaRef ds:uri="http://schemas.microsoft.com/office/2006/metadata/contentType"/>
@@ -32810,15 +31968,15 @@
 </ds:datastoreItem>
 </file>
 
-<file path=customXml/itemProps2.xml><?xml version="1.0" encoding="utf-8"?>
-<ds:datastoreItem xmlns:ds="http://schemas.openxmlformats.org/officeDocument/2006/customXml" ds:itemID="{210E9CCA-B965-45FD-937B-55A202EB7510}">
+<file path=customXml/itemProps3.xml><?xml version="1.0" encoding="utf-8"?>
+<ds:datastoreItem xmlns:ds="http://schemas.openxmlformats.org/officeDocument/2006/customXml" ds:itemID="{3A126926-CAFF-4DFE-B736-31A495F39BAA}">
   <ds:schemaRefs>
-    <ds:schemaRef ds:uri="http://schemas.microsoft.com/sharepoint/v3/contenttype/forms"/>
+    <ds:schemaRef ds:uri="http://schemas.openxmlformats.org/officeDocument/2006/bibliography"/>
   </ds:schemaRefs>
 </ds:datastoreItem>
 </file>
 
-<file path=customXml/itemProps3.xml><?xml version="1.0" encoding="utf-8"?>
+<file path=customXml/itemProps4.xml><?xml version="1.0" encoding="utf-8"?>
 <ds:datastoreItem xmlns:ds="http://schemas.openxmlformats.org/officeDocument/2006/customXml" ds:itemID="{4F662BB8-1253-4FAB-BF9A-1F186878EF90}">
   <ds:schemaRefs>
     <ds:schemaRef ds:uri="http://schemas.microsoft.com/office/2006/metadata/properties"/>
@@ -32826,12 +31984,4 @@
     <ds:schemaRef ds:uri="71af3243-3dd4-4a8d-8c0d-dd76da1f02a5"/>
   </ds:schemaRefs>
 </ds:datastoreItem>
-</file>
-
-<file path=customXml/itemProps4.xml><?xml version="1.0" encoding="utf-8"?>
-<ds:datastoreItem xmlns:ds="http://schemas.openxmlformats.org/officeDocument/2006/customXml" ds:itemID="{3A126926-CAFF-4DFE-B736-31A495F39BAA}">
-  <ds:schemaRefs>
-    <ds:schemaRef ds:uri="http://schemas.openxmlformats.org/officeDocument/2006/bibliography"/>
-  </ds:schemaRefs>
-</ds:datastoreItem>
 </file>